--- a/WebContent/docx/HER2基因扩增检测报告.docx
+++ b/WebContent/docx/HER2基因扩增检测报告.docx
@@ -1740,13 +1740,13 @@
           </w14:shadow>
         </w:rPr>
       </w:pPr>
-      <w:bookmarkStart w:id="0" w:name="_Toc30143_WPSOffice_Level1"/>
-      <w:bookmarkStart w:id="1" w:name="_Toc27500"/>
-      <w:bookmarkStart w:id="2" w:name="_Toc24178_WPSOffice_Level1"/>
-      <w:bookmarkStart w:id="3" w:name="_Toc21669"/>
-      <w:bookmarkStart w:id="4" w:name="_Toc21009_WPSOffice_Level1"/>
-      <w:bookmarkStart w:id="5" w:name="_Toc32054"/>
-      <w:bookmarkStart w:id="6" w:name="_Toc13806"/>
+      <w:bookmarkStart w:id="0" w:name="_Toc21669"/>
+      <w:bookmarkStart w:id="1" w:name="_Toc21009_WPSOffice_Level1"/>
+      <w:bookmarkStart w:id="2" w:name="_Toc13806"/>
+      <w:bookmarkStart w:id="3" w:name="_Toc24178_WPSOffice_Level1"/>
+      <w:bookmarkStart w:id="4" w:name="_Toc30143_WPSOffice_Level1"/>
+      <w:bookmarkStart w:id="5" w:name="_Toc27500"/>
+      <w:bookmarkStart w:id="6" w:name="_Toc32054"/>
       <w:bookmarkStart w:id="7" w:name="_Toc24397"/>
     </w:p>
     <w:p>
@@ -1808,6 +1808,22 @@
         <w:gridCol w:w="3316"/>
       </w:tblGrid>
       <w:tr>
+        <w:tblPrEx>
+          <w:tblBorders>
+            <w:top w:val="single" w:color="5A9D46" w:sz="24" w:space="0"/>
+            <w:left w:val="none" w:color="auto" w:sz="0" w:space="0"/>
+            <w:bottom w:val="single" w:color="A4A4A4" w:sz="4" w:space="0"/>
+            <w:right w:val="none" w:color="auto" w:sz="0" w:space="0"/>
+            <w:insideH w:val="single" w:color="A4A4A4" w:sz="4" w:space="0"/>
+            <w:insideV w:val="single" w:color="A4A4A4" w:sz="4" w:space="0"/>
+          </w:tblBorders>
+          <w:tblCellMar>
+            <w:top w:w="0" w:type="dxa"/>
+            <w:left w:w="108" w:type="dxa"/>
+            <w:bottom w:w="0" w:type="dxa"/>
+            <w:right w:w="108" w:type="dxa"/>
+          </w:tblCellMar>
+        </w:tblPrEx>
         <w:trPr>
           <w:trHeight w:val="397" w:hRule="atLeast"/>
           <w:jc w:val="center"/>
@@ -1997,6 +2013,22 @@
         </w:tc>
       </w:tr>
       <w:tr>
+        <w:tblPrEx>
+          <w:tblBorders>
+            <w:top w:val="single" w:color="5A9D46" w:sz="24" w:space="0"/>
+            <w:left w:val="none" w:color="auto" w:sz="0" w:space="0"/>
+            <w:bottom w:val="single" w:color="A4A4A4" w:sz="4" w:space="0"/>
+            <w:right w:val="none" w:color="auto" w:sz="0" w:space="0"/>
+            <w:insideH w:val="single" w:color="A4A4A4" w:sz="4" w:space="0"/>
+            <w:insideV w:val="single" w:color="A4A4A4" w:sz="4" w:space="0"/>
+          </w:tblBorders>
+          <w:tblCellMar>
+            <w:top w:w="0" w:type="dxa"/>
+            <w:left w:w="108" w:type="dxa"/>
+            <w:bottom w:w="0" w:type="dxa"/>
+            <w:right w:w="108" w:type="dxa"/>
+          </w:tblCellMar>
+        </w:tblPrEx>
         <w:trPr>
           <w:trHeight w:val="397" w:hRule="atLeast"/>
           <w:jc w:val="center"/>
@@ -2180,6 +2212,22 @@
         </w:tc>
       </w:tr>
       <w:tr>
+        <w:tblPrEx>
+          <w:tblBorders>
+            <w:top w:val="single" w:color="5A9D46" w:sz="24" w:space="0"/>
+            <w:left w:val="none" w:color="auto" w:sz="0" w:space="0"/>
+            <w:bottom w:val="single" w:color="A4A4A4" w:sz="4" w:space="0"/>
+            <w:right w:val="none" w:color="auto" w:sz="0" w:space="0"/>
+            <w:insideH w:val="single" w:color="A4A4A4" w:sz="4" w:space="0"/>
+            <w:insideV w:val="single" w:color="A4A4A4" w:sz="4" w:space="0"/>
+          </w:tblBorders>
+          <w:tblCellMar>
+            <w:top w:w="0" w:type="dxa"/>
+            <w:left w:w="108" w:type="dxa"/>
+            <w:bottom w:w="0" w:type="dxa"/>
+            <w:right w:w="108" w:type="dxa"/>
+          </w:tblCellMar>
+        </w:tblPrEx>
         <w:trPr>
           <w:trHeight w:val="397" w:hRule="atLeast"/>
           <w:jc w:val="center"/>
@@ -2363,6 +2411,22 @@
         </w:tc>
       </w:tr>
       <w:tr>
+        <w:tblPrEx>
+          <w:tblBorders>
+            <w:top w:val="single" w:color="5A9D46" w:sz="24" w:space="0"/>
+            <w:left w:val="none" w:color="auto" w:sz="0" w:space="0"/>
+            <w:bottom w:val="single" w:color="A4A4A4" w:sz="4" w:space="0"/>
+            <w:right w:val="none" w:color="auto" w:sz="0" w:space="0"/>
+            <w:insideH w:val="single" w:color="A4A4A4" w:sz="4" w:space="0"/>
+            <w:insideV w:val="single" w:color="A4A4A4" w:sz="4" w:space="0"/>
+          </w:tblBorders>
+          <w:tblCellMar>
+            <w:top w:w="0" w:type="dxa"/>
+            <w:left w:w="108" w:type="dxa"/>
+            <w:bottom w:w="0" w:type="dxa"/>
+            <w:right w:w="108" w:type="dxa"/>
+          </w:tblCellMar>
+        </w:tblPrEx>
         <w:trPr>
           <w:trHeight w:val="397" w:hRule="atLeast"/>
           <w:jc w:val="center"/>
@@ -2546,6 +2610,22 @@
         </w:tc>
       </w:tr>
       <w:tr>
+        <w:tblPrEx>
+          <w:tblBorders>
+            <w:top w:val="single" w:color="5A9D46" w:sz="24" w:space="0"/>
+            <w:left w:val="none" w:color="auto" w:sz="0" w:space="0"/>
+            <w:bottom w:val="single" w:color="A4A4A4" w:sz="4" w:space="0"/>
+            <w:right w:val="none" w:color="auto" w:sz="0" w:space="0"/>
+            <w:insideH w:val="single" w:color="A4A4A4" w:sz="4" w:space="0"/>
+            <w:insideV w:val="single" w:color="A4A4A4" w:sz="4" w:space="0"/>
+          </w:tblBorders>
+          <w:tblCellMar>
+            <w:top w:w="0" w:type="dxa"/>
+            <w:left w:w="108" w:type="dxa"/>
+            <w:bottom w:w="0" w:type="dxa"/>
+            <w:right w:w="108" w:type="dxa"/>
+          </w:tblCellMar>
+        </w:tblPrEx>
         <w:trPr>
           <w:trHeight w:val="397" w:hRule="atLeast"/>
           <w:jc w:val="center"/>
@@ -2864,6 +2944,22 @@
         <w:gridCol w:w="6639"/>
       </w:tblGrid>
       <w:tr>
+        <w:tblPrEx>
+          <w:tblBorders>
+            <w:top w:val="single" w:color="5A9D46" w:sz="24" w:space="0"/>
+            <w:left w:val="none" w:color="auto" w:sz="0" w:space="0"/>
+            <w:bottom w:val="single" w:color="A4A4A4" w:sz="4" w:space="0"/>
+            <w:right w:val="none" w:color="auto" w:sz="0" w:space="0"/>
+            <w:insideH w:val="single" w:color="A4A4A4" w:sz="4" w:space="0"/>
+            <w:insideV w:val="single" w:color="A4A4A4" w:sz="4" w:space="0"/>
+          </w:tblBorders>
+          <w:tblCellMar>
+            <w:top w:w="0" w:type="dxa"/>
+            <w:left w:w="108" w:type="dxa"/>
+            <w:bottom w:w="0" w:type="dxa"/>
+            <w:right w:w="108" w:type="dxa"/>
+          </w:tblCellMar>
+        </w:tblPrEx>
         <w:trPr>
           <w:trHeight w:val="632" w:hRule="atLeast"/>
           <w:jc w:val="center"/>
@@ -2943,6 +3039,22 @@
         </w:tc>
       </w:tr>
       <w:tr>
+        <w:tblPrEx>
+          <w:tblBorders>
+            <w:top w:val="single" w:color="5A9D46" w:sz="24" w:space="0"/>
+            <w:left w:val="none" w:color="auto" w:sz="0" w:space="0"/>
+            <w:bottom w:val="single" w:color="A4A4A4" w:sz="4" w:space="0"/>
+            <w:right w:val="none" w:color="auto" w:sz="0" w:space="0"/>
+            <w:insideH w:val="single" w:color="A4A4A4" w:sz="4" w:space="0"/>
+            <w:insideV w:val="single" w:color="A4A4A4" w:sz="4" w:space="0"/>
+          </w:tblBorders>
+          <w:tblCellMar>
+            <w:top w:w="0" w:type="dxa"/>
+            <w:left w:w="108" w:type="dxa"/>
+            <w:bottom w:w="0" w:type="dxa"/>
+            <w:right w:w="108" w:type="dxa"/>
+          </w:tblCellMar>
+        </w:tblPrEx>
         <w:trPr>
           <w:trHeight w:val="567" w:hRule="atLeast"/>
           <w:jc w:val="center"/>
@@ -3018,6 +3130,22 @@
         </w:tc>
       </w:tr>
       <w:tr>
+        <w:tblPrEx>
+          <w:tblBorders>
+            <w:top w:val="single" w:color="5A9D46" w:sz="24" w:space="0"/>
+            <w:left w:val="none" w:color="auto" w:sz="0" w:space="0"/>
+            <w:bottom w:val="single" w:color="A4A4A4" w:sz="4" w:space="0"/>
+            <w:right w:val="none" w:color="auto" w:sz="0" w:space="0"/>
+            <w:insideH w:val="single" w:color="A4A4A4" w:sz="4" w:space="0"/>
+            <w:insideV w:val="single" w:color="A4A4A4" w:sz="4" w:space="0"/>
+          </w:tblBorders>
+          <w:tblCellMar>
+            <w:top w:w="0" w:type="dxa"/>
+            <w:left w:w="108" w:type="dxa"/>
+            <w:bottom w:w="0" w:type="dxa"/>
+            <w:right w:w="108" w:type="dxa"/>
+          </w:tblCellMar>
+        </w:tblPrEx>
         <w:trPr>
           <w:trHeight w:val="567" w:hRule="atLeast"/>
           <w:jc w:val="center"/>
@@ -3134,6 +3262,22 @@
         </w:tc>
       </w:tr>
       <w:tr>
+        <w:tblPrEx>
+          <w:tblBorders>
+            <w:top w:val="single" w:color="5A9D46" w:sz="24" w:space="0"/>
+            <w:left w:val="none" w:color="auto" w:sz="0" w:space="0"/>
+            <w:bottom w:val="single" w:color="A4A4A4" w:sz="4" w:space="0"/>
+            <w:right w:val="none" w:color="auto" w:sz="0" w:space="0"/>
+            <w:insideH w:val="single" w:color="A4A4A4" w:sz="4" w:space="0"/>
+            <w:insideV w:val="single" w:color="A4A4A4" w:sz="4" w:space="0"/>
+          </w:tblBorders>
+          <w:tblCellMar>
+            <w:top w:w="0" w:type="dxa"/>
+            <w:left w:w="108" w:type="dxa"/>
+            <w:bottom w:w="0" w:type="dxa"/>
+            <w:right w:w="108" w:type="dxa"/>
+          </w:tblCellMar>
+        </w:tblPrEx>
         <w:trPr>
           <w:trHeight w:val="567" w:hRule="atLeast"/>
           <w:jc w:val="center"/>
@@ -3210,6 +3354,22 @@
         </w:tc>
       </w:tr>
       <w:tr>
+        <w:tblPrEx>
+          <w:tblBorders>
+            <w:top w:val="single" w:color="5A9D46" w:sz="24" w:space="0"/>
+            <w:left w:val="none" w:color="auto" w:sz="0" w:space="0"/>
+            <w:bottom w:val="single" w:color="A4A4A4" w:sz="4" w:space="0"/>
+            <w:right w:val="none" w:color="auto" w:sz="0" w:space="0"/>
+            <w:insideH w:val="single" w:color="A4A4A4" w:sz="4" w:space="0"/>
+            <w:insideV w:val="single" w:color="A4A4A4" w:sz="4" w:space="0"/>
+          </w:tblBorders>
+          <w:tblCellMar>
+            <w:top w:w="0" w:type="dxa"/>
+            <w:left w:w="108" w:type="dxa"/>
+            <w:bottom w:w="0" w:type="dxa"/>
+            <w:right w:w="108" w:type="dxa"/>
+          </w:tblCellMar>
+        </w:tblPrEx>
         <w:trPr>
           <w:trHeight w:val="567" w:hRule="atLeast"/>
           <w:jc w:val="center"/>
@@ -3377,6 +3537,22 @@
         <w:gridCol w:w="4940"/>
       </w:tblGrid>
       <w:tr>
+        <w:tblPrEx>
+          <w:tblBorders>
+            <w:top w:val="none" w:color="auto" w:sz="0" w:space="0"/>
+            <w:left w:val="none" w:color="auto" w:sz="0" w:space="0"/>
+            <w:bottom w:val="none" w:color="auto" w:sz="0" w:space="0"/>
+            <w:right w:val="none" w:color="auto" w:sz="0" w:space="0"/>
+            <w:insideH w:val="none" w:color="auto" w:sz="0" w:space="0"/>
+            <w:insideV w:val="none" w:color="auto" w:sz="0" w:space="0"/>
+          </w:tblBorders>
+          <w:tblCellMar>
+            <w:top w:w="0" w:type="dxa"/>
+            <w:left w:w="108" w:type="dxa"/>
+            <w:bottom w:w="0" w:type="dxa"/>
+            <w:right w:w="108" w:type="dxa"/>
+          </w:tblCellMar>
+        </w:tblPrEx>
         <w:trPr>
           <w:trHeight w:val="498" w:hRule="atLeast"/>
           <w:jc w:val="center"/>
@@ -3435,6 +3611,22 @@
         </w:tc>
       </w:tr>
       <w:tr>
+        <w:tblPrEx>
+          <w:tblBorders>
+            <w:top w:val="none" w:color="auto" w:sz="0" w:space="0"/>
+            <w:left w:val="none" w:color="auto" w:sz="0" w:space="0"/>
+            <w:bottom w:val="none" w:color="auto" w:sz="0" w:space="0"/>
+            <w:right w:val="none" w:color="auto" w:sz="0" w:space="0"/>
+            <w:insideH w:val="none" w:color="auto" w:sz="0" w:space="0"/>
+            <w:insideV w:val="none" w:color="auto" w:sz="0" w:space="0"/>
+          </w:tblBorders>
+          <w:tblCellMar>
+            <w:top w:w="0" w:type="dxa"/>
+            <w:left w:w="108" w:type="dxa"/>
+            <w:bottom w:w="0" w:type="dxa"/>
+            <w:right w:w="108" w:type="dxa"/>
+          </w:tblCellMar>
+        </w:tblPrEx>
         <w:trPr>
           <w:trHeight w:val="3264" w:hRule="atLeast"/>
           <w:jc w:val="center"/>
@@ -3756,6 +3948,22 @@
         <w:gridCol w:w="2593"/>
       </w:tblGrid>
       <w:tr>
+        <w:tblPrEx>
+          <w:tblBorders>
+            <w:top w:val="single" w:color="5A9D46" w:sz="24" w:space="0"/>
+            <w:left w:val="none" w:color="auto" w:sz="0" w:space="0"/>
+            <w:bottom w:val="single" w:color="A4A4A4" w:sz="4" w:space="0"/>
+            <w:right w:val="none" w:color="auto" w:sz="0" w:space="0"/>
+            <w:insideH w:val="single" w:color="A4A4A4" w:sz="4" w:space="0"/>
+            <w:insideV w:val="single" w:color="A4A4A4" w:sz="4" w:space="0"/>
+          </w:tblBorders>
+          <w:tblCellMar>
+            <w:top w:w="0" w:type="dxa"/>
+            <w:left w:w="108" w:type="dxa"/>
+            <w:bottom w:w="0" w:type="dxa"/>
+            <w:right w:w="108" w:type="dxa"/>
+          </w:tblCellMar>
+        </w:tblPrEx>
         <w:trPr>
           <w:trHeight w:val="712" w:hRule="atLeast"/>
           <w:jc w:val="center"/>
@@ -3947,6 +4155,22 @@
         </w:tc>
       </w:tr>
       <w:tr>
+        <w:tblPrEx>
+          <w:tblBorders>
+            <w:top w:val="single" w:color="5A9D46" w:sz="24" w:space="0"/>
+            <w:left w:val="none" w:color="auto" w:sz="0" w:space="0"/>
+            <w:bottom w:val="single" w:color="A4A4A4" w:sz="4" w:space="0"/>
+            <w:right w:val="none" w:color="auto" w:sz="0" w:space="0"/>
+            <w:insideH w:val="single" w:color="A4A4A4" w:sz="4" w:space="0"/>
+            <w:insideV w:val="single" w:color="A4A4A4" w:sz="4" w:space="0"/>
+          </w:tblBorders>
+          <w:tblCellMar>
+            <w:top w:w="0" w:type="dxa"/>
+            <w:left w:w="108" w:type="dxa"/>
+            <w:bottom w:w="0" w:type="dxa"/>
+            <w:right w:w="108" w:type="dxa"/>
+          </w:tblCellMar>
+        </w:tblPrEx>
         <w:trPr>
           <w:trHeight w:val="477" w:hRule="atLeast"/>
           <w:jc w:val="center"/>
@@ -4030,6 +4254,22 @@
         </w:tc>
       </w:tr>
       <w:tr>
+        <w:tblPrEx>
+          <w:tblBorders>
+            <w:top w:val="single" w:color="5A9D46" w:sz="24" w:space="0"/>
+            <w:left w:val="none" w:color="auto" w:sz="0" w:space="0"/>
+            <w:bottom w:val="single" w:color="A4A4A4" w:sz="4" w:space="0"/>
+            <w:right w:val="none" w:color="auto" w:sz="0" w:space="0"/>
+            <w:insideH w:val="single" w:color="A4A4A4" w:sz="4" w:space="0"/>
+            <w:insideV w:val="single" w:color="A4A4A4" w:sz="4" w:space="0"/>
+          </w:tblBorders>
+          <w:tblCellMar>
+            <w:top w:w="0" w:type="dxa"/>
+            <w:left w:w="108" w:type="dxa"/>
+            <w:bottom w:w="0" w:type="dxa"/>
+            <w:right w:w="108" w:type="dxa"/>
+          </w:tblCellMar>
+        </w:tblPrEx>
         <w:trPr>
           <w:trHeight w:val="619" w:hRule="atLeast"/>
           <w:jc w:val="center"/>
@@ -4304,6 +4544,22 @@
         </w:tc>
       </w:tr>
       <w:tr>
+        <w:tblPrEx>
+          <w:tblBorders>
+            <w:top w:val="single" w:color="5A9D46" w:sz="24" w:space="0"/>
+            <w:left w:val="none" w:color="auto" w:sz="0" w:space="0"/>
+            <w:bottom w:val="single" w:color="A4A4A4" w:sz="4" w:space="0"/>
+            <w:right w:val="none" w:color="auto" w:sz="0" w:space="0"/>
+            <w:insideH w:val="single" w:color="A4A4A4" w:sz="4" w:space="0"/>
+            <w:insideV w:val="single" w:color="A4A4A4" w:sz="4" w:space="0"/>
+          </w:tblBorders>
+          <w:tblCellMar>
+            <w:top w:w="0" w:type="dxa"/>
+            <w:left w:w="108" w:type="dxa"/>
+            <w:bottom w:w="0" w:type="dxa"/>
+            <w:right w:w="108" w:type="dxa"/>
+          </w:tblCellMar>
+        </w:tblPrEx>
         <w:trPr>
           <w:trHeight w:val="619" w:hRule="atLeast"/>
           <w:jc w:val="center"/>
@@ -4443,6 +4699,22 @@
         </w:tc>
       </w:tr>
       <w:tr>
+        <w:tblPrEx>
+          <w:tblBorders>
+            <w:top w:val="single" w:color="5A9D46" w:sz="24" w:space="0"/>
+            <w:left w:val="none" w:color="auto" w:sz="0" w:space="0"/>
+            <w:bottom w:val="single" w:color="A4A4A4" w:sz="4" w:space="0"/>
+            <w:right w:val="none" w:color="auto" w:sz="0" w:space="0"/>
+            <w:insideH w:val="single" w:color="A4A4A4" w:sz="4" w:space="0"/>
+            <w:insideV w:val="single" w:color="A4A4A4" w:sz="4" w:space="0"/>
+          </w:tblBorders>
+          <w:tblCellMar>
+            <w:top w:w="0" w:type="dxa"/>
+            <w:left w:w="108" w:type="dxa"/>
+            <w:bottom w:w="0" w:type="dxa"/>
+            <w:right w:w="108" w:type="dxa"/>
+          </w:tblCellMar>
+        </w:tblPrEx>
         <w:trPr>
           <w:trHeight w:val="477" w:hRule="atLeast"/>
           <w:jc w:val="center"/>
@@ -4486,6 +4758,22 @@
         </w:tc>
       </w:tr>
       <w:tr>
+        <w:tblPrEx>
+          <w:tblBorders>
+            <w:top w:val="single" w:color="5A9D46" w:sz="24" w:space="0"/>
+            <w:left w:val="none" w:color="auto" w:sz="0" w:space="0"/>
+            <w:bottom w:val="single" w:color="A4A4A4" w:sz="4" w:space="0"/>
+            <w:right w:val="none" w:color="auto" w:sz="0" w:space="0"/>
+            <w:insideH w:val="single" w:color="A4A4A4" w:sz="4" w:space="0"/>
+            <w:insideV w:val="single" w:color="A4A4A4" w:sz="4" w:space="0"/>
+          </w:tblBorders>
+          <w:tblCellMar>
+            <w:top w:w="0" w:type="dxa"/>
+            <w:left w:w="108" w:type="dxa"/>
+            <w:bottom w:w="0" w:type="dxa"/>
+            <w:right w:w="108" w:type="dxa"/>
+          </w:tblCellMar>
+        </w:tblPrEx>
         <w:trPr>
           <w:trHeight w:val="477" w:hRule="atLeast"/>
           <w:jc w:val="center"/>
@@ -4759,6 +5047,22 @@
         </w:tc>
       </w:tr>
       <w:tr>
+        <w:tblPrEx>
+          <w:tblBorders>
+            <w:top w:val="single" w:color="5A9D46" w:sz="24" w:space="0"/>
+            <w:left w:val="none" w:color="auto" w:sz="0" w:space="0"/>
+            <w:bottom w:val="single" w:color="A4A4A4" w:sz="4" w:space="0"/>
+            <w:right w:val="none" w:color="auto" w:sz="0" w:space="0"/>
+            <w:insideH w:val="single" w:color="A4A4A4" w:sz="4" w:space="0"/>
+            <w:insideV w:val="single" w:color="A4A4A4" w:sz="4" w:space="0"/>
+          </w:tblBorders>
+          <w:tblCellMar>
+            <w:top w:w="0" w:type="dxa"/>
+            <w:left w:w="108" w:type="dxa"/>
+            <w:bottom w:w="0" w:type="dxa"/>
+            <w:right w:w="108" w:type="dxa"/>
+          </w:tblCellMar>
+        </w:tblPrEx>
         <w:trPr>
           <w:trHeight w:val="477" w:hRule="atLeast"/>
           <w:jc w:val="center"/>
@@ -4925,6 +5229,22 @@
         </w:tc>
       </w:tr>
       <w:tr>
+        <w:tblPrEx>
+          <w:tblBorders>
+            <w:top w:val="single" w:color="5A9D46" w:sz="24" w:space="0"/>
+            <w:left w:val="none" w:color="auto" w:sz="0" w:space="0"/>
+            <w:bottom w:val="single" w:color="A4A4A4" w:sz="4" w:space="0"/>
+            <w:right w:val="none" w:color="auto" w:sz="0" w:space="0"/>
+            <w:insideH w:val="single" w:color="A4A4A4" w:sz="4" w:space="0"/>
+            <w:insideV w:val="single" w:color="A4A4A4" w:sz="4" w:space="0"/>
+          </w:tblBorders>
+          <w:tblCellMar>
+            <w:top w:w="0" w:type="dxa"/>
+            <w:left w:w="108" w:type="dxa"/>
+            <w:bottom w:w="0" w:type="dxa"/>
+            <w:right w:w="108" w:type="dxa"/>
+          </w:tblCellMar>
+        </w:tblPrEx>
         <w:trPr>
           <w:trHeight w:val="477" w:hRule="atLeast"/>
           <w:jc w:val="center"/>
@@ -5091,6 +5411,22 @@
         </w:tc>
       </w:tr>
       <w:tr>
+        <w:tblPrEx>
+          <w:tblBorders>
+            <w:top w:val="single" w:color="5A9D46" w:sz="24" w:space="0"/>
+            <w:left w:val="none" w:color="auto" w:sz="0" w:space="0"/>
+            <w:bottom w:val="single" w:color="A4A4A4" w:sz="4" w:space="0"/>
+            <w:right w:val="none" w:color="auto" w:sz="0" w:space="0"/>
+            <w:insideH w:val="single" w:color="A4A4A4" w:sz="4" w:space="0"/>
+            <w:insideV w:val="single" w:color="A4A4A4" w:sz="4" w:space="0"/>
+          </w:tblBorders>
+          <w:tblCellMar>
+            <w:top w:w="0" w:type="dxa"/>
+            <w:left w:w="108" w:type="dxa"/>
+            <w:bottom w:w="0" w:type="dxa"/>
+            <w:right w:w="108" w:type="dxa"/>
+          </w:tblCellMar>
+        </w:tblPrEx>
         <w:trPr>
           <w:trHeight w:val="477" w:hRule="atLeast"/>
           <w:jc w:val="center"/>
@@ -5130,6 +5466,22 @@
         </w:tc>
       </w:tr>
       <w:tr>
+        <w:tblPrEx>
+          <w:tblBorders>
+            <w:top w:val="single" w:color="5A9D46" w:sz="24" w:space="0"/>
+            <w:left w:val="none" w:color="auto" w:sz="0" w:space="0"/>
+            <w:bottom w:val="single" w:color="A4A4A4" w:sz="4" w:space="0"/>
+            <w:right w:val="none" w:color="auto" w:sz="0" w:space="0"/>
+            <w:insideH w:val="single" w:color="A4A4A4" w:sz="4" w:space="0"/>
+            <w:insideV w:val="single" w:color="A4A4A4" w:sz="4" w:space="0"/>
+          </w:tblBorders>
+          <w:tblCellMar>
+            <w:top w:w="0" w:type="dxa"/>
+            <w:left w:w="108" w:type="dxa"/>
+            <w:bottom w:w="0" w:type="dxa"/>
+            <w:right w:w="108" w:type="dxa"/>
+          </w:tblCellMar>
+        </w:tblPrEx>
         <w:trPr>
           <w:trHeight w:val="520" w:hRule="atLeast"/>
           <w:jc w:val="center"/>
@@ -5185,6 +5537,22 @@
         </w:tc>
       </w:tr>
       <w:tr>
+        <w:tblPrEx>
+          <w:tblBorders>
+            <w:top w:val="single" w:color="5A9D46" w:sz="24" w:space="0"/>
+            <w:left w:val="none" w:color="auto" w:sz="0" w:space="0"/>
+            <w:bottom w:val="single" w:color="A4A4A4" w:sz="4" w:space="0"/>
+            <w:right w:val="none" w:color="auto" w:sz="0" w:space="0"/>
+            <w:insideH w:val="single" w:color="A4A4A4" w:sz="4" w:space="0"/>
+            <w:insideV w:val="single" w:color="A4A4A4" w:sz="4" w:space="0"/>
+          </w:tblBorders>
+          <w:tblCellMar>
+            <w:top w:w="0" w:type="dxa"/>
+            <w:left w:w="108" w:type="dxa"/>
+            <w:bottom w:w="0" w:type="dxa"/>
+            <w:right w:w="108" w:type="dxa"/>
+          </w:tblCellMar>
+        </w:tblPrEx>
         <w:trPr>
           <w:trHeight w:val="4260" w:hRule="atLeast"/>
           <w:jc w:val="center"/>
@@ -5371,6 +5739,22 @@
         </w:tc>
       </w:tr>
       <w:tr>
+        <w:tblPrEx>
+          <w:tblBorders>
+            <w:top w:val="single" w:color="5A9D46" w:sz="24" w:space="0"/>
+            <w:left w:val="none" w:color="auto" w:sz="0" w:space="0"/>
+            <w:bottom w:val="single" w:color="A4A4A4" w:sz="4" w:space="0"/>
+            <w:right w:val="none" w:color="auto" w:sz="0" w:space="0"/>
+            <w:insideH w:val="single" w:color="A4A4A4" w:sz="4" w:space="0"/>
+            <w:insideV w:val="single" w:color="A4A4A4" w:sz="4" w:space="0"/>
+          </w:tblBorders>
+          <w:tblCellMar>
+            <w:top w:w="0" w:type="dxa"/>
+            <w:left w:w="108" w:type="dxa"/>
+            <w:bottom w:w="0" w:type="dxa"/>
+            <w:right w:w="108" w:type="dxa"/>
+          </w:tblCellMar>
+        </w:tblPrEx>
         <w:trPr>
           <w:trHeight w:val="623" w:hRule="atLeast"/>
           <w:jc w:val="center"/>
@@ -5440,6 +5824,22 @@
         </w:tc>
       </w:tr>
       <w:tr>
+        <w:tblPrEx>
+          <w:tblBorders>
+            <w:top w:val="single" w:color="5A9D46" w:sz="24" w:space="0"/>
+            <w:left w:val="none" w:color="auto" w:sz="0" w:space="0"/>
+            <w:bottom w:val="single" w:color="A4A4A4" w:sz="4" w:space="0"/>
+            <w:right w:val="none" w:color="auto" w:sz="0" w:space="0"/>
+            <w:insideH w:val="single" w:color="A4A4A4" w:sz="4" w:space="0"/>
+            <w:insideV w:val="single" w:color="A4A4A4" w:sz="4" w:space="0"/>
+          </w:tblBorders>
+          <w:tblCellMar>
+            <w:top w:w="0" w:type="dxa"/>
+            <w:left w:w="108" w:type="dxa"/>
+            <w:bottom w:w="0" w:type="dxa"/>
+            <w:right w:w="108" w:type="dxa"/>
+          </w:tblCellMar>
+        </w:tblPrEx>
         <w:trPr>
           <w:trHeight w:val="4260" w:hRule="atLeast"/>
           <w:jc w:val="center"/>
@@ -5588,6 +5988,22 @@
         </w:tc>
       </w:tr>
       <w:tr>
+        <w:tblPrEx>
+          <w:tblBorders>
+            <w:top w:val="single" w:color="5A9D46" w:sz="24" w:space="0"/>
+            <w:left w:val="none" w:color="auto" w:sz="0" w:space="0"/>
+            <w:bottom w:val="single" w:color="A4A4A4" w:sz="4" w:space="0"/>
+            <w:right w:val="none" w:color="auto" w:sz="0" w:space="0"/>
+            <w:insideH w:val="single" w:color="A4A4A4" w:sz="4" w:space="0"/>
+            <w:insideV w:val="single" w:color="A4A4A4" w:sz="4" w:space="0"/>
+          </w:tblBorders>
+          <w:tblCellMar>
+            <w:top w:w="0" w:type="dxa"/>
+            <w:left w:w="108" w:type="dxa"/>
+            <w:bottom w:w="0" w:type="dxa"/>
+            <w:right w:w="108" w:type="dxa"/>
+          </w:tblCellMar>
+        </w:tblPrEx>
         <w:trPr>
           <w:trHeight w:val="829" w:hRule="atLeast"/>
           <w:jc w:val="center"/>
@@ -5657,6 +6073,22 @@
         </w:tc>
       </w:tr>
       <w:tr>
+        <w:tblPrEx>
+          <w:tblBorders>
+            <w:top w:val="single" w:color="5A9D46" w:sz="24" w:space="0"/>
+            <w:left w:val="none" w:color="auto" w:sz="0" w:space="0"/>
+            <w:bottom w:val="single" w:color="A4A4A4" w:sz="4" w:space="0"/>
+            <w:right w:val="none" w:color="auto" w:sz="0" w:space="0"/>
+            <w:insideH w:val="single" w:color="A4A4A4" w:sz="4" w:space="0"/>
+            <w:insideV w:val="single" w:color="A4A4A4" w:sz="4" w:space="0"/>
+          </w:tblBorders>
+          <w:tblCellMar>
+            <w:top w:w="0" w:type="dxa"/>
+            <w:left w:w="108" w:type="dxa"/>
+            <w:bottom w:w="0" w:type="dxa"/>
+            <w:right w:w="108" w:type="dxa"/>
+          </w:tblCellMar>
+        </w:tblPrEx>
         <w:trPr>
           <w:trHeight w:val="4260" w:hRule="atLeast"/>
           <w:jc w:val="center"/>
@@ -5816,6 +6248,22 @@
         </w:tc>
       </w:tr>
       <w:tr>
+        <w:tblPrEx>
+          <w:tblBorders>
+            <w:top w:val="single" w:color="5A9D46" w:sz="24" w:space="0"/>
+            <w:left w:val="none" w:color="auto" w:sz="0" w:space="0"/>
+            <w:bottom w:val="single" w:color="A4A4A4" w:sz="4" w:space="0"/>
+            <w:right w:val="none" w:color="auto" w:sz="0" w:space="0"/>
+            <w:insideH w:val="single" w:color="A4A4A4" w:sz="4" w:space="0"/>
+            <w:insideV w:val="single" w:color="A4A4A4" w:sz="4" w:space="0"/>
+          </w:tblBorders>
+          <w:tblCellMar>
+            <w:top w:w="0" w:type="dxa"/>
+            <w:left w:w="108" w:type="dxa"/>
+            <w:bottom w:w="0" w:type="dxa"/>
+            <w:right w:w="108" w:type="dxa"/>
+          </w:tblCellMar>
+        </w:tblPrEx>
         <w:trPr>
           <w:trHeight w:val="959" w:hRule="atLeast"/>
           <w:jc w:val="center"/>
@@ -5882,6 +6330,22 @@
         </w:tc>
       </w:tr>
       <w:tr>
+        <w:tblPrEx>
+          <w:tblBorders>
+            <w:top w:val="single" w:color="5A9D46" w:sz="24" w:space="0"/>
+            <w:left w:val="none" w:color="auto" w:sz="0" w:space="0"/>
+            <w:bottom w:val="single" w:color="A4A4A4" w:sz="4" w:space="0"/>
+            <w:right w:val="none" w:color="auto" w:sz="0" w:space="0"/>
+            <w:insideH w:val="single" w:color="A4A4A4" w:sz="4" w:space="0"/>
+            <w:insideV w:val="single" w:color="A4A4A4" w:sz="4" w:space="0"/>
+          </w:tblBorders>
+          <w:tblCellMar>
+            <w:top w:w="0" w:type="dxa"/>
+            <w:left w:w="108" w:type="dxa"/>
+            <w:bottom w:w="0" w:type="dxa"/>
+            <w:right w:w="108" w:type="dxa"/>
+          </w:tblCellMar>
+        </w:tblPrEx>
         <w:trPr>
           <w:trHeight w:val="4260" w:hRule="atLeast"/>
           <w:jc w:val="center"/>
@@ -6031,6 +6495,22 @@
         </w:tc>
       </w:tr>
       <w:tr>
+        <w:tblPrEx>
+          <w:tblBorders>
+            <w:top w:val="single" w:color="5A9D46" w:sz="24" w:space="0"/>
+            <w:left w:val="none" w:color="auto" w:sz="0" w:space="0"/>
+            <w:bottom w:val="single" w:color="A4A4A4" w:sz="4" w:space="0"/>
+            <w:right w:val="none" w:color="auto" w:sz="0" w:space="0"/>
+            <w:insideH w:val="single" w:color="A4A4A4" w:sz="4" w:space="0"/>
+            <w:insideV w:val="single" w:color="A4A4A4" w:sz="4" w:space="0"/>
+          </w:tblBorders>
+          <w:tblCellMar>
+            <w:top w:w="0" w:type="dxa"/>
+            <w:left w:w="108" w:type="dxa"/>
+            <w:bottom w:w="0" w:type="dxa"/>
+            <w:right w:w="108" w:type="dxa"/>
+          </w:tblCellMar>
+        </w:tblPrEx>
         <w:trPr>
           <w:trHeight w:val="780" w:hRule="atLeast"/>
           <w:jc w:val="center"/>
@@ -6166,6 +6646,22 @@
         <w:gridCol w:w="3118"/>
       </w:tblGrid>
       <w:tr>
+        <w:tblPrEx>
+          <w:tblBorders>
+            <w:top w:val="none" w:color="auto" w:sz="0" w:space="0"/>
+            <w:left w:val="none" w:color="auto" w:sz="0" w:space="0"/>
+            <w:bottom w:val="none" w:color="auto" w:sz="0" w:space="0"/>
+            <w:right w:val="none" w:color="auto" w:sz="0" w:space="0"/>
+            <w:insideH w:val="none" w:color="auto" w:sz="0" w:space="0"/>
+            <w:insideV w:val="none" w:color="auto" w:sz="0" w:space="0"/>
+          </w:tblBorders>
+          <w:tblCellMar>
+            <w:top w:w="0" w:type="dxa"/>
+            <w:left w:w="108" w:type="dxa"/>
+            <w:bottom w:w="0" w:type="dxa"/>
+            <w:right w:w="108" w:type="dxa"/>
+          </w:tblCellMar>
+        </w:tblPrEx>
         <w:trPr>
           <w:trHeight w:val="482" w:hRule="atLeast"/>
         </w:trPr>
@@ -6424,6 +6920,22 @@
         </w:tc>
       </w:tr>
       <w:tr>
+        <w:tblPrEx>
+          <w:tblBorders>
+            <w:top w:val="none" w:color="auto" w:sz="0" w:space="0"/>
+            <w:left w:val="none" w:color="auto" w:sz="0" w:space="0"/>
+            <w:bottom w:val="none" w:color="auto" w:sz="0" w:space="0"/>
+            <w:right w:val="none" w:color="auto" w:sz="0" w:space="0"/>
+            <w:insideH w:val="none" w:color="auto" w:sz="0" w:space="0"/>
+            <w:insideV w:val="none" w:color="auto" w:sz="0" w:space="0"/>
+          </w:tblBorders>
+          <w:tblCellMar>
+            <w:top w:w="0" w:type="dxa"/>
+            <w:left w:w="108" w:type="dxa"/>
+            <w:bottom w:w="0" w:type="dxa"/>
+            <w:right w:w="108" w:type="dxa"/>
+          </w:tblCellMar>
+        </w:tblPrEx>
         <w:trPr>
           <w:trHeight w:val="204" w:hRule="atLeast"/>
         </w:trPr>
@@ -6833,6 +7345,22 @@
         <w:gridCol w:w="3139"/>
       </w:tblGrid>
       <w:tr>
+        <w:tblPrEx>
+          <w:tblBorders>
+            <w:top w:val="single" w:color="auto" w:sz="4" w:space="0"/>
+            <w:left w:val="single" w:color="auto" w:sz="4" w:space="0"/>
+            <w:bottom w:val="single" w:color="auto" w:sz="4" w:space="0"/>
+            <w:right w:val="single" w:color="auto" w:sz="4" w:space="0"/>
+            <w:insideH w:val="single" w:color="auto" w:sz="4" w:space="0"/>
+            <w:insideV w:val="single" w:color="auto" w:sz="4" w:space="0"/>
+          </w:tblBorders>
+          <w:tblCellMar>
+            <w:top w:w="0" w:type="dxa"/>
+            <w:left w:w="108" w:type="dxa"/>
+            <w:bottom w:w="0" w:type="dxa"/>
+            <w:right w:w="108" w:type="dxa"/>
+          </w:tblCellMar>
+        </w:tblPrEx>
         <w:trPr>
           <w:trHeight w:val="389" w:hRule="atLeast"/>
           <w:jc w:val="center"/>
@@ -6932,6 +7460,22 @@
         </w:tc>
       </w:tr>
       <w:tr>
+        <w:tblPrEx>
+          <w:tblBorders>
+            <w:top w:val="single" w:color="auto" w:sz="4" w:space="0"/>
+            <w:left w:val="single" w:color="auto" w:sz="4" w:space="0"/>
+            <w:bottom w:val="single" w:color="auto" w:sz="4" w:space="0"/>
+            <w:right w:val="single" w:color="auto" w:sz="4" w:space="0"/>
+            <w:insideH w:val="single" w:color="auto" w:sz="4" w:space="0"/>
+            <w:insideV w:val="single" w:color="auto" w:sz="4" w:space="0"/>
+          </w:tblBorders>
+          <w:tblCellMar>
+            <w:top w:w="0" w:type="dxa"/>
+            <w:left w:w="108" w:type="dxa"/>
+            <w:bottom w:w="0" w:type="dxa"/>
+            <w:right w:w="108" w:type="dxa"/>
+          </w:tblCellMar>
+        </w:tblPrEx>
         <w:trPr>
           <w:trHeight w:val="389" w:hRule="atLeast"/>
           <w:jc w:val="center"/>
@@ -7028,6 +7572,22 @@
         </w:tc>
       </w:tr>
       <w:tr>
+        <w:tblPrEx>
+          <w:tblBorders>
+            <w:top w:val="single" w:color="auto" w:sz="4" w:space="0"/>
+            <w:left w:val="single" w:color="auto" w:sz="4" w:space="0"/>
+            <w:bottom w:val="single" w:color="auto" w:sz="4" w:space="0"/>
+            <w:right w:val="single" w:color="auto" w:sz="4" w:space="0"/>
+            <w:insideH w:val="single" w:color="auto" w:sz="4" w:space="0"/>
+            <w:insideV w:val="single" w:color="auto" w:sz="4" w:space="0"/>
+          </w:tblBorders>
+          <w:tblCellMar>
+            <w:top w:w="0" w:type="dxa"/>
+            <w:left w:w="108" w:type="dxa"/>
+            <w:bottom w:w="0" w:type="dxa"/>
+            <w:right w:w="108" w:type="dxa"/>
+          </w:tblCellMar>
+        </w:tblPrEx>
         <w:trPr>
           <w:trHeight w:val="389" w:hRule="atLeast"/>
           <w:jc w:val="center"/>
@@ -7126,6 +7686,22 @@
         </w:tc>
       </w:tr>
       <w:tr>
+        <w:tblPrEx>
+          <w:tblBorders>
+            <w:top w:val="single" w:color="auto" w:sz="4" w:space="0"/>
+            <w:left w:val="single" w:color="auto" w:sz="4" w:space="0"/>
+            <w:bottom w:val="single" w:color="auto" w:sz="4" w:space="0"/>
+            <w:right w:val="single" w:color="auto" w:sz="4" w:space="0"/>
+            <w:insideH w:val="single" w:color="auto" w:sz="4" w:space="0"/>
+            <w:insideV w:val="single" w:color="auto" w:sz="4" w:space="0"/>
+          </w:tblBorders>
+          <w:tblCellMar>
+            <w:top w:w="0" w:type="dxa"/>
+            <w:left w:w="108" w:type="dxa"/>
+            <w:bottom w:w="0" w:type="dxa"/>
+            <w:right w:w="108" w:type="dxa"/>
+          </w:tblCellMar>
+        </w:tblPrEx>
         <w:trPr>
           <w:trHeight w:val="389" w:hRule="atLeast"/>
           <w:jc w:val="center"/>
@@ -7228,6 +7804,22 @@
         </w:tc>
       </w:tr>
       <w:tr>
+        <w:tblPrEx>
+          <w:tblBorders>
+            <w:top w:val="single" w:color="auto" w:sz="4" w:space="0"/>
+            <w:left w:val="single" w:color="auto" w:sz="4" w:space="0"/>
+            <w:bottom w:val="single" w:color="auto" w:sz="4" w:space="0"/>
+            <w:right w:val="single" w:color="auto" w:sz="4" w:space="0"/>
+            <w:insideH w:val="single" w:color="auto" w:sz="4" w:space="0"/>
+            <w:insideV w:val="single" w:color="auto" w:sz="4" w:space="0"/>
+          </w:tblBorders>
+          <w:tblCellMar>
+            <w:top w:w="0" w:type="dxa"/>
+            <w:left w:w="108" w:type="dxa"/>
+            <w:bottom w:w="0" w:type="dxa"/>
+            <w:right w:w="108" w:type="dxa"/>
+          </w:tblCellMar>
+        </w:tblPrEx>
         <w:trPr>
           <w:trHeight w:val="389" w:hRule="atLeast"/>
           <w:jc w:val="center"/>
@@ -7326,6 +7918,22 @@
         </w:tc>
       </w:tr>
       <w:tr>
+        <w:tblPrEx>
+          <w:tblBorders>
+            <w:top w:val="single" w:color="auto" w:sz="4" w:space="0"/>
+            <w:left w:val="single" w:color="auto" w:sz="4" w:space="0"/>
+            <w:bottom w:val="single" w:color="auto" w:sz="4" w:space="0"/>
+            <w:right w:val="single" w:color="auto" w:sz="4" w:space="0"/>
+            <w:insideH w:val="single" w:color="auto" w:sz="4" w:space="0"/>
+            <w:insideV w:val="single" w:color="auto" w:sz="4" w:space="0"/>
+          </w:tblBorders>
+          <w:tblCellMar>
+            <w:top w:w="0" w:type="dxa"/>
+            <w:left w:w="108" w:type="dxa"/>
+            <w:bottom w:w="0" w:type="dxa"/>
+            <w:right w:w="108" w:type="dxa"/>
+          </w:tblCellMar>
+        </w:tblPrEx>
         <w:trPr>
           <w:trHeight w:val="389" w:hRule="atLeast"/>
           <w:jc w:val="center"/>
@@ -7424,6 +8032,22 @@
         </w:tc>
       </w:tr>
       <w:tr>
+        <w:tblPrEx>
+          <w:tblBorders>
+            <w:top w:val="single" w:color="auto" w:sz="4" w:space="0"/>
+            <w:left w:val="single" w:color="auto" w:sz="4" w:space="0"/>
+            <w:bottom w:val="single" w:color="auto" w:sz="4" w:space="0"/>
+            <w:right w:val="single" w:color="auto" w:sz="4" w:space="0"/>
+            <w:insideH w:val="single" w:color="auto" w:sz="4" w:space="0"/>
+            <w:insideV w:val="single" w:color="auto" w:sz="4" w:space="0"/>
+          </w:tblBorders>
+          <w:tblCellMar>
+            <w:top w:w="0" w:type="dxa"/>
+            <w:left w:w="108" w:type="dxa"/>
+            <w:bottom w:w="0" w:type="dxa"/>
+            <w:right w:w="108" w:type="dxa"/>
+          </w:tblCellMar>
+        </w:tblPrEx>
         <w:trPr>
           <w:trHeight w:val="389" w:hRule="atLeast"/>
           <w:jc w:val="center"/>
@@ -7522,6 +8146,22 @@
         </w:tc>
       </w:tr>
       <w:tr>
+        <w:tblPrEx>
+          <w:tblBorders>
+            <w:top w:val="single" w:color="auto" w:sz="4" w:space="0"/>
+            <w:left w:val="single" w:color="auto" w:sz="4" w:space="0"/>
+            <w:bottom w:val="single" w:color="auto" w:sz="4" w:space="0"/>
+            <w:right w:val="single" w:color="auto" w:sz="4" w:space="0"/>
+            <w:insideH w:val="single" w:color="auto" w:sz="4" w:space="0"/>
+            <w:insideV w:val="single" w:color="auto" w:sz="4" w:space="0"/>
+          </w:tblBorders>
+          <w:tblCellMar>
+            <w:top w:w="0" w:type="dxa"/>
+            <w:left w:w="108" w:type="dxa"/>
+            <w:bottom w:w="0" w:type="dxa"/>
+            <w:right w:w="108" w:type="dxa"/>
+          </w:tblCellMar>
+        </w:tblPrEx>
         <w:trPr>
           <w:trHeight w:val="389" w:hRule="atLeast"/>
           <w:jc w:val="center"/>
@@ -7620,6 +8260,22 @@
         </w:tc>
       </w:tr>
       <w:tr>
+        <w:tblPrEx>
+          <w:tblBorders>
+            <w:top w:val="single" w:color="auto" w:sz="4" w:space="0"/>
+            <w:left w:val="single" w:color="auto" w:sz="4" w:space="0"/>
+            <w:bottom w:val="single" w:color="auto" w:sz="4" w:space="0"/>
+            <w:right w:val="single" w:color="auto" w:sz="4" w:space="0"/>
+            <w:insideH w:val="single" w:color="auto" w:sz="4" w:space="0"/>
+            <w:insideV w:val="single" w:color="auto" w:sz="4" w:space="0"/>
+          </w:tblBorders>
+          <w:tblCellMar>
+            <w:top w:w="0" w:type="dxa"/>
+            <w:left w:w="108" w:type="dxa"/>
+            <w:bottom w:w="0" w:type="dxa"/>
+            <w:right w:w="108" w:type="dxa"/>
+          </w:tblCellMar>
+        </w:tblPrEx>
         <w:trPr>
           <w:trHeight w:val="389" w:hRule="atLeast"/>
           <w:jc w:val="center"/>
@@ -7718,6 +8374,22 @@
         </w:tc>
       </w:tr>
       <w:tr>
+        <w:tblPrEx>
+          <w:tblBorders>
+            <w:top w:val="single" w:color="auto" w:sz="4" w:space="0"/>
+            <w:left w:val="single" w:color="auto" w:sz="4" w:space="0"/>
+            <w:bottom w:val="single" w:color="auto" w:sz="4" w:space="0"/>
+            <w:right w:val="single" w:color="auto" w:sz="4" w:space="0"/>
+            <w:insideH w:val="single" w:color="auto" w:sz="4" w:space="0"/>
+            <w:insideV w:val="single" w:color="auto" w:sz="4" w:space="0"/>
+          </w:tblBorders>
+          <w:tblCellMar>
+            <w:top w:w="0" w:type="dxa"/>
+            <w:left w:w="108" w:type="dxa"/>
+            <w:bottom w:w="0" w:type="dxa"/>
+            <w:right w:w="108" w:type="dxa"/>
+          </w:tblCellMar>
+        </w:tblPrEx>
         <w:trPr>
           <w:trHeight w:val="389" w:hRule="atLeast"/>
           <w:jc w:val="center"/>
@@ -7741,7 +8413,6 @@
                 <w:lang w:eastAsia="zh-CN"/>
               </w:rPr>
             </w:pPr>
-            <w:bookmarkStart w:id="31" w:name="_GoBack" w:colFirst="1" w:colLast="2"/>
             <w:bookmarkStart w:id="20" w:name="OLE_LINK13"/>
             <w:r>
               <w:rPr>
@@ -7903,6 +8574,22 @@
         </w:tc>
       </w:tr>
       <w:tr>
+        <w:tblPrEx>
+          <w:tblBorders>
+            <w:top w:val="single" w:color="auto" w:sz="4" w:space="0"/>
+            <w:left w:val="single" w:color="auto" w:sz="4" w:space="0"/>
+            <w:bottom w:val="single" w:color="auto" w:sz="4" w:space="0"/>
+            <w:right w:val="single" w:color="auto" w:sz="4" w:space="0"/>
+            <w:insideH w:val="single" w:color="auto" w:sz="4" w:space="0"/>
+            <w:insideV w:val="single" w:color="auto" w:sz="4" w:space="0"/>
+          </w:tblBorders>
+          <w:tblCellMar>
+            <w:top w:w="0" w:type="dxa"/>
+            <w:left w:w="108" w:type="dxa"/>
+            <w:bottom w:w="0" w:type="dxa"/>
+            <w:right w:w="108" w:type="dxa"/>
+          </w:tblCellMar>
+        </w:tblPrEx>
         <w:trPr>
           <w:trHeight w:val="389" w:hRule="atLeast"/>
           <w:jc w:val="center"/>
@@ -7911,7 +8598,6 @@
           <w:tcPr>
             <w:tcW w:w="3171" w:type="dxa"/>
             <w:vMerge w:val="continue"/>
-            <w:tcBorders/>
             <w:vAlign w:val="center"/>
           </w:tcPr>
           <w:p>
@@ -7991,8 +8677,23 @@
           </w:p>
         </w:tc>
       </w:tr>
-      <w:bookmarkEnd w:id="31"/>
       <w:tr>
+        <w:tblPrEx>
+          <w:tblBorders>
+            <w:top w:val="single" w:color="auto" w:sz="4" w:space="0"/>
+            <w:left w:val="single" w:color="auto" w:sz="4" w:space="0"/>
+            <w:bottom w:val="single" w:color="auto" w:sz="4" w:space="0"/>
+            <w:right w:val="single" w:color="auto" w:sz="4" w:space="0"/>
+            <w:insideH w:val="single" w:color="auto" w:sz="4" w:space="0"/>
+            <w:insideV w:val="single" w:color="auto" w:sz="4" w:space="0"/>
+          </w:tblBorders>
+          <w:tblCellMar>
+            <w:top w:w="0" w:type="dxa"/>
+            <w:left w:w="108" w:type="dxa"/>
+            <w:bottom w:w="0" w:type="dxa"/>
+            <w:right w:w="108" w:type="dxa"/>
+          </w:tblCellMar>
+        </w:tblPrEx>
         <w:trPr>
           <w:trHeight w:val="389" w:hRule="atLeast"/>
           <w:jc w:val="center"/>
@@ -8090,6 +8791,22 @@
         </w:tc>
       </w:tr>
       <w:tr>
+        <w:tblPrEx>
+          <w:tblBorders>
+            <w:top w:val="single" w:color="auto" w:sz="4" w:space="0"/>
+            <w:left w:val="single" w:color="auto" w:sz="4" w:space="0"/>
+            <w:bottom w:val="single" w:color="auto" w:sz="4" w:space="0"/>
+            <w:right w:val="single" w:color="auto" w:sz="4" w:space="0"/>
+            <w:insideH w:val="single" w:color="auto" w:sz="4" w:space="0"/>
+            <w:insideV w:val="single" w:color="auto" w:sz="4" w:space="0"/>
+          </w:tblBorders>
+          <w:tblCellMar>
+            <w:top w:w="0" w:type="dxa"/>
+            <w:left w:w="108" w:type="dxa"/>
+            <w:bottom w:w="0" w:type="dxa"/>
+            <w:right w:w="108" w:type="dxa"/>
+          </w:tblCellMar>
+        </w:tblPrEx>
         <w:trPr>
           <w:trHeight w:val="389" w:hRule="atLeast"/>
           <w:jc w:val="center"/>
@@ -8198,6 +8915,22 @@
         </w:tc>
       </w:tr>
       <w:tr>
+        <w:tblPrEx>
+          <w:tblBorders>
+            <w:top w:val="single" w:color="auto" w:sz="4" w:space="0"/>
+            <w:left w:val="single" w:color="auto" w:sz="4" w:space="0"/>
+            <w:bottom w:val="single" w:color="auto" w:sz="4" w:space="0"/>
+            <w:right w:val="single" w:color="auto" w:sz="4" w:space="0"/>
+            <w:insideH w:val="single" w:color="auto" w:sz="4" w:space="0"/>
+            <w:insideV w:val="single" w:color="auto" w:sz="4" w:space="0"/>
+          </w:tblBorders>
+          <w:tblCellMar>
+            <w:top w:w="0" w:type="dxa"/>
+            <w:left w:w="108" w:type="dxa"/>
+            <w:bottom w:w="0" w:type="dxa"/>
+            <w:right w:w="108" w:type="dxa"/>
+          </w:tblCellMar>
+        </w:tblPrEx>
         <w:trPr>
           <w:trHeight w:val="400" w:hRule="atLeast"/>
           <w:jc w:val="center"/>
@@ -8425,6 +9158,22 @@
         <w:gridCol w:w="1444"/>
       </w:tblGrid>
       <w:tr>
+        <w:tblPrEx>
+          <w:tblBorders>
+            <w:top w:val="single" w:color="auto" w:sz="4" w:space="0"/>
+            <w:left w:val="single" w:color="auto" w:sz="4" w:space="0"/>
+            <w:bottom w:val="single" w:color="auto" w:sz="4" w:space="0"/>
+            <w:right w:val="single" w:color="auto" w:sz="4" w:space="0"/>
+            <w:insideH w:val="single" w:color="auto" w:sz="4" w:space="0"/>
+            <w:insideV w:val="single" w:color="auto" w:sz="4" w:space="0"/>
+          </w:tblBorders>
+          <w:tblCellMar>
+            <w:top w:w="0" w:type="dxa"/>
+            <w:left w:w="108" w:type="dxa"/>
+            <w:bottom w:w="0" w:type="dxa"/>
+            <w:right w:w="108" w:type="dxa"/>
+          </w:tblCellMar>
+        </w:tblPrEx>
         <w:trPr>
           <w:trHeight w:val="90" w:hRule="atLeast"/>
           <w:jc w:val="center"/>
@@ -8586,6 +9335,22 @@
         </w:tc>
       </w:tr>
       <w:tr>
+        <w:tblPrEx>
+          <w:tblBorders>
+            <w:top w:val="single" w:color="auto" w:sz="4" w:space="0"/>
+            <w:left w:val="single" w:color="auto" w:sz="4" w:space="0"/>
+            <w:bottom w:val="single" w:color="auto" w:sz="4" w:space="0"/>
+            <w:right w:val="single" w:color="auto" w:sz="4" w:space="0"/>
+            <w:insideH w:val="single" w:color="auto" w:sz="4" w:space="0"/>
+            <w:insideV w:val="single" w:color="auto" w:sz="4" w:space="0"/>
+          </w:tblBorders>
+          <w:tblCellMar>
+            <w:top w:w="0" w:type="dxa"/>
+            <w:left w:w="108" w:type="dxa"/>
+            <w:bottom w:w="0" w:type="dxa"/>
+            <w:right w:w="108" w:type="dxa"/>
+          </w:tblCellMar>
+        </w:tblPrEx>
         <w:trPr>
           <w:trHeight w:val="90" w:hRule="atLeast"/>
           <w:jc w:val="center"/>
@@ -8765,6 +9530,22 @@
         </w:tc>
       </w:tr>
       <w:tr>
+        <w:tblPrEx>
+          <w:tblBorders>
+            <w:top w:val="single" w:color="auto" w:sz="4" w:space="0"/>
+            <w:left w:val="single" w:color="auto" w:sz="4" w:space="0"/>
+            <w:bottom w:val="single" w:color="auto" w:sz="4" w:space="0"/>
+            <w:right w:val="single" w:color="auto" w:sz="4" w:space="0"/>
+            <w:insideH w:val="single" w:color="auto" w:sz="4" w:space="0"/>
+            <w:insideV w:val="single" w:color="auto" w:sz="4" w:space="0"/>
+          </w:tblBorders>
+          <w:tblCellMar>
+            <w:top w:w="0" w:type="dxa"/>
+            <w:left w:w="108" w:type="dxa"/>
+            <w:bottom w:w="0" w:type="dxa"/>
+            <w:right w:w="108" w:type="dxa"/>
+          </w:tblCellMar>
+        </w:tblPrEx>
         <w:trPr>
           <w:trHeight w:val="90" w:hRule="atLeast"/>
           <w:jc w:val="center"/>
@@ -8931,6 +9712,22 @@
         </w:tc>
       </w:tr>
       <w:tr>
+        <w:tblPrEx>
+          <w:tblBorders>
+            <w:top w:val="single" w:color="auto" w:sz="4" w:space="0"/>
+            <w:left w:val="single" w:color="auto" w:sz="4" w:space="0"/>
+            <w:bottom w:val="single" w:color="auto" w:sz="4" w:space="0"/>
+            <w:right w:val="single" w:color="auto" w:sz="4" w:space="0"/>
+            <w:insideH w:val="single" w:color="auto" w:sz="4" w:space="0"/>
+            <w:insideV w:val="single" w:color="auto" w:sz="4" w:space="0"/>
+          </w:tblBorders>
+          <w:tblCellMar>
+            <w:top w:w="0" w:type="dxa"/>
+            <w:left w:w="108" w:type="dxa"/>
+            <w:bottom w:w="0" w:type="dxa"/>
+            <w:right w:w="108" w:type="dxa"/>
+          </w:tblCellMar>
+        </w:tblPrEx>
         <w:trPr>
           <w:trHeight w:val="90" w:hRule="atLeast"/>
           <w:jc w:val="center"/>
@@ -9097,6 +9894,22 @@
         </w:tc>
       </w:tr>
       <w:tr>
+        <w:tblPrEx>
+          <w:tblBorders>
+            <w:top w:val="single" w:color="auto" w:sz="4" w:space="0"/>
+            <w:left w:val="single" w:color="auto" w:sz="4" w:space="0"/>
+            <w:bottom w:val="single" w:color="auto" w:sz="4" w:space="0"/>
+            <w:right w:val="single" w:color="auto" w:sz="4" w:space="0"/>
+            <w:insideH w:val="single" w:color="auto" w:sz="4" w:space="0"/>
+            <w:insideV w:val="single" w:color="auto" w:sz="4" w:space="0"/>
+          </w:tblBorders>
+          <w:tblCellMar>
+            <w:top w:w="0" w:type="dxa"/>
+            <w:left w:w="108" w:type="dxa"/>
+            <w:bottom w:w="0" w:type="dxa"/>
+            <w:right w:w="108" w:type="dxa"/>
+          </w:tblCellMar>
+        </w:tblPrEx>
         <w:trPr>
           <w:trHeight w:val="90" w:hRule="atLeast"/>
           <w:jc w:val="center"/>
@@ -9263,6 +10076,22 @@
         </w:tc>
       </w:tr>
       <w:tr>
+        <w:tblPrEx>
+          <w:tblBorders>
+            <w:top w:val="single" w:color="auto" w:sz="4" w:space="0"/>
+            <w:left w:val="single" w:color="auto" w:sz="4" w:space="0"/>
+            <w:bottom w:val="single" w:color="auto" w:sz="4" w:space="0"/>
+            <w:right w:val="single" w:color="auto" w:sz="4" w:space="0"/>
+            <w:insideH w:val="single" w:color="auto" w:sz="4" w:space="0"/>
+            <w:insideV w:val="single" w:color="auto" w:sz="4" w:space="0"/>
+          </w:tblBorders>
+          <w:tblCellMar>
+            <w:top w:w="0" w:type="dxa"/>
+            <w:left w:w="108" w:type="dxa"/>
+            <w:bottom w:w="0" w:type="dxa"/>
+            <w:right w:w="108" w:type="dxa"/>
+          </w:tblCellMar>
+        </w:tblPrEx>
         <w:trPr>
           <w:trHeight w:val="90" w:hRule="atLeast"/>
           <w:jc w:val="center"/>
@@ -9461,6 +10290,22 @@
         </w:tc>
       </w:tr>
       <w:tr>
+        <w:tblPrEx>
+          <w:tblBorders>
+            <w:top w:val="single" w:color="auto" w:sz="4" w:space="0"/>
+            <w:left w:val="single" w:color="auto" w:sz="4" w:space="0"/>
+            <w:bottom w:val="single" w:color="auto" w:sz="4" w:space="0"/>
+            <w:right w:val="single" w:color="auto" w:sz="4" w:space="0"/>
+            <w:insideH w:val="single" w:color="auto" w:sz="4" w:space="0"/>
+            <w:insideV w:val="single" w:color="auto" w:sz="4" w:space="0"/>
+          </w:tblBorders>
+          <w:tblCellMar>
+            <w:top w:w="0" w:type="dxa"/>
+            <w:left w:w="108" w:type="dxa"/>
+            <w:bottom w:w="0" w:type="dxa"/>
+            <w:right w:w="108" w:type="dxa"/>
+          </w:tblCellMar>
+        </w:tblPrEx>
         <w:trPr>
           <w:trHeight w:val="90" w:hRule="atLeast"/>
           <w:jc w:val="center"/>
@@ -9617,6 +10462,22 @@
         </w:tc>
       </w:tr>
       <w:tr>
+        <w:tblPrEx>
+          <w:tblBorders>
+            <w:top w:val="single" w:color="auto" w:sz="4" w:space="0"/>
+            <w:left w:val="single" w:color="auto" w:sz="4" w:space="0"/>
+            <w:bottom w:val="single" w:color="auto" w:sz="4" w:space="0"/>
+            <w:right w:val="single" w:color="auto" w:sz="4" w:space="0"/>
+            <w:insideH w:val="single" w:color="auto" w:sz="4" w:space="0"/>
+            <w:insideV w:val="single" w:color="auto" w:sz="4" w:space="0"/>
+          </w:tblBorders>
+          <w:tblCellMar>
+            <w:top w:w="0" w:type="dxa"/>
+            <w:left w:w="108" w:type="dxa"/>
+            <w:bottom w:w="0" w:type="dxa"/>
+            <w:right w:w="108" w:type="dxa"/>
+          </w:tblCellMar>
+        </w:tblPrEx>
         <w:trPr>
           <w:trHeight w:val="90" w:hRule="atLeast"/>
           <w:jc w:val="center"/>
@@ -9773,6 +10634,22 @@
         </w:tc>
       </w:tr>
       <w:tr>
+        <w:tblPrEx>
+          <w:tblBorders>
+            <w:top w:val="single" w:color="auto" w:sz="4" w:space="0"/>
+            <w:left w:val="single" w:color="auto" w:sz="4" w:space="0"/>
+            <w:bottom w:val="single" w:color="auto" w:sz="4" w:space="0"/>
+            <w:right w:val="single" w:color="auto" w:sz="4" w:space="0"/>
+            <w:insideH w:val="single" w:color="auto" w:sz="4" w:space="0"/>
+            <w:insideV w:val="single" w:color="auto" w:sz="4" w:space="0"/>
+          </w:tblBorders>
+          <w:tblCellMar>
+            <w:top w:w="0" w:type="dxa"/>
+            <w:left w:w="108" w:type="dxa"/>
+            <w:bottom w:w="0" w:type="dxa"/>
+            <w:right w:w="108" w:type="dxa"/>
+          </w:tblCellMar>
+        </w:tblPrEx>
         <w:trPr>
           <w:trHeight w:val="90" w:hRule="atLeast"/>
           <w:jc w:val="center"/>
@@ -9931,6 +10808,22 @@
         </w:tc>
       </w:tr>
       <w:tr>
+        <w:tblPrEx>
+          <w:tblBorders>
+            <w:top w:val="single" w:color="auto" w:sz="4" w:space="0"/>
+            <w:left w:val="single" w:color="auto" w:sz="4" w:space="0"/>
+            <w:bottom w:val="single" w:color="auto" w:sz="4" w:space="0"/>
+            <w:right w:val="single" w:color="auto" w:sz="4" w:space="0"/>
+            <w:insideH w:val="single" w:color="auto" w:sz="4" w:space="0"/>
+            <w:insideV w:val="single" w:color="auto" w:sz="4" w:space="0"/>
+          </w:tblBorders>
+          <w:tblCellMar>
+            <w:top w:w="0" w:type="dxa"/>
+            <w:left w:w="108" w:type="dxa"/>
+            <w:bottom w:w="0" w:type="dxa"/>
+            <w:right w:w="108" w:type="dxa"/>
+          </w:tblCellMar>
+        </w:tblPrEx>
         <w:trPr>
           <w:trHeight w:val="90" w:hRule="atLeast"/>
           <w:jc w:val="center"/>
@@ -10087,6 +10980,22 @@
         </w:tc>
       </w:tr>
       <w:tr>
+        <w:tblPrEx>
+          <w:tblBorders>
+            <w:top w:val="single" w:color="auto" w:sz="4" w:space="0"/>
+            <w:left w:val="single" w:color="auto" w:sz="4" w:space="0"/>
+            <w:bottom w:val="single" w:color="auto" w:sz="4" w:space="0"/>
+            <w:right w:val="single" w:color="auto" w:sz="4" w:space="0"/>
+            <w:insideH w:val="single" w:color="auto" w:sz="4" w:space="0"/>
+            <w:insideV w:val="single" w:color="auto" w:sz="4" w:space="0"/>
+          </w:tblBorders>
+          <w:tblCellMar>
+            <w:top w:w="0" w:type="dxa"/>
+            <w:left w:w="108" w:type="dxa"/>
+            <w:bottom w:w="0" w:type="dxa"/>
+            <w:right w:w="108" w:type="dxa"/>
+          </w:tblCellMar>
+        </w:tblPrEx>
         <w:trPr>
           <w:trHeight w:val="90" w:hRule="atLeast"/>
           <w:jc w:val="center"/>
@@ -10714,7 +11623,34 @@
           <w:bCs w:val="0"/>
           <w:lang w:eastAsia="zh-CN"/>
         </w:rPr>
-        <w:t>广州市黄浦区开源大道11号C6栋702室</w:t>
+        <w:t>广州市</w:t>
+      </w:r>
+      <w:bookmarkStart w:id="31" w:name="_GoBack"/>
+      <w:r>
+        <w:rPr>
+          <w:rFonts w:hint="eastAsia" w:ascii="Times New Roman" w:hAnsi="Times New Roman" w:eastAsia="微软雅黑" w:cs="Times New Roman"/>
+          <w:b w:val="0"/>
+          <w:bCs w:val="0"/>
+          <w:lang w:eastAsia="zh-CN"/>
+        </w:rPr>
+        <w:t>黄</w:t>
+      </w:r>
+      <w:r>
+        <w:rPr>
+          <w:rFonts w:hint="eastAsia" w:ascii="Times New Roman" w:hAnsi="Times New Roman" w:eastAsia="微软雅黑" w:cs="Times New Roman"/>
+          <w:lang w:eastAsia="zh-CN"/>
+        </w:rPr>
+        <w:t>埔</w:t>
+      </w:r>
+      <w:bookmarkEnd w:id="31"/>
+      <w:r>
+        <w:rPr>
+          <w:rFonts w:hint="eastAsia" w:ascii="Times New Roman" w:hAnsi="Times New Roman" w:eastAsia="微软雅黑" w:cs="Times New Roman"/>
+          <w:b w:val="0"/>
+          <w:bCs w:val="0"/>
+          <w:lang w:eastAsia="zh-CN"/>
+        </w:rPr>
+        <w:t>区开源大道11号C6栋702室</w:t>
       </w:r>
     </w:p>
     <w:p>

--- a/WebContent/docx/HER2基因扩增检测报告.docx
+++ b/WebContent/docx/HER2基因扩增检测报告.docx
@@ -1740,13 +1740,13 @@
           </w14:shadow>
         </w:rPr>
       </w:pPr>
-      <w:bookmarkStart w:id="0" w:name="_Toc21669"/>
-      <w:bookmarkStart w:id="1" w:name="_Toc21009_WPSOffice_Level1"/>
-      <w:bookmarkStart w:id="2" w:name="_Toc13806"/>
-      <w:bookmarkStart w:id="3" w:name="_Toc24178_WPSOffice_Level1"/>
-      <w:bookmarkStart w:id="4" w:name="_Toc30143_WPSOffice_Level1"/>
-      <w:bookmarkStart w:id="5" w:name="_Toc27500"/>
-      <w:bookmarkStart w:id="6" w:name="_Toc32054"/>
+      <w:bookmarkStart w:id="0" w:name="_Toc30143_WPSOffice_Level1"/>
+      <w:bookmarkStart w:id="1" w:name="_Toc27500"/>
+      <w:bookmarkStart w:id="2" w:name="_Toc24178_WPSOffice_Level1"/>
+      <w:bookmarkStart w:id="3" w:name="_Toc21669"/>
+      <w:bookmarkStart w:id="4" w:name="_Toc21009_WPSOffice_Level1"/>
+      <w:bookmarkStart w:id="5" w:name="_Toc32054"/>
+      <w:bookmarkStart w:id="6" w:name="_Toc13806"/>
       <w:bookmarkStart w:id="7" w:name="_Toc24397"/>
     </w:p>
     <w:p>
@@ -1808,22 +1808,6 @@
         <w:gridCol w:w="3316"/>
       </w:tblGrid>
       <w:tr>
-        <w:tblPrEx>
-          <w:tblBorders>
-            <w:top w:val="single" w:color="5A9D46" w:sz="24" w:space="0"/>
-            <w:left w:val="none" w:color="auto" w:sz="0" w:space="0"/>
-            <w:bottom w:val="single" w:color="A4A4A4" w:sz="4" w:space="0"/>
-            <w:right w:val="none" w:color="auto" w:sz="0" w:space="0"/>
-            <w:insideH w:val="single" w:color="A4A4A4" w:sz="4" w:space="0"/>
-            <w:insideV w:val="single" w:color="A4A4A4" w:sz="4" w:space="0"/>
-          </w:tblBorders>
-          <w:tblCellMar>
-            <w:top w:w="0" w:type="dxa"/>
-            <w:left w:w="108" w:type="dxa"/>
-            <w:bottom w:w="0" w:type="dxa"/>
-            <w:right w:w="108" w:type="dxa"/>
-          </w:tblCellMar>
-        </w:tblPrEx>
         <w:trPr>
           <w:trHeight w:val="397" w:hRule="atLeast"/>
           <w:jc w:val="center"/>
@@ -2013,22 +1997,6 @@
         </w:tc>
       </w:tr>
       <w:tr>
-        <w:tblPrEx>
-          <w:tblBorders>
-            <w:top w:val="single" w:color="5A9D46" w:sz="24" w:space="0"/>
-            <w:left w:val="none" w:color="auto" w:sz="0" w:space="0"/>
-            <w:bottom w:val="single" w:color="A4A4A4" w:sz="4" w:space="0"/>
-            <w:right w:val="none" w:color="auto" w:sz="0" w:space="0"/>
-            <w:insideH w:val="single" w:color="A4A4A4" w:sz="4" w:space="0"/>
-            <w:insideV w:val="single" w:color="A4A4A4" w:sz="4" w:space="0"/>
-          </w:tblBorders>
-          <w:tblCellMar>
-            <w:top w:w="0" w:type="dxa"/>
-            <w:left w:w="108" w:type="dxa"/>
-            <w:bottom w:w="0" w:type="dxa"/>
-            <w:right w:w="108" w:type="dxa"/>
-          </w:tblCellMar>
-        </w:tblPrEx>
         <w:trPr>
           <w:trHeight w:val="397" w:hRule="atLeast"/>
           <w:jc w:val="center"/>
@@ -2212,22 +2180,6 @@
         </w:tc>
       </w:tr>
       <w:tr>
-        <w:tblPrEx>
-          <w:tblBorders>
-            <w:top w:val="single" w:color="5A9D46" w:sz="24" w:space="0"/>
-            <w:left w:val="none" w:color="auto" w:sz="0" w:space="0"/>
-            <w:bottom w:val="single" w:color="A4A4A4" w:sz="4" w:space="0"/>
-            <w:right w:val="none" w:color="auto" w:sz="0" w:space="0"/>
-            <w:insideH w:val="single" w:color="A4A4A4" w:sz="4" w:space="0"/>
-            <w:insideV w:val="single" w:color="A4A4A4" w:sz="4" w:space="0"/>
-          </w:tblBorders>
-          <w:tblCellMar>
-            <w:top w:w="0" w:type="dxa"/>
-            <w:left w:w="108" w:type="dxa"/>
-            <w:bottom w:w="0" w:type="dxa"/>
-            <w:right w:w="108" w:type="dxa"/>
-          </w:tblCellMar>
-        </w:tblPrEx>
         <w:trPr>
           <w:trHeight w:val="397" w:hRule="atLeast"/>
           <w:jc w:val="center"/>
@@ -2411,22 +2363,6 @@
         </w:tc>
       </w:tr>
       <w:tr>
-        <w:tblPrEx>
-          <w:tblBorders>
-            <w:top w:val="single" w:color="5A9D46" w:sz="24" w:space="0"/>
-            <w:left w:val="none" w:color="auto" w:sz="0" w:space="0"/>
-            <w:bottom w:val="single" w:color="A4A4A4" w:sz="4" w:space="0"/>
-            <w:right w:val="none" w:color="auto" w:sz="0" w:space="0"/>
-            <w:insideH w:val="single" w:color="A4A4A4" w:sz="4" w:space="0"/>
-            <w:insideV w:val="single" w:color="A4A4A4" w:sz="4" w:space="0"/>
-          </w:tblBorders>
-          <w:tblCellMar>
-            <w:top w:w="0" w:type="dxa"/>
-            <w:left w:w="108" w:type="dxa"/>
-            <w:bottom w:w="0" w:type="dxa"/>
-            <w:right w:w="108" w:type="dxa"/>
-          </w:tblCellMar>
-        </w:tblPrEx>
         <w:trPr>
           <w:trHeight w:val="397" w:hRule="atLeast"/>
           <w:jc w:val="center"/>
@@ -2610,22 +2546,6 @@
         </w:tc>
       </w:tr>
       <w:tr>
-        <w:tblPrEx>
-          <w:tblBorders>
-            <w:top w:val="single" w:color="5A9D46" w:sz="24" w:space="0"/>
-            <w:left w:val="none" w:color="auto" w:sz="0" w:space="0"/>
-            <w:bottom w:val="single" w:color="A4A4A4" w:sz="4" w:space="0"/>
-            <w:right w:val="none" w:color="auto" w:sz="0" w:space="0"/>
-            <w:insideH w:val="single" w:color="A4A4A4" w:sz="4" w:space="0"/>
-            <w:insideV w:val="single" w:color="A4A4A4" w:sz="4" w:space="0"/>
-          </w:tblBorders>
-          <w:tblCellMar>
-            <w:top w:w="0" w:type="dxa"/>
-            <w:left w:w="108" w:type="dxa"/>
-            <w:bottom w:w="0" w:type="dxa"/>
-            <w:right w:w="108" w:type="dxa"/>
-          </w:tblCellMar>
-        </w:tblPrEx>
         <w:trPr>
           <w:trHeight w:val="397" w:hRule="atLeast"/>
           <w:jc w:val="center"/>
@@ -2944,22 +2864,6 @@
         <w:gridCol w:w="6639"/>
       </w:tblGrid>
       <w:tr>
-        <w:tblPrEx>
-          <w:tblBorders>
-            <w:top w:val="single" w:color="5A9D46" w:sz="24" w:space="0"/>
-            <w:left w:val="none" w:color="auto" w:sz="0" w:space="0"/>
-            <w:bottom w:val="single" w:color="A4A4A4" w:sz="4" w:space="0"/>
-            <w:right w:val="none" w:color="auto" w:sz="0" w:space="0"/>
-            <w:insideH w:val="single" w:color="A4A4A4" w:sz="4" w:space="0"/>
-            <w:insideV w:val="single" w:color="A4A4A4" w:sz="4" w:space="0"/>
-          </w:tblBorders>
-          <w:tblCellMar>
-            <w:top w:w="0" w:type="dxa"/>
-            <w:left w:w="108" w:type="dxa"/>
-            <w:bottom w:w="0" w:type="dxa"/>
-            <w:right w:w="108" w:type="dxa"/>
-          </w:tblCellMar>
-        </w:tblPrEx>
         <w:trPr>
           <w:trHeight w:val="632" w:hRule="atLeast"/>
           <w:jc w:val="center"/>
@@ -3039,22 +2943,6 @@
         </w:tc>
       </w:tr>
       <w:tr>
-        <w:tblPrEx>
-          <w:tblBorders>
-            <w:top w:val="single" w:color="5A9D46" w:sz="24" w:space="0"/>
-            <w:left w:val="none" w:color="auto" w:sz="0" w:space="0"/>
-            <w:bottom w:val="single" w:color="A4A4A4" w:sz="4" w:space="0"/>
-            <w:right w:val="none" w:color="auto" w:sz="0" w:space="0"/>
-            <w:insideH w:val="single" w:color="A4A4A4" w:sz="4" w:space="0"/>
-            <w:insideV w:val="single" w:color="A4A4A4" w:sz="4" w:space="0"/>
-          </w:tblBorders>
-          <w:tblCellMar>
-            <w:top w:w="0" w:type="dxa"/>
-            <w:left w:w="108" w:type="dxa"/>
-            <w:bottom w:w="0" w:type="dxa"/>
-            <w:right w:w="108" w:type="dxa"/>
-          </w:tblCellMar>
-        </w:tblPrEx>
         <w:trPr>
           <w:trHeight w:val="567" w:hRule="atLeast"/>
           <w:jc w:val="center"/>
@@ -3130,22 +3018,6 @@
         </w:tc>
       </w:tr>
       <w:tr>
-        <w:tblPrEx>
-          <w:tblBorders>
-            <w:top w:val="single" w:color="5A9D46" w:sz="24" w:space="0"/>
-            <w:left w:val="none" w:color="auto" w:sz="0" w:space="0"/>
-            <w:bottom w:val="single" w:color="A4A4A4" w:sz="4" w:space="0"/>
-            <w:right w:val="none" w:color="auto" w:sz="0" w:space="0"/>
-            <w:insideH w:val="single" w:color="A4A4A4" w:sz="4" w:space="0"/>
-            <w:insideV w:val="single" w:color="A4A4A4" w:sz="4" w:space="0"/>
-          </w:tblBorders>
-          <w:tblCellMar>
-            <w:top w:w="0" w:type="dxa"/>
-            <w:left w:w="108" w:type="dxa"/>
-            <w:bottom w:w="0" w:type="dxa"/>
-            <w:right w:w="108" w:type="dxa"/>
-          </w:tblCellMar>
-        </w:tblPrEx>
         <w:trPr>
           <w:trHeight w:val="567" w:hRule="atLeast"/>
           <w:jc w:val="center"/>
@@ -3262,22 +3134,6 @@
         </w:tc>
       </w:tr>
       <w:tr>
-        <w:tblPrEx>
-          <w:tblBorders>
-            <w:top w:val="single" w:color="5A9D46" w:sz="24" w:space="0"/>
-            <w:left w:val="none" w:color="auto" w:sz="0" w:space="0"/>
-            <w:bottom w:val="single" w:color="A4A4A4" w:sz="4" w:space="0"/>
-            <w:right w:val="none" w:color="auto" w:sz="0" w:space="0"/>
-            <w:insideH w:val="single" w:color="A4A4A4" w:sz="4" w:space="0"/>
-            <w:insideV w:val="single" w:color="A4A4A4" w:sz="4" w:space="0"/>
-          </w:tblBorders>
-          <w:tblCellMar>
-            <w:top w:w="0" w:type="dxa"/>
-            <w:left w:w="108" w:type="dxa"/>
-            <w:bottom w:w="0" w:type="dxa"/>
-            <w:right w:w="108" w:type="dxa"/>
-          </w:tblCellMar>
-        </w:tblPrEx>
         <w:trPr>
           <w:trHeight w:val="567" w:hRule="atLeast"/>
           <w:jc w:val="center"/>
@@ -3354,22 +3210,6 @@
         </w:tc>
       </w:tr>
       <w:tr>
-        <w:tblPrEx>
-          <w:tblBorders>
-            <w:top w:val="single" w:color="5A9D46" w:sz="24" w:space="0"/>
-            <w:left w:val="none" w:color="auto" w:sz="0" w:space="0"/>
-            <w:bottom w:val="single" w:color="A4A4A4" w:sz="4" w:space="0"/>
-            <w:right w:val="none" w:color="auto" w:sz="0" w:space="0"/>
-            <w:insideH w:val="single" w:color="A4A4A4" w:sz="4" w:space="0"/>
-            <w:insideV w:val="single" w:color="A4A4A4" w:sz="4" w:space="0"/>
-          </w:tblBorders>
-          <w:tblCellMar>
-            <w:top w:w="0" w:type="dxa"/>
-            <w:left w:w="108" w:type="dxa"/>
-            <w:bottom w:w="0" w:type="dxa"/>
-            <w:right w:w="108" w:type="dxa"/>
-          </w:tblCellMar>
-        </w:tblPrEx>
         <w:trPr>
           <w:trHeight w:val="567" w:hRule="atLeast"/>
           <w:jc w:val="center"/>
@@ -3537,22 +3377,6 @@
         <w:gridCol w:w="4940"/>
       </w:tblGrid>
       <w:tr>
-        <w:tblPrEx>
-          <w:tblBorders>
-            <w:top w:val="none" w:color="auto" w:sz="0" w:space="0"/>
-            <w:left w:val="none" w:color="auto" w:sz="0" w:space="0"/>
-            <w:bottom w:val="none" w:color="auto" w:sz="0" w:space="0"/>
-            <w:right w:val="none" w:color="auto" w:sz="0" w:space="0"/>
-            <w:insideH w:val="none" w:color="auto" w:sz="0" w:space="0"/>
-            <w:insideV w:val="none" w:color="auto" w:sz="0" w:space="0"/>
-          </w:tblBorders>
-          <w:tblCellMar>
-            <w:top w:w="0" w:type="dxa"/>
-            <w:left w:w="108" w:type="dxa"/>
-            <w:bottom w:w="0" w:type="dxa"/>
-            <w:right w:w="108" w:type="dxa"/>
-          </w:tblCellMar>
-        </w:tblPrEx>
         <w:trPr>
           <w:trHeight w:val="498" w:hRule="atLeast"/>
           <w:jc w:val="center"/>
@@ -3611,22 +3435,6 @@
         </w:tc>
       </w:tr>
       <w:tr>
-        <w:tblPrEx>
-          <w:tblBorders>
-            <w:top w:val="none" w:color="auto" w:sz="0" w:space="0"/>
-            <w:left w:val="none" w:color="auto" w:sz="0" w:space="0"/>
-            <w:bottom w:val="none" w:color="auto" w:sz="0" w:space="0"/>
-            <w:right w:val="none" w:color="auto" w:sz="0" w:space="0"/>
-            <w:insideH w:val="none" w:color="auto" w:sz="0" w:space="0"/>
-            <w:insideV w:val="none" w:color="auto" w:sz="0" w:space="0"/>
-          </w:tblBorders>
-          <w:tblCellMar>
-            <w:top w:w="0" w:type="dxa"/>
-            <w:left w:w="108" w:type="dxa"/>
-            <w:bottom w:w="0" w:type="dxa"/>
-            <w:right w:w="108" w:type="dxa"/>
-          </w:tblCellMar>
-        </w:tblPrEx>
         <w:trPr>
           <w:trHeight w:val="3264" w:hRule="atLeast"/>
           <w:jc w:val="center"/>
@@ -3948,22 +3756,6 @@
         <w:gridCol w:w="2593"/>
       </w:tblGrid>
       <w:tr>
-        <w:tblPrEx>
-          <w:tblBorders>
-            <w:top w:val="single" w:color="5A9D46" w:sz="24" w:space="0"/>
-            <w:left w:val="none" w:color="auto" w:sz="0" w:space="0"/>
-            <w:bottom w:val="single" w:color="A4A4A4" w:sz="4" w:space="0"/>
-            <w:right w:val="none" w:color="auto" w:sz="0" w:space="0"/>
-            <w:insideH w:val="single" w:color="A4A4A4" w:sz="4" w:space="0"/>
-            <w:insideV w:val="single" w:color="A4A4A4" w:sz="4" w:space="0"/>
-          </w:tblBorders>
-          <w:tblCellMar>
-            <w:top w:w="0" w:type="dxa"/>
-            <w:left w:w="108" w:type="dxa"/>
-            <w:bottom w:w="0" w:type="dxa"/>
-            <w:right w:w="108" w:type="dxa"/>
-          </w:tblCellMar>
-        </w:tblPrEx>
         <w:trPr>
           <w:trHeight w:val="712" w:hRule="atLeast"/>
           <w:jc w:val="center"/>
@@ -4155,22 +3947,6 @@
         </w:tc>
       </w:tr>
       <w:tr>
-        <w:tblPrEx>
-          <w:tblBorders>
-            <w:top w:val="single" w:color="5A9D46" w:sz="24" w:space="0"/>
-            <w:left w:val="none" w:color="auto" w:sz="0" w:space="0"/>
-            <w:bottom w:val="single" w:color="A4A4A4" w:sz="4" w:space="0"/>
-            <w:right w:val="none" w:color="auto" w:sz="0" w:space="0"/>
-            <w:insideH w:val="single" w:color="A4A4A4" w:sz="4" w:space="0"/>
-            <w:insideV w:val="single" w:color="A4A4A4" w:sz="4" w:space="0"/>
-          </w:tblBorders>
-          <w:tblCellMar>
-            <w:top w:w="0" w:type="dxa"/>
-            <w:left w:w="108" w:type="dxa"/>
-            <w:bottom w:w="0" w:type="dxa"/>
-            <w:right w:w="108" w:type="dxa"/>
-          </w:tblCellMar>
-        </w:tblPrEx>
         <w:trPr>
           <w:trHeight w:val="477" w:hRule="atLeast"/>
           <w:jc w:val="center"/>
@@ -4254,22 +4030,6 @@
         </w:tc>
       </w:tr>
       <w:tr>
-        <w:tblPrEx>
-          <w:tblBorders>
-            <w:top w:val="single" w:color="5A9D46" w:sz="24" w:space="0"/>
-            <w:left w:val="none" w:color="auto" w:sz="0" w:space="0"/>
-            <w:bottom w:val="single" w:color="A4A4A4" w:sz="4" w:space="0"/>
-            <w:right w:val="none" w:color="auto" w:sz="0" w:space="0"/>
-            <w:insideH w:val="single" w:color="A4A4A4" w:sz="4" w:space="0"/>
-            <w:insideV w:val="single" w:color="A4A4A4" w:sz="4" w:space="0"/>
-          </w:tblBorders>
-          <w:tblCellMar>
-            <w:top w:w="0" w:type="dxa"/>
-            <w:left w:w="108" w:type="dxa"/>
-            <w:bottom w:w="0" w:type="dxa"/>
-            <w:right w:w="108" w:type="dxa"/>
-          </w:tblCellMar>
-        </w:tblPrEx>
         <w:trPr>
           <w:trHeight w:val="619" w:hRule="atLeast"/>
           <w:jc w:val="center"/>
@@ -4544,22 +4304,6 @@
         </w:tc>
       </w:tr>
       <w:tr>
-        <w:tblPrEx>
-          <w:tblBorders>
-            <w:top w:val="single" w:color="5A9D46" w:sz="24" w:space="0"/>
-            <w:left w:val="none" w:color="auto" w:sz="0" w:space="0"/>
-            <w:bottom w:val="single" w:color="A4A4A4" w:sz="4" w:space="0"/>
-            <w:right w:val="none" w:color="auto" w:sz="0" w:space="0"/>
-            <w:insideH w:val="single" w:color="A4A4A4" w:sz="4" w:space="0"/>
-            <w:insideV w:val="single" w:color="A4A4A4" w:sz="4" w:space="0"/>
-          </w:tblBorders>
-          <w:tblCellMar>
-            <w:top w:w="0" w:type="dxa"/>
-            <w:left w:w="108" w:type="dxa"/>
-            <w:bottom w:w="0" w:type="dxa"/>
-            <w:right w:w="108" w:type="dxa"/>
-          </w:tblCellMar>
-        </w:tblPrEx>
         <w:trPr>
           <w:trHeight w:val="619" w:hRule="atLeast"/>
           <w:jc w:val="center"/>
@@ -4699,22 +4443,6 @@
         </w:tc>
       </w:tr>
       <w:tr>
-        <w:tblPrEx>
-          <w:tblBorders>
-            <w:top w:val="single" w:color="5A9D46" w:sz="24" w:space="0"/>
-            <w:left w:val="none" w:color="auto" w:sz="0" w:space="0"/>
-            <w:bottom w:val="single" w:color="A4A4A4" w:sz="4" w:space="0"/>
-            <w:right w:val="none" w:color="auto" w:sz="0" w:space="0"/>
-            <w:insideH w:val="single" w:color="A4A4A4" w:sz="4" w:space="0"/>
-            <w:insideV w:val="single" w:color="A4A4A4" w:sz="4" w:space="0"/>
-          </w:tblBorders>
-          <w:tblCellMar>
-            <w:top w:w="0" w:type="dxa"/>
-            <w:left w:w="108" w:type="dxa"/>
-            <w:bottom w:w="0" w:type="dxa"/>
-            <w:right w:w="108" w:type="dxa"/>
-          </w:tblCellMar>
-        </w:tblPrEx>
         <w:trPr>
           <w:trHeight w:val="477" w:hRule="atLeast"/>
           <w:jc w:val="center"/>
@@ -4758,22 +4486,6 @@
         </w:tc>
       </w:tr>
       <w:tr>
-        <w:tblPrEx>
-          <w:tblBorders>
-            <w:top w:val="single" w:color="5A9D46" w:sz="24" w:space="0"/>
-            <w:left w:val="none" w:color="auto" w:sz="0" w:space="0"/>
-            <w:bottom w:val="single" w:color="A4A4A4" w:sz="4" w:space="0"/>
-            <w:right w:val="none" w:color="auto" w:sz="0" w:space="0"/>
-            <w:insideH w:val="single" w:color="A4A4A4" w:sz="4" w:space="0"/>
-            <w:insideV w:val="single" w:color="A4A4A4" w:sz="4" w:space="0"/>
-          </w:tblBorders>
-          <w:tblCellMar>
-            <w:top w:w="0" w:type="dxa"/>
-            <w:left w:w="108" w:type="dxa"/>
-            <w:bottom w:w="0" w:type="dxa"/>
-            <w:right w:w="108" w:type="dxa"/>
-          </w:tblCellMar>
-        </w:tblPrEx>
         <w:trPr>
           <w:trHeight w:val="477" w:hRule="atLeast"/>
           <w:jc w:val="center"/>
@@ -5047,22 +4759,6 @@
         </w:tc>
       </w:tr>
       <w:tr>
-        <w:tblPrEx>
-          <w:tblBorders>
-            <w:top w:val="single" w:color="5A9D46" w:sz="24" w:space="0"/>
-            <w:left w:val="none" w:color="auto" w:sz="0" w:space="0"/>
-            <w:bottom w:val="single" w:color="A4A4A4" w:sz="4" w:space="0"/>
-            <w:right w:val="none" w:color="auto" w:sz="0" w:space="0"/>
-            <w:insideH w:val="single" w:color="A4A4A4" w:sz="4" w:space="0"/>
-            <w:insideV w:val="single" w:color="A4A4A4" w:sz="4" w:space="0"/>
-          </w:tblBorders>
-          <w:tblCellMar>
-            <w:top w:w="0" w:type="dxa"/>
-            <w:left w:w="108" w:type="dxa"/>
-            <w:bottom w:w="0" w:type="dxa"/>
-            <w:right w:w="108" w:type="dxa"/>
-          </w:tblCellMar>
-        </w:tblPrEx>
         <w:trPr>
           <w:trHeight w:val="477" w:hRule="atLeast"/>
           <w:jc w:val="center"/>
@@ -5229,22 +4925,6 @@
         </w:tc>
       </w:tr>
       <w:tr>
-        <w:tblPrEx>
-          <w:tblBorders>
-            <w:top w:val="single" w:color="5A9D46" w:sz="24" w:space="0"/>
-            <w:left w:val="none" w:color="auto" w:sz="0" w:space="0"/>
-            <w:bottom w:val="single" w:color="A4A4A4" w:sz="4" w:space="0"/>
-            <w:right w:val="none" w:color="auto" w:sz="0" w:space="0"/>
-            <w:insideH w:val="single" w:color="A4A4A4" w:sz="4" w:space="0"/>
-            <w:insideV w:val="single" w:color="A4A4A4" w:sz="4" w:space="0"/>
-          </w:tblBorders>
-          <w:tblCellMar>
-            <w:top w:w="0" w:type="dxa"/>
-            <w:left w:w="108" w:type="dxa"/>
-            <w:bottom w:w="0" w:type="dxa"/>
-            <w:right w:w="108" w:type="dxa"/>
-          </w:tblCellMar>
-        </w:tblPrEx>
         <w:trPr>
           <w:trHeight w:val="477" w:hRule="atLeast"/>
           <w:jc w:val="center"/>
@@ -5411,22 +5091,6 @@
         </w:tc>
       </w:tr>
       <w:tr>
-        <w:tblPrEx>
-          <w:tblBorders>
-            <w:top w:val="single" w:color="5A9D46" w:sz="24" w:space="0"/>
-            <w:left w:val="none" w:color="auto" w:sz="0" w:space="0"/>
-            <w:bottom w:val="single" w:color="A4A4A4" w:sz="4" w:space="0"/>
-            <w:right w:val="none" w:color="auto" w:sz="0" w:space="0"/>
-            <w:insideH w:val="single" w:color="A4A4A4" w:sz="4" w:space="0"/>
-            <w:insideV w:val="single" w:color="A4A4A4" w:sz="4" w:space="0"/>
-          </w:tblBorders>
-          <w:tblCellMar>
-            <w:top w:w="0" w:type="dxa"/>
-            <w:left w:w="108" w:type="dxa"/>
-            <w:bottom w:w="0" w:type="dxa"/>
-            <w:right w:w="108" w:type="dxa"/>
-          </w:tblCellMar>
-        </w:tblPrEx>
         <w:trPr>
           <w:trHeight w:val="477" w:hRule="atLeast"/>
           <w:jc w:val="center"/>
@@ -5466,22 +5130,6 @@
         </w:tc>
       </w:tr>
       <w:tr>
-        <w:tblPrEx>
-          <w:tblBorders>
-            <w:top w:val="single" w:color="5A9D46" w:sz="24" w:space="0"/>
-            <w:left w:val="none" w:color="auto" w:sz="0" w:space="0"/>
-            <w:bottom w:val="single" w:color="A4A4A4" w:sz="4" w:space="0"/>
-            <w:right w:val="none" w:color="auto" w:sz="0" w:space="0"/>
-            <w:insideH w:val="single" w:color="A4A4A4" w:sz="4" w:space="0"/>
-            <w:insideV w:val="single" w:color="A4A4A4" w:sz="4" w:space="0"/>
-          </w:tblBorders>
-          <w:tblCellMar>
-            <w:top w:w="0" w:type="dxa"/>
-            <w:left w:w="108" w:type="dxa"/>
-            <w:bottom w:w="0" w:type="dxa"/>
-            <w:right w:w="108" w:type="dxa"/>
-          </w:tblCellMar>
-        </w:tblPrEx>
         <w:trPr>
           <w:trHeight w:val="520" w:hRule="atLeast"/>
           <w:jc w:val="center"/>
@@ -5537,22 +5185,6 @@
         </w:tc>
       </w:tr>
       <w:tr>
-        <w:tblPrEx>
-          <w:tblBorders>
-            <w:top w:val="single" w:color="5A9D46" w:sz="24" w:space="0"/>
-            <w:left w:val="none" w:color="auto" w:sz="0" w:space="0"/>
-            <w:bottom w:val="single" w:color="A4A4A4" w:sz="4" w:space="0"/>
-            <w:right w:val="none" w:color="auto" w:sz="0" w:space="0"/>
-            <w:insideH w:val="single" w:color="A4A4A4" w:sz="4" w:space="0"/>
-            <w:insideV w:val="single" w:color="A4A4A4" w:sz="4" w:space="0"/>
-          </w:tblBorders>
-          <w:tblCellMar>
-            <w:top w:w="0" w:type="dxa"/>
-            <w:left w:w="108" w:type="dxa"/>
-            <w:bottom w:w="0" w:type="dxa"/>
-            <w:right w:w="108" w:type="dxa"/>
-          </w:tblCellMar>
-        </w:tblPrEx>
         <w:trPr>
           <w:trHeight w:val="4260" w:hRule="atLeast"/>
           <w:jc w:val="center"/>
@@ -5739,22 +5371,6 @@
         </w:tc>
       </w:tr>
       <w:tr>
-        <w:tblPrEx>
-          <w:tblBorders>
-            <w:top w:val="single" w:color="5A9D46" w:sz="24" w:space="0"/>
-            <w:left w:val="none" w:color="auto" w:sz="0" w:space="0"/>
-            <w:bottom w:val="single" w:color="A4A4A4" w:sz="4" w:space="0"/>
-            <w:right w:val="none" w:color="auto" w:sz="0" w:space="0"/>
-            <w:insideH w:val="single" w:color="A4A4A4" w:sz="4" w:space="0"/>
-            <w:insideV w:val="single" w:color="A4A4A4" w:sz="4" w:space="0"/>
-          </w:tblBorders>
-          <w:tblCellMar>
-            <w:top w:w="0" w:type="dxa"/>
-            <w:left w:w="108" w:type="dxa"/>
-            <w:bottom w:w="0" w:type="dxa"/>
-            <w:right w:w="108" w:type="dxa"/>
-          </w:tblCellMar>
-        </w:tblPrEx>
         <w:trPr>
           <w:trHeight w:val="623" w:hRule="atLeast"/>
           <w:jc w:val="center"/>
@@ -5824,22 +5440,6 @@
         </w:tc>
       </w:tr>
       <w:tr>
-        <w:tblPrEx>
-          <w:tblBorders>
-            <w:top w:val="single" w:color="5A9D46" w:sz="24" w:space="0"/>
-            <w:left w:val="none" w:color="auto" w:sz="0" w:space="0"/>
-            <w:bottom w:val="single" w:color="A4A4A4" w:sz="4" w:space="0"/>
-            <w:right w:val="none" w:color="auto" w:sz="0" w:space="0"/>
-            <w:insideH w:val="single" w:color="A4A4A4" w:sz="4" w:space="0"/>
-            <w:insideV w:val="single" w:color="A4A4A4" w:sz="4" w:space="0"/>
-          </w:tblBorders>
-          <w:tblCellMar>
-            <w:top w:w="0" w:type="dxa"/>
-            <w:left w:w="108" w:type="dxa"/>
-            <w:bottom w:w="0" w:type="dxa"/>
-            <w:right w:w="108" w:type="dxa"/>
-          </w:tblCellMar>
-        </w:tblPrEx>
         <w:trPr>
           <w:trHeight w:val="4260" w:hRule="atLeast"/>
           <w:jc w:val="center"/>
@@ -5988,22 +5588,6 @@
         </w:tc>
       </w:tr>
       <w:tr>
-        <w:tblPrEx>
-          <w:tblBorders>
-            <w:top w:val="single" w:color="5A9D46" w:sz="24" w:space="0"/>
-            <w:left w:val="none" w:color="auto" w:sz="0" w:space="0"/>
-            <w:bottom w:val="single" w:color="A4A4A4" w:sz="4" w:space="0"/>
-            <w:right w:val="none" w:color="auto" w:sz="0" w:space="0"/>
-            <w:insideH w:val="single" w:color="A4A4A4" w:sz="4" w:space="0"/>
-            <w:insideV w:val="single" w:color="A4A4A4" w:sz="4" w:space="0"/>
-          </w:tblBorders>
-          <w:tblCellMar>
-            <w:top w:w="0" w:type="dxa"/>
-            <w:left w:w="108" w:type="dxa"/>
-            <w:bottom w:w="0" w:type="dxa"/>
-            <w:right w:w="108" w:type="dxa"/>
-          </w:tblCellMar>
-        </w:tblPrEx>
         <w:trPr>
           <w:trHeight w:val="829" w:hRule="atLeast"/>
           <w:jc w:val="center"/>
@@ -6073,22 +5657,6 @@
         </w:tc>
       </w:tr>
       <w:tr>
-        <w:tblPrEx>
-          <w:tblBorders>
-            <w:top w:val="single" w:color="5A9D46" w:sz="24" w:space="0"/>
-            <w:left w:val="none" w:color="auto" w:sz="0" w:space="0"/>
-            <w:bottom w:val="single" w:color="A4A4A4" w:sz="4" w:space="0"/>
-            <w:right w:val="none" w:color="auto" w:sz="0" w:space="0"/>
-            <w:insideH w:val="single" w:color="A4A4A4" w:sz="4" w:space="0"/>
-            <w:insideV w:val="single" w:color="A4A4A4" w:sz="4" w:space="0"/>
-          </w:tblBorders>
-          <w:tblCellMar>
-            <w:top w:w="0" w:type="dxa"/>
-            <w:left w:w="108" w:type="dxa"/>
-            <w:bottom w:w="0" w:type="dxa"/>
-            <w:right w:w="108" w:type="dxa"/>
-          </w:tblCellMar>
-        </w:tblPrEx>
         <w:trPr>
           <w:trHeight w:val="4260" w:hRule="atLeast"/>
           <w:jc w:val="center"/>
@@ -6248,22 +5816,6 @@
         </w:tc>
       </w:tr>
       <w:tr>
-        <w:tblPrEx>
-          <w:tblBorders>
-            <w:top w:val="single" w:color="5A9D46" w:sz="24" w:space="0"/>
-            <w:left w:val="none" w:color="auto" w:sz="0" w:space="0"/>
-            <w:bottom w:val="single" w:color="A4A4A4" w:sz="4" w:space="0"/>
-            <w:right w:val="none" w:color="auto" w:sz="0" w:space="0"/>
-            <w:insideH w:val="single" w:color="A4A4A4" w:sz="4" w:space="0"/>
-            <w:insideV w:val="single" w:color="A4A4A4" w:sz="4" w:space="0"/>
-          </w:tblBorders>
-          <w:tblCellMar>
-            <w:top w:w="0" w:type="dxa"/>
-            <w:left w:w="108" w:type="dxa"/>
-            <w:bottom w:w="0" w:type="dxa"/>
-            <w:right w:w="108" w:type="dxa"/>
-          </w:tblCellMar>
-        </w:tblPrEx>
         <w:trPr>
           <w:trHeight w:val="959" w:hRule="atLeast"/>
           <w:jc w:val="center"/>
@@ -6330,22 +5882,6 @@
         </w:tc>
       </w:tr>
       <w:tr>
-        <w:tblPrEx>
-          <w:tblBorders>
-            <w:top w:val="single" w:color="5A9D46" w:sz="24" w:space="0"/>
-            <w:left w:val="none" w:color="auto" w:sz="0" w:space="0"/>
-            <w:bottom w:val="single" w:color="A4A4A4" w:sz="4" w:space="0"/>
-            <w:right w:val="none" w:color="auto" w:sz="0" w:space="0"/>
-            <w:insideH w:val="single" w:color="A4A4A4" w:sz="4" w:space="0"/>
-            <w:insideV w:val="single" w:color="A4A4A4" w:sz="4" w:space="0"/>
-          </w:tblBorders>
-          <w:tblCellMar>
-            <w:top w:w="0" w:type="dxa"/>
-            <w:left w:w="108" w:type="dxa"/>
-            <w:bottom w:w="0" w:type="dxa"/>
-            <w:right w:w="108" w:type="dxa"/>
-          </w:tblCellMar>
-        </w:tblPrEx>
         <w:trPr>
           <w:trHeight w:val="4260" w:hRule="atLeast"/>
           <w:jc w:val="center"/>
@@ -6495,22 +6031,6 @@
         </w:tc>
       </w:tr>
       <w:tr>
-        <w:tblPrEx>
-          <w:tblBorders>
-            <w:top w:val="single" w:color="5A9D46" w:sz="24" w:space="0"/>
-            <w:left w:val="none" w:color="auto" w:sz="0" w:space="0"/>
-            <w:bottom w:val="single" w:color="A4A4A4" w:sz="4" w:space="0"/>
-            <w:right w:val="none" w:color="auto" w:sz="0" w:space="0"/>
-            <w:insideH w:val="single" w:color="A4A4A4" w:sz="4" w:space="0"/>
-            <w:insideV w:val="single" w:color="A4A4A4" w:sz="4" w:space="0"/>
-          </w:tblBorders>
-          <w:tblCellMar>
-            <w:top w:w="0" w:type="dxa"/>
-            <w:left w:w="108" w:type="dxa"/>
-            <w:bottom w:w="0" w:type="dxa"/>
-            <w:right w:w="108" w:type="dxa"/>
-          </w:tblCellMar>
-        </w:tblPrEx>
         <w:trPr>
           <w:trHeight w:val="780" w:hRule="atLeast"/>
           <w:jc w:val="center"/>
@@ -6646,22 +6166,6 @@
         <w:gridCol w:w="3118"/>
       </w:tblGrid>
       <w:tr>
-        <w:tblPrEx>
-          <w:tblBorders>
-            <w:top w:val="none" w:color="auto" w:sz="0" w:space="0"/>
-            <w:left w:val="none" w:color="auto" w:sz="0" w:space="0"/>
-            <w:bottom w:val="none" w:color="auto" w:sz="0" w:space="0"/>
-            <w:right w:val="none" w:color="auto" w:sz="0" w:space="0"/>
-            <w:insideH w:val="none" w:color="auto" w:sz="0" w:space="0"/>
-            <w:insideV w:val="none" w:color="auto" w:sz="0" w:space="0"/>
-          </w:tblBorders>
-          <w:tblCellMar>
-            <w:top w:w="0" w:type="dxa"/>
-            <w:left w:w="108" w:type="dxa"/>
-            <w:bottom w:w="0" w:type="dxa"/>
-            <w:right w:w="108" w:type="dxa"/>
-          </w:tblCellMar>
-        </w:tblPrEx>
         <w:trPr>
           <w:trHeight w:val="482" w:hRule="atLeast"/>
         </w:trPr>
@@ -6920,22 +6424,6 @@
         </w:tc>
       </w:tr>
       <w:tr>
-        <w:tblPrEx>
-          <w:tblBorders>
-            <w:top w:val="none" w:color="auto" w:sz="0" w:space="0"/>
-            <w:left w:val="none" w:color="auto" w:sz="0" w:space="0"/>
-            <w:bottom w:val="none" w:color="auto" w:sz="0" w:space="0"/>
-            <w:right w:val="none" w:color="auto" w:sz="0" w:space="0"/>
-            <w:insideH w:val="none" w:color="auto" w:sz="0" w:space="0"/>
-            <w:insideV w:val="none" w:color="auto" w:sz="0" w:space="0"/>
-          </w:tblBorders>
-          <w:tblCellMar>
-            <w:top w:w="0" w:type="dxa"/>
-            <w:left w:w="108" w:type="dxa"/>
-            <w:bottom w:w="0" w:type="dxa"/>
-            <w:right w:w="108" w:type="dxa"/>
-          </w:tblCellMar>
-        </w:tblPrEx>
         <w:trPr>
           <w:trHeight w:val="204" w:hRule="atLeast"/>
         </w:trPr>
@@ -7345,22 +6833,6 @@
         <w:gridCol w:w="3139"/>
       </w:tblGrid>
       <w:tr>
-        <w:tblPrEx>
-          <w:tblBorders>
-            <w:top w:val="single" w:color="auto" w:sz="4" w:space="0"/>
-            <w:left w:val="single" w:color="auto" w:sz="4" w:space="0"/>
-            <w:bottom w:val="single" w:color="auto" w:sz="4" w:space="0"/>
-            <w:right w:val="single" w:color="auto" w:sz="4" w:space="0"/>
-            <w:insideH w:val="single" w:color="auto" w:sz="4" w:space="0"/>
-            <w:insideV w:val="single" w:color="auto" w:sz="4" w:space="0"/>
-          </w:tblBorders>
-          <w:tblCellMar>
-            <w:top w:w="0" w:type="dxa"/>
-            <w:left w:w="108" w:type="dxa"/>
-            <w:bottom w:w="0" w:type="dxa"/>
-            <w:right w:w="108" w:type="dxa"/>
-          </w:tblCellMar>
-        </w:tblPrEx>
         <w:trPr>
           <w:trHeight w:val="389" w:hRule="atLeast"/>
           <w:jc w:val="center"/>
@@ -7460,22 +6932,6 @@
         </w:tc>
       </w:tr>
       <w:tr>
-        <w:tblPrEx>
-          <w:tblBorders>
-            <w:top w:val="single" w:color="auto" w:sz="4" w:space="0"/>
-            <w:left w:val="single" w:color="auto" w:sz="4" w:space="0"/>
-            <w:bottom w:val="single" w:color="auto" w:sz="4" w:space="0"/>
-            <w:right w:val="single" w:color="auto" w:sz="4" w:space="0"/>
-            <w:insideH w:val="single" w:color="auto" w:sz="4" w:space="0"/>
-            <w:insideV w:val="single" w:color="auto" w:sz="4" w:space="0"/>
-          </w:tblBorders>
-          <w:tblCellMar>
-            <w:top w:w="0" w:type="dxa"/>
-            <w:left w:w="108" w:type="dxa"/>
-            <w:bottom w:w="0" w:type="dxa"/>
-            <w:right w:w="108" w:type="dxa"/>
-          </w:tblCellMar>
-        </w:tblPrEx>
         <w:trPr>
           <w:trHeight w:val="389" w:hRule="atLeast"/>
           <w:jc w:val="center"/>
@@ -7572,22 +7028,6 @@
         </w:tc>
       </w:tr>
       <w:tr>
-        <w:tblPrEx>
-          <w:tblBorders>
-            <w:top w:val="single" w:color="auto" w:sz="4" w:space="0"/>
-            <w:left w:val="single" w:color="auto" w:sz="4" w:space="0"/>
-            <w:bottom w:val="single" w:color="auto" w:sz="4" w:space="0"/>
-            <w:right w:val="single" w:color="auto" w:sz="4" w:space="0"/>
-            <w:insideH w:val="single" w:color="auto" w:sz="4" w:space="0"/>
-            <w:insideV w:val="single" w:color="auto" w:sz="4" w:space="0"/>
-          </w:tblBorders>
-          <w:tblCellMar>
-            <w:top w:w="0" w:type="dxa"/>
-            <w:left w:w="108" w:type="dxa"/>
-            <w:bottom w:w="0" w:type="dxa"/>
-            <w:right w:w="108" w:type="dxa"/>
-          </w:tblCellMar>
-        </w:tblPrEx>
         <w:trPr>
           <w:trHeight w:val="389" w:hRule="atLeast"/>
           <w:jc w:val="center"/>
@@ -7686,22 +7126,6 @@
         </w:tc>
       </w:tr>
       <w:tr>
-        <w:tblPrEx>
-          <w:tblBorders>
-            <w:top w:val="single" w:color="auto" w:sz="4" w:space="0"/>
-            <w:left w:val="single" w:color="auto" w:sz="4" w:space="0"/>
-            <w:bottom w:val="single" w:color="auto" w:sz="4" w:space="0"/>
-            <w:right w:val="single" w:color="auto" w:sz="4" w:space="0"/>
-            <w:insideH w:val="single" w:color="auto" w:sz="4" w:space="0"/>
-            <w:insideV w:val="single" w:color="auto" w:sz="4" w:space="0"/>
-          </w:tblBorders>
-          <w:tblCellMar>
-            <w:top w:w="0" w:type="dxa"/>
-            <w:left w:w="108" w:type="dxa"/>
-            <w:bottom w:w="0" w:type="dxa"/>
-            <w:right w:w="108" w:type="dxa"/>
-          </w:tblCellMar>
-        </w:tblPrEx>
         <w:trPr>
           <w:trHeight w:val="389" w:hRule="atLeast"/>
           <w:jc w:val="center"/>
@@ -7804,22 +7228,6 @@
         </w:tc>
       </w:tr>
       <w:tr>
-        <w:tblPrEx>
-          <w:tblBorders>
-            <w:top w:val="single" w:color="auto" w:sz="4" w:space="0"/>
-            <w:left w:val="single" w:color="auto" w:sz="4" w:space="0"/>
-            <w:bottom w:val="single" w:color="auto" w:sz="4" w:space="0"/>
-            <w:right w:val="single" w:color="auto" w:sz="4" w:space="0"/>
-            <w:insideH w:val="single" w:color="auto" w:sz="4" w:space="0"/>
-            <w:insideV w:val="single" w:color="auto" w:sz="4" w:space="0"/>
-          </w:tblBorders>
-          <w:tblCellMar>
-            <w:top w:w="0" w:type="dxa"/>
-            <w:left w:w="108" w:type="dxa"/>
-            <w:bottom w:w="0" w:type="dxa"/>
-            <w:right w:w="108" w:type="dxa"/>
-          </w:tblCellMar>
-        </w:tblPrEx>
         <w:trPr>
           <w:trHeight w:val="389" w:hRule="atLeast"/>
           <w:jc w:val="center"/>
@@ -7918,22 +7326,6 @@
         </w:tc>
       </w:tr>
       <w:tr>
-        <w:tblPrEx>
-          <w:tblBorders>
-            <w:top w:val="single" w:color="auto" w:sz="4" w:space="0"/>
-            <w:left w:val="single" w:color="auto" w:sz="4" w:space="0"/>
-            <w:bottom w:val="single" w:color="auto" w:sz="4" w:space="0"/>
-            <w:right w:val="single" w:color="auto" w:sz="4" w:space="0"/>
-            <w:insideH w:val="single" w:color="auto" w:sz="4" w:space="0"/>
-            <w:insideV w:val="single" w:color="auto" w:sz="4" w:space="0"/>
-          </w:tblBorders>
-          <w:tblCellMar>
-            <w:top w:w="0" w:type="dxa"/>
-            <w:left w:w="108" w:type="dxa"/>
-            <w:bottom w:w="0" w:type="dxa"/>
-            <w:right w:w="108" w:type="dxa"/>
-          </w:tblCellMar>
-        </w:tblPrEx>
         <w:trPr>
           <w:trHeight w:val="389" w:hRule="atLeast"/>
           <w:jc w:val="center"/>
@@ -8032,22 +7424,6 @@
         </w:tc>
       </w:tr>
       <w:tr>
-        <w:tblPrEx>
-          <w:tblBorders>
-            <w:top w:val="single" w:color="auto" w:sz="4" w:space="0"/>
-            <w:left w:val="single" w:color="auto" w:sz="4" w:space="0"/>
-            <w:bottom w:val="single" w:color="auto" w:sz="4" w:space="0"/>
-            <w:right w:val="single" w:color="auto" w:sz="4" w:space="0"/>
-            <w:insideH w:val="single" w:color="auto" w:sz="4" w:space="0"/>
-            <w:insideV w:val="single" w:color="auto" w:sz="4" w:space="0"/>
-          </w:tblBorders>
-          <w:tblCellMar>
-            <w:top w:w="0" w:type="dxa"/>
-            <w:left w:w="108" w:type="dxa"/>
-            <w:bottom w:w="0" w:type="dxa"/>
-            <w:right w:w="108" w:type="dxa"/>
-          </w:tblCellMar>
-        </w:tblPrEx>
         <w:trPr>
           <w:trHeight w:val="389" w:hRule="atLeast"/>
           <w:jc w:val="center"/>
@@ -8146,22 +7522,6 @@
         </w:tc>
       </w:tr>
       <w:tr>
-        <w:tblPrEx>
-          <w:tblBorders>
-            <w:top w:val="single" w:color="auto" w:sz="4" w:space="0"/>
-            <w:left w:val="single" w:color="auto" w:sz="4" w:space="0"/>
-            <w:bottom w:val="single" w:color="auto" w:sz="4" w:space="0"/>
-            <w:right w:val="single" w:color="auto" w:sz="4" w:space="0"/>
-            <w:insideH w:val="single" w:color="auto" w:sz="4" w:space="0"/>
-            <w:insideV w:val="single" w:color="auto" w:sz="4" w:space="0"/>
-          </w:tblBorders>
-          <w:tblCellMar>
-            <w:top w:w="0" w:type="dxa"/>
-            <w:left w:w="108" w:type="dxa"/>
-            <w:bottom w:w="0" w:type="dxa"/>
-            <w:right w:w="108" w:type="dxa"/>
-          </w:tblCellMar>
-        </w:tblPrEx>
         <w:trPr>
           <w:trHeight w:val="389" w:hRule="atLeast"/>
           <w:jc w:val="center"/>
@@ -8260,22 +7620,6 @@
         </w:tc>
       </w:tr>
       <w:tr>
-        <w:tblPrEx>
-          <w:tblBorders>
-            <w:top w:val="single" w:color="auto" w:sz="4" w:space="0"/>
-            <w:left w:val="single" w:color="auto" w:sz="4" w:space="0"/>
-            <w:bottom w:val="single" w:color="auto" w:sz="4" w:space="0"/>
-            <w:right w:val="single" w:color="auto" w:sz="4" w:space="0"/>
-            <w:insideH w:val="single" w:color="auto" w:sz="4" w:space="0"/>
-            <w:insideV w:val="single" w:color="auto" w:sz="4" w:space="0"/>
-          </w:tblBorders>
-          <w:tblCellMar>
-            <w:top w:w="0" w:type="dxa"/>
-            <w:left w:w="108" w:type="dxa"/>
-            <w:bottom w:w="0" w:type="dxa"/>
-            <w:right w:w="108" w:type="dxa"/>
-          </w:tblCellMar>
-        </w:tblPrEx>
         <w:trPr>
           <w:trHeight w:val="389" w:hRule="atLeast"/>
           <w:jc w:val="center"/>
@@ -8374,22 +7718,6 @@
         </w:tc>
       </w:tr>
       <w:tr>
-        <w:tblPrEx>
-          <w:tblBorders>
-            <w:top w:val="single" w:color="auto" w:sz="4" w:space="0"/>
-            <w:left w:val="single" w:color="auto" w:sz="4" w:space="0"/>
-            <w:bottom w:val="single" w:color="auto" w:sz="4" w:space="0"/>
-            <w:right w:val="single" w:color="auto" w:sz="4" w:space="0"/>
-            <w:insideH w:val="single" w:color="auto" w:sz="4" w:space="0"/>
-            <w:insideV w:val="single" w:color="auto" w:sz="4" w:space="0"/>
-          </w:tblBorders>
-          <w:tblCellMar>
-            <w:top w:w="0" w:type="dxa"/>
-            <w:left w:w="108" w:type="dxa"/>
-            <w:bottom w:w="0" w:type="dxa"/>
-            <w:right w:w="108" w:type="dxa"/>
-          </w:tblCellMar>
-        </w:tblPrEx>
         <w:trPr>
           <w:trHeight w:val="389" w:hRule="atLeast"/>
           <w:jc w:val="center"/>
@@ -8413,6 +7741,7 @@
                 <w:lang w:eastAsia="zh-CN"/>
               </w:rPr>
             </w:pPr>
+            <w:bookmarkStart w:id="31" w:name="_GoBack" w:colFirst="1" w:colLast="2"/>
             <w:bookmarkStart w:id="20" w:name="OLE_LINK13"/>
             <w:r>
               <w:rPr>
@@ -8574,22 +7903,6 @@
         </w:tc>
       </w:tr>
       <w:tr>
-        <w:tblPrEx>
-          <w:tblBorders>
-            <w:top w:val="single" w:color="auto" w:sz="4" w:space="0"/>
-            <w:left w:val="single" w:color="auto" w:sz="4" w:space="0"/>
-            <w:bottom w:val="single" w:color="auto" w:sz="4" w:space="0"/>
-            <w:right w:val="single" w:color="auto" w:sz="4" w:space="0"/>
-            <w:insideH w:val="single" w:color="auto" w:sz="4" w:space="0"/>
-            <w:insideV w:val="single" w:color="auto" w:sz="4" w:space="0"/>
-          </w:tblBorders>
-          <w:tblCellMar>
-            <w:top w:w="0" w:type="dxa"/>
-            <w:left w:w="108" w:type="dxa"/>
-            <w:bottom w:w="0" w:type="dxa"/>
-            <w:right w:w="108" w:type="dxa"/>
-          </w:tblCellMar>
-        </w:tblPrEx>
         <w:trPr>
           <w:trHeight w:val="389" w:hRule="atLeast"/>
           <w:jc w:val="center"/>
@@ -8598,6 +7911,7 @@
           <w:tcPr>
             <w:tcW w:w="3171" w:type="dxa"/>
             <w:vMerge w:val="continue"/>
+            <w:tcBorders/>
             <w:vAlign w:val="center"/>
           </w:tcPr>
           <w:p>
@@ -8677,23 +7991,8 @@
           </w:p>
         </w:tc>
       </w:tr>
+      <w:bookmarkEnd w:id="31"/>
       <w:tr>
-        <w:tblPrEx>
-          <w:tblBorders>
-            <w:top w:val="single" w:color="auto" w:sz="4" w:space="0"/>
-            <w:left w:val="single" w:color="auto" w:sz="4" w:space="0"/>
-            <w:bottom w:val="single" w:color="auto" w:sz="4" w:space="0"/>
-            <w:right w:val="single" w:color="auto" w:sz="4" w:space="0"/>
-            <w:insideH w:val="single" w:color="auto" w:sz="4" w:space="0"/>
-            <w:insideV w:val="single" w:color="auto" w:sz="4" w:space="0"/>
-          </w:tblBorders>
-          <w:tblCellMar>
-            <w:top w:w="0" w:type="dxa"/>
-            <w:left w:w="108" w:type="dxa"/>
-            <w:bottom w:w="0" w:type="dxa"/>
-            <w:right w:w="108" w:type="dxa"/>
-          </w:tblCellMar>
-        </w:tblPrEx>
         <w:trPr>
           <w:trHeight w:val="389" w:hRule="atLeast"/>
           <w:jc w:val="center"/>
@@ -8791,22 +8090,6 @@
         </w:tc>
       </w:tr>
       <w:tr>
-        <w:tblPrEx>
-          <w:tblBorders>
-            <w:top w:val="single" w:color="auto" w:sz="4" w:space="0"/>
-            <w:left w:val="single" w:color="auto" w:sz="4" w:space="0"/>
-            <w:bottom w:val="single" w:color="auto" w:sz="4" w:space="0"/>
-            <w:right w:val="single" w:color="auto" w:sz="4" w:space="0"/>
-            <w:insideH w:val="single" w:color="auto" w:sz="4" w:space="0"/>
-            <w:insideV w:val="single" w:color="auto" w:sz="4" w:space="0"/>
-          </w:tblBorders>
-          <w:tblCellMar>
-            <w:top w:w="0" w:type="dxa"/>
-            <w:left w:w="108" w:type="dxa"/>
-            <w:bottom w:w="0" w:type="dxa"/>
-            <w:right w:w="108" w:type="dxa"/>
-          </w:tblCellMar>
-        </w:tblPrEx>
         <w:trPr>
           <w:trHeight w:val="389" w:hRule="atLeast"/>
           <w:jc w:val="center"/>
@@ -8915,22 +8198,6 @@
         </w:tc>
       </w:tr>
       <w:tr>
-        <w:tblPrEx>
-          <w:tblBorders>
-            <w:top w:val="single" w:color="auto" w:sz="4" w:space="0"/>
-            <w:left w:val="single" w:color="auto" w:sz="4" w:space="0"/>
-            <w:bottom w:val="single" w:color="auto" w:sz="4" w:space="0"/>
-            <w:right w:val="single" w:color="auto" w:sz="4" w:space="0"/>
-            <w:insideH w:val="single" w:color="auto" w:sz="4" w:space="0"/>
-            <w:insideV w:val="single" w:color="auto" w:sz="4" w:space="0"/>
-          </w:tblBorders>
-          <w:tblCellMar>
-            <w:top w:w="0" w:type="dxa"/>
-            <w:left w:w="108" w:type="dxa"/>
-            <w:bottom w:w="0" w:type="dxa"/>
-            <w:right w:w="108" w:type="dxa"/>
-          </w:tblCellMar>
-        </w:tblPrEx>
         <w:trPr>
           <w:trHeight w:val="400" w:hRule="atLeast"/>
           <w:jc w:val="center"/>
@@ -9158,22 +8425,6 @@
         <w:gridCol w:w="1444"/>
       </w:tblGrid>
       <w:tr>
-        <w:tblPrEx>
-          <w:tblBorders>
-            <w:top w:val="single" w:color="auto" w:sz="4" w:space="0"/>
-            <w:left w:val="single" w:color="auto" w:sz="4" w:space="0"/>
-            <w:bottom w:val="single" w:color="auto" w:sz="4" w:space="0"/>
-            <w:right w:val="single" w:color="auto" w:sz="4" w:space="0"/>
-            <w:insideH w:val="single" w:color="auto" w:sz="4" w:space="0"/>
-            <w:insideV w:val="single" w:color="auto" w:sz="4" w:space="0"/>
-          </w:tblBorders>
-          <w:tblCellMar>
-            <w:top w:w="0" w:type="dxa"/>
-            <w:left w:w="108" w:type="dxa"/>
-            <w:bottom w:w="0" w:type="dxa"/>
-            <w:right w:w="108" w:type="dxa"/>
-          </w:tblCellMar>
-        </w:tblPrEx>
         <w:trPr>
           <w:trHeight w:val="90" w:hRule="atLeast"/>
           <w:jc w:val="center"/>
@@ -9335,22 +8586,6 @@
         </w:tc>
       </w:tr>
       <w:tr>
-        <w:tblPrEx>
-          <w:tblBorders>
-            <w:top w:val="single" w:color="auto" w:sz="4" w:space="0"/>
-            <w:left w:val="single" w:color="auto" w:sz="4" w:space="0"/>
-            <w:bottom w:val="single" w:color="auto" w:sz="4" w:space="0"/>
-            <w:right w:val="single" w:color="auto" w:sz="4" w:space="0"/>
-            <w:insideH w:val="single" w:color="auto" w:sz="4" w:space="0"/>
-            <w:insideV w:val="single" w:color="auto" w:sz="4" w:space="0"/>
-          </w:tblBorders>
-          <w:tblCellMar>
-            <w:top w:w="0" w:type="dxa"/>
-            <w:left w:w="108" w:type="dxa"/>
-            <w:bottom w:w="0" w:type="dxa"/>
-            <w:right w:w="108" w:type="dxa"/>
-          </w:tblCellMar>
-        </w:tblPrEx>
         <w:trPr>
           <w:trHeight w:val="90" w:hRule="atLeast"/>
           <w:jc w:val="center"/>
@@ -9530,22 +8765,6 @@
         </w:tc>
       </w:tr>
       <w:tr>
-        <w:tblPrEx>
-          <w:tblBorders>
-            <w:top w:val="single" w:color="auto" w:sz="4" w:space="0"/>
-            <w:left w:val="single" w:color="auto" w:sz="4" w:space="0"/>
-            <w:bottom w:val="single" w:color="auto" w:sz="4" w:space="0"/>
-            <w:right w:val="single" w:color="auto" w:sz="4" w:space="0"/>
-            <w:insideH w:val="single" w:color="auto" w:sz="4" w:space="0"/>
-            <w:insideV w:val="single" w:color="auto" w:sz="4" w:space="0"/>
-          </w:tblBorders>
-          <w:tblCellMar>
-            <w:top w:w="0" w:type="dxa"/>
-            <w:left w:w="108" w:type="dxa"/>
-            <w:bottom w:w="0" w:type="dxa"/>
-            <w:right w:w="108" w:type="dxa"/>
-          </w:tblCellMar>
-        </w:tblPrEx>
         <w:trPr>
           <w:trHeight w:val="90" w:hRule="atLeast"/>
           <w:jc w:val="center"/>
@@ -9712,22 +8931,6 @@
         </w:tc>
       </w:tr>
       <w:tr>
-        <w:tblPrEx>
-          <w:tblBorders>
-            <w:top w:val="single" w:color="auto" w:sz="4" w:space="0"/>
-            <w:left w:val="single" w:color="auto" w:sz="4" w:space="0"/>
-            <w:bottom w:val="single" w:color="auto" w:sz="4" w:space="0"/>
-            <w:right w:val="single" w:color="auto" w:sz="4" w:space="0"/>
-            <w:insideH w:val="single" w:color="auto" w:sz="4" w:space="0"/>
-            <w:insideV w:val="single" w:color="auto" w:sz="4" w:space="0"/>
-          </w:tblBorders>
-          <w:tblCellMar>
-            <w:top w:w="0" w:type="dxa"/>
-            <w:left w:w="108" w:type="dxa"/>
-            <w:bottom w:w="0" w:type="dxa"/>
-            <w:right w:w="108" w:type="dxa"/>
-          </w:tblCellMar>
-        </w:tblPrEx>
         <w:trPr>
           <w:trHeight w:val="90" w:hRule="atLeast"/>
           <w:jc w:val="center"/>
@@ -9894,22 +9097,6 @@
         </w:tc>
       </w:tr>
       <w:tr>
-        <w:tblPrEx>
-          <w:tblBorders>
-            <w:top w:val="single" w:color="auto" w:sz="4" w:space="0"/>
-            <w:left w:val="single" w:color="auto" w:sz="4" w:space="0"/>
-            <w:bottom w:val="single" w:color="auto" w:sz="4" w:space="0"/>
-            <w:right w:val="single" w:color="auto" w:sz="4" w:space="0"/>
-            <w:insideH w:val="single" w:color="auto" w:sz="4" w:space="0"/>
-            <w:insideV w:val="single" w:color="auto" w:sz="4" w:space="0"/>
-          </w:tblBorders>
-          <w:tblCellMar>
-            <w:top w:w="0" w:type="dxa"/>
-            <w:left w:w="108" w:type="dxa"/>
-            <w:bottom w:w="0" w:type="dxa"/>
-            <w:right w:w="108" w:type="dxa"/>
-          </w:tblCellMar>
-        </w:tblPrEx>
         <w:trPr>
           <w:trHeight w:val="90" w:hRule="atLeast"/>
           <w:jc w:val="center"/>
@@ -10076,22 +9263,6 @@
         </w:tc>
       </w:tr>
       <w:tr>
-        <w:tblPrEx>
-          <w:tblBorders>
-            <w:top w:val="single" w:color="auto" w:sz="4" w:space="0"/>
-            <w:left w:val="single" w:color="auto" w:sz="4" w:space="0"/>
-            <w:bottom w:val="single" w:color="auto" w:sz="4" w:space="0"/>
-            <w:right w:val="single" w:color="auto" w:sz="4" w:space="0"/>
-            <w:insideH w:val="single" w:color="auto" w:sz="4" w:space="0"/>
-            <w:insideV w:val="single" w:color="auto" w:sz="4" w:space="0"/>
-          </w:tblBorders>
-          <w:tblCellMar>
-            <w:top w:w="0" w:type="dxa"/>
-            <w:left w:w="108" w:type="dxa"/>
-            <w:bottom w:w="0" w:type="dxa"/>
-            <w:right w:w="108" w:type="dxa"/>
-          </w:tblCellMar>
-        </w:tblPrEx>
         <w:trPr>
           <w:trHeight w:val="90" w:hRule="atLeast"/>
           <w:jc w:val="center"/>
@@ -10290,22 +9461,6 @@
         </w:tc>
       </w:tr>
       <w:tr>
-        <w:tblPrEx>
-          <w:tblBorders>
-            <w:top w:val="single" w:color="auto" w:sz="4" w:space="0"/>
-            <w:left w:val="single" w:color="auto" w:sz="4" w:space="0"/>
-            <w:bottom w:val="single" w:color="auto" w:sz="4" w:space="0"/>
-            <w:right w:val="single" w:color="auto" w:sz="4" w:space="0"/>
-            <w:insideH w:val="single" w:color="auto" w:sz="4" w:space="0"/>
-            <w:insideV w:val="single" w:color="auto" w:sz="4" w:space="0"/>
-          </w:tblBorders>
-          <w:tblCellMar>
-            <w:top w:w="0" w:type="dxa"/>
-            <w:left w:w="108" w:type="dxa"/>
-            <w:bottom w:w="0" w:type="dxa"/>
-            <w:right w:w="108" w:type="dxa"/>
-          </w:tblCellMar>
-        </w:tblPrEx>
         <w:trPr>
           <w:trHeight w:val="90" w:hRule="atLeast"/>
           <w:jc w:val="center"/>
@@ -10462,22 +9617,6 @@
         </w:tc>
       </w:tr>
       <w:tr>
-        <w:tblPrEx>
-          <w:tblBorders>
-            <w:top w:val="single" w:color="auto" w:sz="4" w:space="0"/>
-            <w:left w:val="single" w:color="auto" w:sz="4" w:space="0"/>
-            <w:bottom w:val="single" w:color="auto" w:sz="4" w:space="0"/>
-            <w:right w:val="single" w:color="auto" w:sz="4" w:space="0"/>
-            <w:insideH w:val="single" w:color="auto" w:sz="4" w:space="0"/>
-            <w:insideV w:val="single" w:color="auto" w:sz="4" w:space="0"/>
-          </w:tblBorders>
-          <w:tblCellMar>
-            <w:top w:w="0" w:type="dxa"/>
-            <w:left w:w="108" w:type="dxa"/>
-            <w:bottom w:w="0" w:type="dxa"/>
-            <w:right w:w="108" w:type="dxa"/>
-          </w:tblCellMar>
-        </w:tblPrEx>
         <w:trPr>
           <w:trHeight w:val="90" w:hRule="atLeast"/>
           <w:jc w:val="center"/>
@@ -10634,22 +9773,6 @@
         </w:tc>
       </w:tr>
       <w:tr>
-        <w:tblPrEx>
-          <w:tblBorders>
-            <w:top w:val="single" w:color="auto" w:sz="4" w:space="0"/>
-            <w:left w:val="single" w:color="auto" w:sz="4" w:space="0"/>
-            <w:bottom w:val="single" w:color="auto" w:sz="4" w:space="0"/>
-            <w:right w:val="single" w:color="auto" w:sz="4" w:space="0"/>
-            <w:insideH w:val="single" w:color="auto" w:sz="4" w:space="0"/>
-            <w:insideV w:val="single" w:color="auto" w:sz="4" w:space="0"/>
-          </w:tblBorders>
-          <w:tblCellMar>
-            <w:top w:w="0" w:type="dxa"/>
-            <w:left w:w="108" w:type="dxa"/>
-            <w:bottom w:w="0" w:type="dxa"/>
-            <w:right w:w="108" w:type="dxa"/>
-          </w:tblCellMar>
-        </w:tblPrEx>
         <w:trPr>
           <w:trHeight w:val="90" w:hRule="atLeast"/>
           <w:jc w:val="center"/>
@@ -10808,22 +9931,6 @@
         </w:tc>
       </w:tr>
       <w:tr>
-        <w:tblPrEx>
-          <w:tblBorders>
-            <w:top w:val="single" w:color="auto" w:sz="4" w:space="0"/>
-            <w:left w:val="single" w:color="auto" w:sz="4" w:space="0"/>
-            <w:bottom w:val="single" w:color="auto" w:sz="4" w:space="0"/>
-            <w:right w:val="single" w:color="auto" w:sz="4" w:space="0"/>
-            <w:insideH w:val="single" w:color="auto" w:sz="4" w:space="0"/>
-            <w:insideV w:val="single" w:color="auto" w:sz="4" w:space="0"/>
-          </w:tblBorders>
-          <w:tblCellMar>
-            <w:top w:w="0" w:type="dxa"/>
-            <w:left w:w="108" w:type="dxa"/>
-            <w:bottom w:w="0" w:type="dxa"/>
-            <w:right w:w="108" w:type="dxa"/>
-          </w:tblCellMar>
-        </w:tblPrEx>
         <w:trPr>
           <w:trHeight w:val="90" w:hRule="atLeast"/>
           <w:jc w:val="center"/>
@@ -10980,22 +10087,6 @@
         </w:tc>
       </w:tr>
       <w:tr>
-        <w:tblPrEx>
-          <w:tblBorders>
-            <w:top w:val="single" w:color="auto" w:sz="4" w:space="0"/>
-            <w:left w:val="single" w:color="auto" w:sz="4" w:space="0"/>
-            <w:bottom w:val="single" w:color="auto" w:sz="4" w:space="0"/>
-            <w:right w:val="single" w:color="auto" w:sz="4" w:space="0"/>
-            <w:insideH w:val="single" w:color="auto" w:sz="4" w:space="0"/>
-            <w:insideV w:val="single" w:color="auto" w:sz="4" w:space="0"/>
-          </w:tblBorders>
-          <w:tblCellMar>
-            <w:top w:w="0" w:type="dxa"/>
-            <w:left w:w="108" w:type="dxa"/>
-            <w:bottom w:w="0" w:type="dxa"/>
-            <w:right w:w="108" w:type="dxa"/>
-          </w:tblCellMar>
-        </w:tblPrEx>
         <w:trPr>
           <w:trHeight w:val="90" w:hRule="atLeast"/>
           <w:jc w:val="center"/>
@@ -11623,34 +10714,7 @@
           <w:bCs w:val="0"/>
           <w:lang w:eastAsia="zh-CN"/>
         </w:rPr>
-        <w:t>广州市</w:t>
-      </w:r>
-      <w:bookmarkStart w:id="31" w:name="_GoBack"/>
-      <w:r>
-        <w:rPr>
-          <w:rFonts w:hint="eastAsia" w:ascii="Times New Roman" w:hAnsi="Times New Roman" w:eastAsia="微软雅黑" w:cs="Times New Roman"/>
-          <w:b w:val="0"/>
-          <w:bCs w:val="0"/>
-          <w:lang w:eastAsia="zh-CN"/>
-        </w:rPr>
-        <w:t>黄</w:t>
-      </w:r>
-      <w:r>
-        <w:rPr>
-          <w:rFonts w:hint="eastAsia" w:ascii="Times New Roman" w:hAnsi="Times New Roman" w:eastAsia="微软雅黑" w:cs="Times New Roman"/>
-          <w:lang w:eastAsia="zh-CN"/>
-        </w:rPr>
-        <w:t>埔</w:t>
-      </w:r>
-      <w:bookmarkEnd w:id="31"/>
-      <w:r>
-        <w:rPr>
-          <w:rFonts w:hint="eastAsia" w:ascii="Times New Roman" w:hAnsi="Times New Roman" w:eastAsia="微软雅黑" w:cs="Times New Roman"/>
-          <w:b w:val="0"/>
-          <w:bCs w:val="0"/>
-          <w:lang w:eastAsia="zh-CN"/>
-        </w:rPr>
-        <w:t>区开源大道11号C6栋702室</w:t>
+        <w:t>广州市黄浦区开源大道11号C6栋702室</w:t>
       </w:r>
     </w:p>
     <w:p>

--- a/WebContent/docx/HER2基因扩增检测报告.docx
+++ b/WebContent/docx/HER2基因扩增检测报告.docx
@@ -1740,13 +1740,13 @@
           </w14:shadow>
         </w:rPr>
       </w:pPr>
-      <w:bookmarkStart w:id="0" w:name="_Toc21669"/>
-      <w:bookmarkStart w:id="1" w:name="_Toc21009_WPSOffice_Level1"/>
-      <w:bookmarkStart w:id="2" w:name="_Toc13806"/>
+      <w:bookmarkStart w:id="0" w:name="_Toc21009_WPSOffice_Level1"/>
+      <w:bookmarkStart w:id="1" w:name="_Toc13806"/>
+      <w:bookmarkStart w:id="2" w:name="_Toc32054"/>
       <w:bookmarkStart w:id="3" w:name="_Toc24178_WPSOffice_Level1"/>
-      <w:bookmarkStart w:id="4" w:name="_Toc30143_WPSOffice_Level1"/>
-      <w:bookmarkStart w:id="5" w:name="_Toc27500"/>
-      <w:bookmarkStart w:id="6" w:name="_Toc32054"/>
+      <w:bookmarkStart w:id="4" w:name="_Toc21669"/>
+      <w:bookmarkStart w:id="5" w:name="_Toc30143_WPSOffice_Level1"/>
+      <w:bookmarkStart w:id="6" w:name="_Toc27500"/>
       <w:bookmarkStart w:id="7" w:name="_Toc24397"/>
     </w:p>
     <w:p>
@@ -6765,9 +6765,20 @@
                 <w:color w:val="000000"/>
                 <w:sz w:val="16"/>
                 <w:szCs w:val="16"/>
+                <w:lang w:val="en-US" w:eastAsia="zh-CN" w:bidi="ar"/>
+              </w:rPr>
+              <w:t>复核人</w:t>
+            </w:r>
+            <w:r>
+              <w:rPr>
+                <w:rFonts w:hint="eastAsia" w:ascii="微软雅黑" w:hAnsi="微软雅黑" w:eastAsia="微软雅黑" w:cs="Arial"/>
+                <w:b/>
+                <w:color w:val="000000"/>
+                <w:sz w:val="16"/>
+                <w:szCs w:val="16"/>
                 <w:lang w:bidi="ar"/>
               </w:rPr>
-              <w:t>审核医生：</w:t>
+              <w:t>：</w:t>
             </w:r>
           </w:p>
         </w:tc>
@@ -6792,58 +6803,81 @@
             </w:pPr>
             <w:r>
               <w:rPr>
-                <w:rFonts w:hint="eastAsia" w:ascii="Times New Roman" w:hAnsi="Times New Roman" w:eastAsia="微软雅黑" w:cs="Times New Roman"/>
+                <w:rFonts w:hint="eastAsia" w:eastAsia="微软雅黑"/>
                 <w:b/>
-                <w:color w:val="000000"/>
+                <w:bCs/>
                 <w:sz w:val="16"/>
-                <w:szCs w:val="18"/>
-                <w:lang w:bidi="ar"/>
-              </w:rPr>
-              <w:t xml:space="preserve">{{ </w:t>
-            </w:r>
-            <w:r>
-              <w:rPr>
-                <w:rFonts w:hint="eastAsia" w:ascii="Times New Roman" w:hAnsi="Times New Roman" w:eastAsia="微软雅黑" w:cs="Times New Roman"/>
-                <w:b/>
-                <w:color w:val="000000"/>
-                <w:sz w:val="16"/>
-                <w:szCs w:val="18"/>
-                <w:lang w:val="en-US" w:eastAsia="zh-CN" w:bidi="ar"/>
-              </w:rPr>
-              <w:t>her2.</w:t>
-            </w:r>
-            <w:r>
-              <w:rPr>
-                <w:rFonts w:hint="eastAsia" w:ascii="Times New Roman" w:hAnsi="Times New Roman" w:eastAsia="微软雅黑" w:cs="Times New Roman"/>
-                <w:b/>
-                <w:color w:val="000000"/>
-                <w:sz w:val="16"/>
-                <w:szCs w:val="18"/>
-                <w:lang w:bidi="ar"/>
-              </w:rPr>
-              <w:t>auditor</w:t>
-            </w:r>
-            <w:r>
-              <w:rPr>
-                <w:rFonts w:hint="eastAsia" w:ascii="Times New Roman" w:hAnsi="Times New Roman" w:eastAsia="微软雅黑" w:cs="Times New Roman"/>
-                <w:b/>
-                <w:color w:val="000000"/>
-                <w:sz w:val="16"/>
-                <w:szCs w:val="18"/>
-                <w:lang w:val="en-US" w:eastAsia="zh-CN" w:bidi="ar"/>
-              </w:rPr>
-              <w:t xml:space="preserve"> </w:t>
-            </w:r>
-            <w:r>
-              <w:rPr>
-                <w:rFonts w:hint="eastAsia" w:ascii="Times New Roman" w:hAnsi="Times New Roman" w:eastAsia="微软雅黑" w:cs="Times New Roman"/>
-                <w:b/>
-                <w:color w:val="000000"/>
-                <w:sz w:val="16"/>
-                <w:szCs w:val="18"/>
-                <w:lang w:bidi="ar"/>
-              </w:rPr>
-              <w:t>}}</w:t>
+                <w:szCs w:val="16"/>
+                <w:lang w:eastAsia="zh-CN"/>
+              </w:rPr>
+              <w:t>临检所复核人，</w:t>
+            </w:r>
+            <w:bookmarkStart w:id="31" w:name="_GoBack"/>
+            <w:bookmarkEnd w:id="31"/>
+            <w:r>
+              <w:rPr>
+                <w:rFonts w:hint="eastAsia" w:eastAsia="微软雅黑"/>
+                <w:lang w:eastAsia="zh-CN"/>
+              </w:rPr>
+              <w:drawing>
+                <wp:anchor distT="0" distB="0" distL="114300" distR="114300" simplePos="0" relativeHeight="251670528" behindDoc="0" locked="0" layoutInCell="1" allowOverlap="1">
+                  <wp:simplePos x="0" y="0"/>
+                  <wp:positionH relativeFrom="column">
+                    <wp:posOffset>748030</wp:posOffset>
+                  </wp:positionH>
+                  <wp:positionV relativeFrom="paragraph">
+                    <wp:posOffset>-84455</wp:posOffset>
+                  </wp:positionV>
+                  <wp:extent cx="495935" cy="280670"/>
+                  <wp:effectExtent l="0" t="0" r="0" b="9525"/>
+                  <wp:wrapNone/>
+                  <wp:docPr id="8" name="图片 8" descr="王建丽"/>
+                  <wp:cNvGraphicFramePr>
+                    <a:graphicFrameLocks xmlns:a="http://schemas.openxmlformats.org/drawingml/2006/main" noChangeAspect="1"/>
+                  </wp:cNvGraphicFramePr>
+                  <a:graphic xmlns:a="http://schemas.openxmlformats.org/drawingml/2006/main">
+                    <a:graphicData uri="http://schemas.openxmlformats.org/drawingml/2006/picture">
+                      <pic:pic xmlns:pic="http://schemas.openxmlformats.org/drawingml/2006/picture">
+                        <pic:nvPicPr>
+                          <pic:cNvPr id="8" name="图片 8" descr="王建丽"/>
+                          <pic:cNvPicPr>
+                            <a:picLocks noChangeAspect="1"/>
+                          </pic:cNvPicPr>
+                        </pic:nvPicPr>
+                        <pic:blipFill>
+                          <a:blip r:embed="rId17">
+                            <a:clrChange>
+                              <a:clrFrom>
+                                <a:srgbClr val="FFFFFF">
+                                  <a:alpha val="100000"/>
+                                </a:srgbClr>
+                              </a:clrFrom>
+                              <a:clrTo>
+                                <a:srgbClr val="FFFFFF">
+                                  <a:alpha val="100000"/>
+                                  <a:alpha val="0"/>
+                                </a:srgbClr>
+                              </a:clrTo>
+                            </a:clrChange>
+                          </a:blip>
+                          <a:stretch>
+                            <a:fillRect/>
+                          </a:stretch>
+                        </pic:blipFill>
+                        <pic:spPr>
+                          <a:xfrm>
+                            <a:off x="0" y="0"/>
+                            <a:ext cx="495935" cy="280670"/>
+                          </a:xfrm>
+                          <a:prstGeom prst="rect">
+                            <a:avLst/>
+                          </a:prstGeom>
+                        </pic:spPr>
+                      </pic:pic>
+                    </a:graphicData>
+                  </a:graphic>
+                </wp:anchor>
+              </w:drawing>
             </w:r>
           </w:p>
         </w:tc>
@@ -7009,7 +7043,7 @@
                     </pic:cNvPicPr>
                   </pic:nvPicPr>
                   <pic:blipFill>
-                    <a:blip r:embed="rId17">
+                    <a:blip r:embed="rId18">
                       <a:extLst>
                         <a:ext uri="{28A0092B-C50C-407E-A947-70E740481C1C}">
                           <a14:useLocalDpi xmlns:a14="http://schemas.microsoft.com/office/drawing/2010/main" val="0"/>
@@ -11623,17 +11657,7 @@
           <w:bCs w:val="0"/>
           <w:lang w:eastAsia="zh-CN"/>
         </w:rPr>
-        <w:t>广州市</w:t>
-      </w:r>
-      <w:bookmarkStart w:id="31" w:name="_GoBack"/>
-      <w:r>
-        <w:rPr>
-          <w:rFonts w:hint="eastAsia" w:ascii="Times New Roman" w:hAnsi="Times New Roman" w:eastAsia="微软雅黑" w:cs="Times New Roman"/>
-          <w:b w:val="0"/>
-          <w:bCs w:val="0"/>
-          <w:lang w:eastAsia="zh-CN"/>
-        </w:rPr>
-        <w:t>黄</w:t>
+        <w:t>广州市黄</w:t>
       </w:r>
       <w:r>
         <w:rPr>
@@ -11642,7 +11666,6 @@
         </w:rPr>
         <w:t>埔</w:t>
       </w:r>
-      <w:bookmarkEnd w:id="31"/>
       <w:r>
         <w:rPr>
           <w:rFonts w:hint="eastAsia" w:ascii="Times New Roman" w:hAnsi="Times New Roman" w:eastAsia="微软雅黑" w:cs="Times New Roman"/>
@@ -12001,7 +12024,7 @@
                     </pic:cNvPicPr>
                   </pic:nvPicPr>
                   <pic:blipFill>
-                    <a:blip r:embed="rId18"/>
+                    <a:blip r:embed="rId19"/>
                     <a:stretch>
                       <a:fillRect/>
                     </a:stretch>
@@ -12057,7 +12080,7 @@
                     </pic:cNvPicPr>
                   </pic:nvPicPr>
                   <pic:blipFill>
-                    <a:blip r:embed="rId19"/>
+                    <a:blip r:embed="rId20"/>
                     <a:stretch>
                       <a:fillRect/>
                     </a:stretch>
@@ -12253,7 +12276,7 @@
                     </pic:cNvPicPr>
                   </pic:nvPicPr>
                   <pic:blipFill>
-                    <a:blip r:embed="rId20"/>
+                    <a:blip r:embed="rId21"/>
                     <a:srcRect/>
                     <a:stretch>
                       <a:fillRect/>

--- a/WebContent/docx/HER2基因扩增检测报告.docx
+++ b/WebContent/docx/HER2基因扩增检测报告.docx
@@ -1740,13 +1740,13 @@
           </w14:shadow>
         </w:rPr>
       </w:pPr>
-      <w:bookmarkStart w:id="0" w:name="_Toc21009_WPSOffice_Level1"/>
-      <w:bookmarkStart w:id="1" w:name="_Toc13806"/>
-      <w:bookmarkStart w:id="2" w:name="_Toc32054"/>
-      <w:bookmarkStart w:id="3" w:name="_Toc24178_WPSOffice_Level1"/>
-      <w:bookmarkStart w:id="4" w:name="_Toc21669"/>
-      <w:bookmarkStart w:id="5" w:name="_Toc30143_WPSOffice_Level1"/>
-      <w:bookmarkStart w:id="6" w:name="_Toc27500"/>
+      <w:bookmarkStart w:id="0" w:name="_Toc27500"/>
+      <w:bookmarkStart w:id="1" w:name="_Toc30143_WPSOffice_Level1"/>
+      <w:bookmarkStart w:id="2" w:name="_Toc21009_WPSOffice_Level1"/>
+      <w:bookmarkStart w:id="3" w:name="_Toc13806"/>
+      <w:bookmarkStart w:id="4" w:name="_Toc32054"/>
+      <w:bookmarkStart w:id="5" w:name="_Toc24178_WPSOffice_Level1"/>
+      <w:bookmarkStart w:id="6" w:name="_Toc21669"/>
       <w:bookmarkStart w:id="7" w:name="_Toc24397"/>
     </w:p>
     <w:p>
@@ -6801,19 +6801,7 @@
                 <w:sz w:val="16"/>
               </w:rPr>
             </w:pPr>
-            <w:r>
-              <w:rPr>
-                <w:rFonts w:hint="eastAsia" w:eastAsia="微软雅黑"/>
-                <w:b/>
-                <w:bCs/>
-                <w:sz w:val="16"/>
-                <w:szCs w:val="16"/>
-                <w:lang w:eastAsia="zh-CN"/>
-              </w:rPr>
-              <w:t>临检所复核人，</w:t>
-            </w:r>
             <w:bookmarkStart w:id="31" w:name="_GoBack"/>
-            <w:bookmarkEnd w:id="31"/>
             <w:r>
               <w:rPr>
                 <w:rFonts w:hint="eastAsia" w:eastAsia="微软雅黑"/>
@@ -6823,10 +6811,10 @@
                 <wp:anchor distT="0" distB="0" distL="114300" distR="114300" simplePos="0" relativeHeight="251670528" behindDoc="0" locked="0" layoutInCell="1" allowOverlap="1">
                   <wp:simplePos x="0" y="0"/>
                   <wp:positionH relativeFrom="column">
-                    <wp:posOffset>748030</wp:posOffset>
+                    <wp:posOffset>-29210</wp:posOffset>
                   </wp:positionH>
                   <wp:positionV relativeFrom="paragraph">
-                    <wp:posOffset>-84455</wp:posOffset>
+                    <wp:posOffset>-76835</wp:posOffset>
                   </wp:positionV>
                   <wp:extent cx="495935" cy="280670"/>
                   <wp:effectExtent l="0" t="0" r="0" b="9525"/>
@@ -6879,6 +6867,7 @@
                 </wp:anchor>
               </w:drawing>
             </w:r>
+            <w:bookmarkEnd w:id="31"/>
           </w:p>
         </w:tc>
         <w:tc>

--- a/WebContent/docx/HER2基因扩增检测报告.docx
+++ b/WebContent/docx/HER2基因扩增检测报告.docx
@@ -10,110 +10,6 @@
           <w:lang w:eastAsia="zh-CN"/>
         </w:rPr>
       </w:pPr>
-      <w:r>
-        <w:drawing>
-          <wp:anchor distT="0" distB="0" distL="0" distR="0" simplePos="0" relativeHeight="251669504" behindDoc="0" locked="0" layoutInCell="1" allowOverlap="1">
-            <wp:simplePos x="0" y="0"/>
-            <wp:positionH relativeFrom="column">
-              <wp:posOffset>2259330</wp:posOffset>
-            </wp:positionH>
-            <wp:positionV relativeFrom="paragraph">
-              <wp:posOffset>288925</wp:posOffset>
-            </wp:positionV>
-            <wp:extent cx="1643380" cy="986790"/>
-            <wp:effectExtent l="0" t="0" r="0" b="0"/>
-            <wp:wrapNone/>
-            <wp:docPr id="3" name="图片 1"/>
-            <wp:cNvGraphicFramePr>
-              <a:graphicFrameLocks xmlns:a="http://schemas.openxmlformats.org/drawingml/2006/main" noChangeAspect="1"/>
-            </wp:cNvGraphicFramePr>
-            <a:graphic xmlns:a="http://schemas.openxmlformats.org/drawingml/2006/main">
-              <a:graphicData uri="http://schemas.openxmlformats.org/drawingml/2006/picture">
-                <pic:pic xmlns:pic="http://schemas.openxmlformats.org/drawingml/2006/picture">
-                  <pic:nvPicPr>
-                    <pic:cNvPr id="3" name="图片 1"/>
-                    <pic:cNvPicPr>
-                      <a:picLocks noChangeAspect="1" noChangeArrowheads="1"/>
-                    </pic:cNvPicPr>
-                  </pic:nvPicPr>
-                  <pic:blipFill>
-                    <a:blip r:embed="rId11"/>
-                    <a:srcRect/>
-                    <a:stretch>
-                      <a:fillRect/>
-                    </a:stretch>
-                  </pic:blipFill>
-                  <pic:spPr>
-                    <a:xfrm>
-                      <a:off x="0" y="0"/>
-                      <a:ext cx="1643380" cy="986790"/>
-                    </a:xfrm>
-                    <a:prstGeom prst="rect">
-                      <a:avLst/>
-                    </a:prstGeom>
-                    <a:noFill/>
-                    <a:ln>
-                      <a:noFill/>
-                    </a:ln>
-                  </pic:spPr>
-                </pic:pic>
-              </a:graphicData>
-            </a:graphic>
-          </wp:anchor>
-        </w:drawing>
-      </w:r>
-      <w:r>
-        <w:rPr>
-          <w:rFonts w:hint="default" w:ascii="Times New Roman" w:hAnsi="Times New Roman" w:eastAsia="微软雅黑" w:cs="Times New Roman"/>
-          <w:lang w:eastAsia="zh-CN"/>
-        </w:rPr>
-        <w:drawing>
-          <wp:anchor distT="0" distB="0" distL="114300" distR="114300" simplePos="0" relativeHeight="251659264" behindDoc="1" locked="0" layoutInCell="1" allowOverlap="1">
-            <wp:simplePos x="0" y="0"/>
-            <wp:positionH relativeFrom="column">
-              <wp:posOffset>-8890</wp:posOffset>
-            </wp:positionH>
-            <wp:positionV relativeFrom="paragraph">
-              <wp:posOffset>-4445</wp:posOffset>
-            </wp:positionV>
-            <wp:extent cx="7559675" cy="10698480"/>
-            <wp:effectExtent l="0" t="0" r="3175" b="7620"/>
-            <wp:wrapNone/>
-            <wp:docPr id="18" name="图片 18" descr="封面111111"/>
-            <wp:cNvGraphicFramePr>
-              <a:graphicFrameLocks xmlns:a="http://schemas.openxmlformats.org/drawingml/2006/main" noChangeAspect="1"/>
-            </wp:cNvGraphicFramePr>
-            <a:graphic xmlns:a="http://schemas.openxmlformats.org/drawingml/2006/main">
-              <a:graphicData uri="http://schemas.openxmlformats.org/drawingml/2006/picture">
-                <pic:pic xmlns:pic="http://schemas.openxmlformats.org/drawingml/2006/picture">
-                  <pic:nvPicPr>
-                    <pic:cNvPr id="18" name="图片 18" descr="封面111111"/>
-                    <pic:cNvPicPr>
-                      <a:picLocks noChangeAspect="1"/>
-                    </pic:cNvPicPr>
-                  </pic:nvPicPr>
-                  <pic:blipFill>
-                    <a:blip r:embed="rId12"/>
-                    <a:srcRect l="1400" t="66" r="1581" b="-6"/>
-                    <a:stretch>
-                      <a:fillRect/>
-                    </a:stretch>
-                  </pic:blipFill>
-                  <pic:spPr>
-                    <a:xfrm>
-                      <a:off x="0" y="0"/>
-                      <a:ext cx="7559675" cy="10698480"/>
-                    </a:xfrm>
-                    <a:prstGeom prst="rect">
-                      <a:avLst/>
-                    </a:prstGeom>
-                  </pic:spPr>
-                </pic:pic>
-              </a:graphicData>
-            </a:graphic>
-          </wp:anchor>
-        </w:drawing>
-      </w:r>
     </w:p>
     <w:p>
       <w:pPr>
@@ -245,24 +141,23 @@
       </w:pPr>
       <w:r>
         <w:rPr>
-          <w:rFonts w:hint="default" w:ascii="Times New Roman" w:hAnsi="Times New Roman" w:eastAsia="微软雅黑" w:cs="Times New Roman"/>
-          <w:sz w:val="22"/>
+          <w:lang w:eastAsia="zh-CN"/>
         </w:rPr>
         <mc:AlternateContent>
           <mc:Choice Requires="wps">
             <w:drawing>
-              <wp:anchor distT="0" distB="0" distL="114300" distR="114300" simplePos="0" relativeHeight="251660288" behindDoc="0" locked="0" layoutInCell="1" allowOverlap="1">
+              <wp:anchor distT="0" distB="0" distL="114300" distR="114300" simplePos="0" relativeHeight="251668480" behindDoc="0" locked="0" layoutInCell="1" allowOverlap="1">
                 <wp:simplePos x="0" y="0"/>
                 <wp:positionH relativeFrom="column">
-                  <wp:posOffset>588010</wp:posOffset>
+                  <wp:posOffset>57785</wp:posOffset>
                 </wp:positionH>
                 <wp:positionV relativeFrom="paragraph">
-                  <wp:posOffset>5051425</wp:posOffset>
+                  <wp:posOffset>1464310</wp:posOffset>
                 </wp:positionV>
-                <wp:extent cx="6065520" cy="1108710"/>
+                <wp:extent cx="6316980" cy="2331085"/>
                 <wp:effectExtent l="0" t="0" r="0" b="0"/>
                 <wp:wrapNone/>
-                <wp:docPr id="19" name="文本框 19"/>
+                <wp:docPr id="9" name="文本框 9"/>
                 <wp:cNvGraphicFramePr/>
                 <a:graphic xmlns:a="http://schemas.openxmlformats.org/drawingml/2006/main">
                   <a:graphicData uri="http://schemas.microsoft.com/office/word/2010/wordprocessingShape">
@@ -271,7 +166,7 @@
                       <wps:spPr>
                         <a:xfrm>
                           <a:off x="0" y="0"/>
-                          <a:ext cx="6065520" cy="1108710"/>
+                          <a:ext cx="6316980" cy="2331085"/>
                         </a:xfrm>
                         <a:prstGeom prst="rect">
                           <a:avLst/>
@@ -299,85 +194,93 @@
                         <w:txbxContent>
                           <w:p>
                             <w:pPr>
+                              <w:keepNext w:val="0"/>
+                              <w:keepLines w:val="0"/>
+                              <w:pageBreakBefore w:val="0"/>
+                              <w:widowControl w:val="0"/>
+                              <w:kinsoku/>
+                              <w:wordWrap/>
+                              <w:overflowPunct/>
+                              <w:topLinePunct w:val="0"/>
+                              <w:bidi w:val="0"/>
+                              <w:adjustRightInd/>
+                              <w:snapToGrid/>
+                              <w:textAlignment w:val="auto"/>
                               <w:rPr>
                                 <w:rFonts w:hint="default" w:ascii="Times New Roman" w:hAnsi="Times New Roman" w:eastAsia="黑体" w:cs="Times New Roman"/>
-                                <w:b w:val="0"/>
-                                <w:bCs w:val="0"/>
-                                <w:color w:val="548235" w:themeColor="accent6" w:themeShade="BF"/>
+                                <w:color w:val="FFFFFF" w:themeColor="background1"/>
                                 <w:sz w:val="52"/>
                                 <w:szCs w:val="52"/>
-                                <w:lang w:val="en-US" w:eastAsia="zh-CN"/>
+                                <w:lang w:eastAsia="zh-CN"/>
+                                <w14:textFill>
+                                  <w14:solidFill>
+                                    <w14:schemeClr w14:val="bg1"/>
+                                  </w14:solidFill>
+                                </w14:textFill>
                               </w:rPr>
                             </w:pPr>
                             <w:r>
                               <w:rPr>
                                 <w:rFonts w:hint="default" w:ascii="Times New Roman" w:hAnsi="Times New Roman" w:eastAsia="黑体" w:cs="Times New Roman"/>
-                                <w:b w:val="0"/>
-                                <w:bCs w:val="0"/>
-                                <w:color w:val="548235" w:themeColor="accent6" w:themeShade="BF"/>
+                                <w:color w:val="FFFFFF" w:themeColor="background1"/>
                                 <w:sz w:val="52"/>
                                 <w:szCs w:val="52"/>
-                                <w:lang w:val="en-US" w:eastAsia="zh-CN"/>
+                                <w:lang w:eastAsia="zh-CN"/>
+                                <w14:textFill>
+                                  <w14:solidFill>
+                                    <w14:schemeClr w14:val="bg1"/>
+                                  </w14:solidFill>
+                                </w14:textFill>
                               </w:rPr>
                               <w:t>肿瘤个性化诊疗指导</w:t>
                             </w:r>
                           </w:p>
                           <w:p>
                             <w:pPr>
+                              <w:keepNext w:val="0"/>
+                              <w:keepLines w:val="0"/>
+                              <w:pageBreakBefore w:val="0"/>
+                              <w:widowControl w:val="0"/>
+                              <w:kinsoku/>
+                              <w:wordWrap/>
+                              <w:overflowPunct/>
+                              <w:topLinePunct w:val="0"/>
+                              <w:bidi w:val="0"/>
+                              <w:adjustRightInd/>
+                              <w:snapToGrid/>
+                              <w:textAlignment w:val="auto"/>
                               <w:rPr>
                                 <w:rFonts w:hint="default" w:ascii="Times New Roman" w:hAnsi="Times New Roman" w:eastAsia="黑体" w:cs="Times New Roman"/>
-                                <w:b w:val="0"/>
-                                <w:bCs w:val="0"/>
-                                <w:color w:val="548235" w:themeColor="accent6" w:themeShade="BF"/>
+                                <w:color w:val="FFFFFF" w:themeColor="background1"/>
                                 <w:sz w:val="72"/>
                                 <w:szCs w:val="72"/>
-                                <w:highlight w:val="none"/>
-                                <w:lang w:val="en-US" w:eastAsia="zh-CN"/>
+                                <w:lang w:eastAsia="zh-CN"/>
+                                <w14:textFill>
+                                  <w14:solidFill>
+                                    <w14:schemeClr w14:val="bg1"/>
+                                  </w14:solidFill>
+                                </w14:textFill>
                               </w:rPr>
                             </w:pPr>
                             <w:r>
                               <w:rPr>
                                 <w:rFonts w:hint="default" w:ascii="Times New Roman" w:hAnsi="Times New Roman" w:eastAsia="黑体" w:cs="Times New Roman"/>
-                                <w:b w:val="0"/>
-                                <w:bCs w:val="0"/>
-                                <w:color w:val="548235" w:themeColor="accent6" w:themeShade="BF"/>
+                                <w:color w:val="FFFFFF" w:themeColor="background1"/>
                                 <w:sz w:val="72"/>
                                 <w:szCs w:val="72"/>
-                                <w:highlight w:val="none"/>
-                                <w:lang w:val="en-US" w:eastAsia="zh-CN"/>
+                                <w:lang w:eastAsia="zh-CN"/>
+                                <w14:textFill>
+                                  <w14:solidFill>
+                                    <w14:schemeClr w14:val="bg1"/>
+                                  </w14:solidFill>
+                                </w14:textFill>
                               </w:rPr>
-                              <w:t>HER</w:t>
-                            </w:r>
-                            <w:r>
-                              <w:rPr>
-                                <w:rFonts w:hint="eastAsia" w:ascii="Times New Roman" w:hAnsi="Times New Roman" w:eastAsia="黑体" w:cs="Times New Roman"/>
-                                <w:b w:val="0"/>
-                                <w:bCs w:val="0"/>
-                                <w:color w:val="548235" w:themeColor="accent6" w:themeShade="BF"/>
-                                <w:sz w:val="72"/>
-                                <w:szCs w:val="72"/>
-                                <w:highlight w:val="none"/>
-                                <w:lang w:val="en-US" w:eastAsia="zh-CN"/>
-                              </w:rPr>
-                              <w:t>2</w:t>
-                            </w:r>
-                            <w:r>
-                              <w:rPr>
-                                <w:rFonts w:hint="default" w:ascii="Times New Roman" w:hAnsi="Times New Roman" w:eastAsia="黑体" w:cs="Times New Roman"/>
-                                <w:b w:val="0"/>
-                                <w:bCs w:val="0"/>
-                                <w:color w:val="548235" w:themeColor="accent6" w:themeShade="BF"/>
-                                <w:sz w:val="72"/>
-                                <w:szCs w:val="72"/>
-                                <w:highlight w:val="none"/>
-                                <w:lang w:val="en-US" w:eastAsia="zh-CN"/>
-                              </w:rPr>
-                              <w:t>基因扩增检测报告</w:t>
+                              <w:t>HER2基因扩增检测报告</w:t>
                             </w:r>
                           </w:p>
                         </w:txbxContent>
                       </wps:txbx>
-                      <wps:bodyPr rot="0" spcFirstLastPara="0" vertOverflow="overflow" horzOverflow="overflow" vert="horz" wrap="square" lIns="91440" tIns="45720" rIns="91440" bIns="45720" numCol="1" spcCol="0" rtlCol="0" fromWordArt="0" anchor="t" anchorCtr="0" forceAA="0" compatLnSpc="1">
+                      <wps:bodyPr rot="0" spcFirstLastPara="0" vertOverflow="overflow" horzOverflow="overflow" vert="horz" wrap="square" lIns="91440" tIns="45720" rIns="91440" bIns="45720" numCol="1" spcCol="0" rtlCol="0" fromWordArt="0" anchor="ctr" anchorCtr="0" forceAA="0" compatLnSpc="1">
                         <a:noAutofit/>
                       </wps:bodyPr>
                     </wps:wsp>
@@ -388,7 +291,7 @@
           </mc:Choice>
           <mc:Fallback>
             <w:pict>
-              <v:shape id="_x0000_s1026" o:spid="_x0000_s1026" o:spt="202" type="#_x0000_t202" style="position:absolute;left:0pt;margin-left:46.3pt;margin-top:397.75pt;height:87.3pt;width:477.6pt;z-index:251660288;mso-width-relative:page;mso-height-relative:page;" filled="f" stroked="f" coordsize="21600,21600" o:gfxdata="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">
+              <v:shape id="_x0000_s1026" o:spid="_x0000_s1026" o:spt="202" type="#_x0000_t202" style="position:absolute;left:0pt;margin-left:4.55pt;margin-top:115.3pt;height:183.55pt;width:497.4pt;z-index:251668480;v-text-anchor:middle;mso-width-relative:page;mso-height-relative:page;" filled="f" stroked="f" coordsize="21600,21600" o:gfxdata="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">
                 <v:fill on="f" focussize="0,0"/>
                 <v:stroke on="f" weight="0.5pt"/>
                 <v:imagedata o:title=""/>
@@ -397,80 +300,88 @@
                   <w:txbxContent>
                     <w:p>
                       <w:pPr>
+                        <w:keepNext w:val="0"/>
+                        <w:keepLines w:val="0"/>
+                        <w:pageBreakBefore w:val="0"/>
+                        <w:widowControl w:val="0"/>
+                        <w:kinsoku/>
+                        <w:wordWrap/>
+                        <w:overflowPunct/>
+                        <w:topLinePunct w:val="0"/>
+                        <w:bidi w:val="0"/>
+                        <w:adjustRightInd/>
+                        <w:snapToGrid/>
+                        <w:textAlignment w:val="auto"/>
                         <w:rPr>
                           <w:rFonts w:hint="default" w:ascii="Times New Roman" w:hAnsi="Times New Roman" w:eastAsia="黑体" w:cs="Times New Roman"/>
-                          <w:b w:val="0"/>
-                          <w:bCs w:val="0"/>
-                          <w:color w:val="548235" w:themeColor="accent6" w:themeShade="BF"/>
+                          <w:color w:val="FFFFFF" w:themeColor="background1"/>
                           <w:sz w:val="52"/>
                           <w:szCs w:val="52"/>
-                          <w:lang w:val="en-US" w:eastAsia="zh-CN"/>
+                          <w:lang w:eastAsia="zh-CN"/>
+                          <w14:textFill>
+                            <w14:solidFill>
+                              <w14:schemeClr w14:val="bg1"/>
+                            </w14:solidFill>
+                          </w14:textFill>
                         </w:rPr>
                       </w:pPr>
                       <w:r>
                         <w:rPr>
                           <w:rFonts w:hint="default" w:ascii="Times New Roman" w:hAnsi="Times New Roman" w:eastAsia="黑体" w:cs="Times New Roman"/>
-                          <w:b w:val="0"/>
-                          <w:bCs w:val="0"/>
-                          <w:color w:val="548235" w:themeColor="accent6" w:themeShade="BF"/>
+                          <w:color w:val="FFFFFF" w:themeColor="background1"/>
                           <w:sz w:val="52"/>
                           <w:szCs w:val="52"/>
-                          <w:lang w:val="en-US" w:eastAsia="zh-CN"/>
+                          <w:lang w:eastAsia="zh-CN"/>
+                          <w14:textFill>
+                            <w14:solidFill>
+                              <w14:schemeClr w14:val="bg1"/>
+                            </w14:solidFill>
+                          </w14:textFill>
                         </w:rPr>
                         <w:t>肿瘤个性化诊疗指导</w:t>
                       </w:r>
                     </w:p>
                     <w:p>
                       <w:pPr>
+                        <w:keepNext w:val="0"/>
+                        <w:keepLines w:val="0"/>
+                        <w:pageBreakBefore w:val="0"/>
+                        <w:widowControl w:val="0"/>
+                        <w:kinsoku/>
+                        <w:wordWrap/>
+                        <w:overflowPunct/>
+                        <w:topLinePunct w:val="0"/>
+                        <w:bidi w:val="0"/>
+                        <w:adjustRightInd/>
+                        <w:snapToGrid/>
+                        <w:textAlignment w:val="auto"/>
                         <w:rPr>
                           <w:rFonts w:hint="default" w:ascii="Times New Roman" w:hAnsi="Times New Roman" w:eastAsia="黑体" w:cs="Times New Roman"/>
-                          <w:b w:val="0"/>
-                          <w:bCs w:val="0"/>
-                          <w:color w:val="548235" w:themeColor="accent6" w:themeShade="BF"/>
+                          <w:color w:val="FFFFFF" w:themeColor="background1"/>
                           <w:sz w:val="72"/>
                           <w:szCs w:val="72"/>
-                          <w:highlight w:val="none"/>
-                          <w:lang w:val="en-US" w:eastAsia="zh-CN"/>
+                          <w:lang w:eastAsia="zh-CN"/>
+                          <w14:textFill>
+                            <w14:solidFill>
+                              <w14:schemeClr w14:val="bg1"/>
+                            </w14:solidFill>
+                          </w14:textFill>
                         </w:rPr>
                       </w:pPr>
                       <w:r>
                         <w:rPr>
                           <w:rFonts w:hint="default" w:ascii="Times New Roman" w:hAnsi="Times New Roman" w:eastAsia="黑体" w:cs="Times New Roman"/>
-                          <w:b w:val="0"/>
-                          <w:bCs w:val="0"/>
-                          <w:color w:val="548235" w:themeColor="accent6" w:themeShade="BF"/>
+                          <w:color w:val="FFFFFF" w:themeColor="background1"/>
                           <w:sz w:val="72"/>
                           <w:szCs w:val="72"/>
-                          <w:highlight w:val="none"/>
-                          <w:lang w:val="en-US" w:eastAsia="zh-CN"/>
+                          <w:lang w:eastAsia="zh-CN"/>
+                          <w14:textFill>
+                            <w14:solidFill>
+                              <w14:schemeClr w14:val="bg1"/>
+                            </w14:solidFill>
+                          </w14:textFill>
                         </w:rPr>
-                        <w:t>HER</w:t>
-                      </w:r>
-                      <w:r>
-                        <w:rPr>
-                          <w:rFonts w:hint="eastAsia" w:ascii="Times New Roman" w:hAnsi="Times New Roman" w:eastAsia="黑体" w:cs="Times New Roman"/>
-                          <w:b w:val="0"/>
-                          <w:bCs w:val="0"/>
-                          <w:color w:val="548235" w:themeColor="accent6" w:themeShade="BF"/>
-                          <w:sz w:val="72"/>
-                          <w:szCs w:val="72"/>
-                          <w:highlight w:val="none"/>
-                          <w:lang w:val="en-US" w:eastAsia="zh-CN"/>
-                        </w:rPr>
-                        <w:t>2</w:t>
-                      </w:r>
-                      <w:r>
-                        <w:rPr>
-                          <w:rFonts w:hint="default" w:ascii="Times New Roman" w:hAnsi="Times New Roman" w:eastAsia="黑体" w:cs="Times New Roman"/>
-                          <w:b w:val="0"/>
-                          <w:bCs w:val="0"/>
-                          <w:color w:val="548235" w:themeColor="accent6" w:themeShade="BF"/>
-                          <w:sz w:val="72"/>
-                          <w:szCs w:val="72"/>
-                          <w:highlight w:val="none"/>
-                          <w:lang w:val="en-US" w:eastAsia="zh-CN"/>
-                        </w:rPr>
-                        <w:t>基因扩增检测报告</w:t>
+                        <w:t>HER2基因扩增检测报告</w:t>
                       </w:r>
                     </w:p>
                   </w:txbxContent>
@@ -482,136 +393,55 @@
       </w:r>
       <w:r>
         <w:rPr>
-          <w:rFonts w:hint="default" w:ascii="Times New Roman" w:hAnsi="Times New Roman" w:eastAsia="微软雅黑" w:cs="Times New Roman"/>
-          <w:sz w:val="22"/>
-        </w:rPr>
-        <mc:AlternateContent>
-          <mc:Choice Requires="wps">
-            <w:drawing>
-              <wp:anchor distT="0" distB="0" distL="114300" distR="114300" simplePos="0" relativeHeight="251661312" behindDoc="0" locked="0" layoutInCell="1" allowOverlap="1">
-                <wp:simplePos x="0" y="0"/>
-                <wp:positionH relativeFrom="column">
-                  <wp:posOffset>673100</wp:posOffset>
-                </wp:positionH>
-                <wp:positionV relativeFrom="paragraph">
-                  <wp:posOffset>6804025</wp:posOffset>
-                </wp:positionV>
-                <wp:extent cx="1788160" cy="316865"/>
-                <wp:effectExtent l="0" t="0" r="2540" b="6985"/>
-                <wp:wrapNone/>
-                <wp:docPr id="22" name="文本框 22"/>
-                <wp:cNvGraphicFramePr/>
-                <a:graphic xmlns:a="http://schemas.openxmlformats.org/drawingml/2006/main">
-                  <a:graphicData uri="http://schemas.microsoft.com/office/word/2010/wordprocessingShape">
-                    <wps:wsp>
-                      <wps:cNvSpPr txBox="1"/>
-                      <wps:spPr>
-                        <a:xfrm>
-                          <a:off x="0" y="0"/>
-                          <a:ext cx="1788160" cy="316865"/>
-                        </a:xfrm>
-                        <a:prstGeom prst="rect">
-                          <a:avLst/>
-                        </a:prstGeom>
-                        <a:solidFill>
-                          <a:schemeClr val="lt1"/>
-                        </a:solidFill>
-                        <a:ln w="6350">
-                          <a:noFill/>
-                        </a:ln>
-                      </wps:spPr>
-                      <wps:style>
-                        <a:lnRef idx="0">
-                          <a:schemeClr val="accent1"/>
-                        </a:lnRef>
-                        <a:fillRef idx="0">
-                          <a:schemeClr val="accent1"/>
-                        </a:fillRef>
-                        <a:effectRef idx="0">
-                          <a:schemeClr val="accent1"/>
-                        </a:effectRef>
-                        <a:fontRef idx="minor">
-                          <a:schemeClr val="dk1"/>
-                        </a:fontRef>
-                      </wps:style>
-                      <wps:txbx>
-                        <w:txbxContent>
-                          <w:p>
-                            <w:pPr>
-                              <w:rPr>
-                                <w:rFonts w:hint="eastAsia" w:ascii="黑体" w:hAnsi="黑体" w:eastAsia="黑体" w:cs="黑体"/>
-                                <w:b w:val="0"/>
-                                <w:bCs w:val="0"/>
-                                <w:color w:val="7C7C7C" w:themeColor="accent3" w:themeShade="BF"/>
-                                <w:sz w:val="24"/>
-                                <w:szCs w:val="24"/>
-                                <w:lang w:val="en-US" w:eastAsia="zh-CN"/>
-                              </w:rPr>
-                            </w:pPr>
-                            <w:r>
-                              <w:rPr>
-                                <w:rFonts w:hint="eastAsia" w:ascii="黑体" w:hAnsi="黑体" w:eastAsia="黑体" w:cs="黑体"/>
-                                <w:b w:val="0"/>
-                                <w:bCs w:val="0"/>
-                                <w:color w:val="7C7C7C" w:themeColor="accent3" w:themeShade="BF"/>
-                                <w:sz w:val="24"/>
-                                <w:szCs w:val="24"/>
-                                <w:lang w:val="en-US" w:eastAsia="zh-CN"/>
-                              </w:rPr>
-                              <w:t>基因科技守护生命健康</w:t>
-                            </w:r>
-                          </w:p>
-                        </w:txbxContent>
-                      </wps:txbx>
-                      <wps:bodyPr rot="0" spcFirstLastPara="0" vertOverflow="overflow" horzOverflow="overflow" vert="horz" wrap="square" lIns="91440" tIns="45720" rIns="91440" bIns="45720" numCol="1" spcCol="0" rtlCol="0" fromWordArt="0" anchor="t" anchorCtr="0" forceAA="0" compatLnSpc="1">
-                        <a:noAutofit/>
-                      </wps:bodyPr>
-                    </wps:wsp>
-                  </a:graphicData>
-                </a:graphic>
-              </wp:anchor>
-            </w:drawing>
-          </mc:Choice>
-          <mc:Fallback>
-            <w:pict>
-              <v:shape id="_x0000_s1026" o:spid="_x0000_s1026" o:spt="202" type="#_x0000_t202" style="position:absolute;left:0pt;margin-left:53pt;margin-top:535.75pt;height:24.95pt;width:140.8pt;z-index:251661312;mso-width-relative:page;mso-height-relative:page;" fillcolor="#FFFFFF [3201]" filled="t" stroked="f" coordsize="21600,21600" o:gfxdata="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">
-                <v:fill on="t" focussize="0,0"/>
-                <v:stroke on="f" weight="0.5pt"/>
-                <v:imagedata o:title=""/>
-                <o:lock v:ext="edit" aspectratio="f"/>
-                <v:textbox>
-                  <w:txbxContent>
-                    <w:p>
-                      <w:pPr>
-                        <w:rPr>
-                          <w:rFonts w:hint="eastAsia" w:ascii="黑体" w:hAnsi="黑体" w:eastAsia="黑体" w:cs="黑体"/>
-                          <w:b w:val="0"/>
-                          <w:bCs w:val="0"/>
-                          <w:color w:val="7C7C7C" w:themeColor="accent3" w:themeShade="BF"/>
-                          <w:sz w:val="24"/>
-                          <w:szCs w:val="24"/>
-                          <w:lang w:val="en-US" w:eastAsia="zh-CN"/>
-                        </w:rPr>
-                      </w:pPr>
-                      <w:r>
-                        <w:rPr>
-                          <w:rFonts w:hint="eastAsia" w:ascii="黑体" w:hAnsi="黑体" w:eastAsia="黑体" w:cs="黑体"/>
-                          <w:b w:val="0"/>
-                          <w:bCs w:val="0"/>
-                          <w:color w:val="7C7C7C" w:themeColor="accent3" w:themeShade="BF"/>
-                          <w:sz w:val="24"/>
-                          <w:szCs w:val="24"/>
-                          <w:lang w:val="en-US" w:eastAsia="zh-CN"/>
-                        </w:rPr>
-                        <w:t>基因科技守护生命健康</w:t>
-                      </w:r>
-                    </w:p>
-                  </w:txbxContent>
-                </v:textbox>
-              </v:shape>
-            </w:pict>
-          </mc:Fallback>
-        </mc:AlternateContent>
+          <w:rFonts w:hint="eastAsia" w:eastAsia="宋体"/>
+          <w:sz w:val="20"/>
+          <w:lang w:eastAsia="zh-CN"/>
+        </w:rPr>
+        <w:drawing>
+          <wp:anchor distT="0" distB="0" distL="114300" distR="114300" simplePos="0" relativeHeight="251667456" behindDoc="0" locked="0" layoutInCell="1" allowOverlap="1">
+            <wp:simplePos x="0" y="0"/>
+            <wp:positionH relativeFrom="column">
+              <wp:posOffset>19685</wp:posOffset>
+            </wp:positionH>
+            <wp:positionV relativeFrom="paragraph">
+              <wp:posOffset>-2633345</wp:posOffset>
+            </wp:positionV>
+            <wp:extent cx="7956550" cy="10721975"/>
+            <wp:effectExtent l="0" t="0" r="13970" b="6985"/>
+            <wp:wrapNone/>
+            <wp:docPr id="20" name="图片 20" descr="20250320-刘建峰-宣传册封面-06"/>
+            <wp:cNvGraphicFramePr>
+              <a:graphicFrameLocks xmlns:a="http://schemas.openxmlformats.org/drawingml/2006/main" noChangeAspect="1"/>
+            </wp:cNvGraphicFramePr>
+            <a:graphic xmlns:a="http://schemas.openxmlformats.org/drawingml/2006/main">
+              <a:graphicData uri="http://schemas.openxmlformats.org/drawingml/2006/picture">
+                <pic:pic xmlns:pic="http://schemas.openxmlformats.org/drawingml/2006/picture">
+                  <pic:nvPicPr>
+                    <pic:cNvPr id="20" name="图片 20" descr="20250320-刘建峰-宣传册封面-06"/>
+                    <pic:cNvPicPr>
+                      <a:picLocks noChangeAspect="1"/>
+                    </pic:cNvPicPr>
+                  </pic:nvPicPr>
+                  <pic:blipFill>
+                    <a:blip r:embed="rId11"/>
+                    <a:stretch>
+                      <a:fillRect/>
+                    </a:stretch>
+                  </pic:blipFill>
+                  <pic:spPr>
+                    <a:xfrm>
+                      <a:off x="0" y="0"/>
+                      <a:ext cx="7956550" cy="10721975"/>
+                    </a:xfrm>
+                    <a:prstGeom prst="rect">
+                      <a:avLst/>
+                    </a:prstGeom>
+                  </pic:spPr>
+                </pic:pic>
+              </a:graphicData>
+            </a:graphic>
+          </wp:anchor>
+        </w:drawing>
       </w:r>
     </w:p>
     <w:p>
@@ -657,7 +487,7 @@
         <w:rPr>
           <w:rFonts w:hint="default" w:ascii="Times New Roman" w:hAnsi="Times New Roman" w:eastAsia="微软雅黑" w:cs="Times New Roman"/>
           <w:b/>
-          <w:color w:val="5B9BD5" w:themeColor="accent1"/>
+          <w:color w:val="0083C3"/>
           <w:sz w:val="52"/>
           <w:szCs w:val="52"/>
           <w:lang w:eastAsia="zh-CN"/>
@@ -670,11 +500,6 @@
             </w14:schemeClr>
           </w14:shadow>
           <w14:reflection w14:blurRad="0" w14:stA="0" w14:stPos="0" w14:endA="0" w14:endPos="0" w14:dist="0" w14:dir="0" w14:fadeDir="0" w14:sx="0" w14:sy="0" w14:kx="0" w14:ky="0" w14:algn="none"/>
-          <w14:textFill>
-            <w14:solidFill>
-              <w14:schemeClr w14:val="accent1"/>
-            </w14:solidFill>
-          </w14:textFill>
           <w14:props3d w14:extrusionH="0" w14:contourW="0" w14:prstMaterial="clear"/>
         </w:rPr>
       </w:pPr>
@@ -682,7 +507,7 @@
         <w:rPr>
           <w:rFonts w:hint="default" w:ascii="Times New Roman" w:hAnsi="Times New Roman" w:eastAsia="微软雅黑" w:cs="Times New Roman"/>
           <w:b/>
-          <w:color w:val="62B541"/>
+          <w:color w:val="0083C3"/>
           <w:sz w:val="56"/>
           <w:szCs w:val="56"/>
           <w:lang w:val="en-US" w:eastAsia="zh-CN"/>
@@ -874,7 +699,7 @@
               <w:rFonts w:hint="default" w:ascii="Times New Roman" w:hAnsi="Times New Roman" w:eastAsia="微软雅黑" w:cs="微软雅黑"/>
               <w:b/>
               <w:bCs/>
-              <w:color w:val="62B541"/>
+              <w:color w:val="0083C3"/>
               <w:sz w:val="32"/>
               <w:szCs w:val="32"/>
               <w:lang w:val="en-US" w:eastAsia="zh-CN" w:bidi="ar-SA"/>
@@ -886,7 +711,7 @@
               <w:rFonts w:hint="default" w:ascii="Times New Roman" w:hAnsi="Times New Roman" w:eastAsia="微软雅黑" w:cs="微软雅黑"/>
               <w:b/>
               <w:bCs/>
-              <w:color w:val="62B541"/>
+              <w:color w:val="0083C3"/>
               <w:sz w:val="32"/>
               <w:szCs w:val="32"/>
               <w:lang w:val="en-US" w:eastAsia="zh-CN" w:bidi="ar-SA"/>
@@ -899,7 +724,7 @@
               <w:rFonts w:hint="default" w:ascii="Times New Roman" w:hAnsi="Times New Roman" w:eastAsia="微软雅黑" w:cs="微软雅黑"/>
               <w:b/>
               <w:bCs/>
-              <w:color w:val="62B541"/>
+              <w:color w:val="0083C3"/>
               <w:sz w:val="32"/>
               <w:szCs w:val="32"/>
               <w:lang w:val="en-US" w:eastAsia="zh-CN" w:bidi="ar-SA"/>
@@ -912,7 +737,7 @@
               <w:rFonts w:hint="default" w:ascii="Times New Roman" w:hAnsi="Times New Roman" w:eastAsia="微软雅黑" w:cs="微软雅黑"/>
               <w:b/>
               <w:bCs/>
-              <w:color w:val="62B541"/>
+              <w:color w:val="0083C3"/>
               <w:sz w:val="32"/>
               <w:szCs w:val="32"/>
               <w:lang w:val="en-US" w:eastAsia="zh-CN" w:bidi="ar-SA"/>
@@ -925,7 +750,7 @@
               <w:rFonts w:hint="default" w:ascii="Times New Roman" w:hAnsi="Times New Roman" w:eastAsia="微软雅黑" w:cs="微软雅黑"/>
               <w:b/>
               <w:bCs/>
-              <w:color w:val="62B541"/>
+              <w:color w:val="0083C3"/>
               <w:sz w:val="32"/>
               <w:szCs w:val="32"/>
               <w:lang w:val="en-US" w:eastAsia="zh-CN" w:bidi="ar-SA"/>
@@ -938,7 +763,7 @@
               <w:rFonts w:hint="default" w:ascii="Times New Roman" w:hAnsi="Times New Roman" w:eastAsia="微软雅黑" w:cs="微软雅黑"/>
               <w:b/>
               <w:bCs/>
-              <w:color w:val="62B541"/>
+              <w:color w:val="0083C3"/>
               <w:sz w:val="32"/>
               <w:szCs w:val="32"/>
               <w:lang w:val="en-US" w:eastAsia="zh-CN" w:bidi="ar-SA"/>
@@ -951,7 +776,7 @@
               <w:rFonts w:hint="default" w:ascii="Times New Roman" w:hAnsi="Times New Roman" w:eastAsia="微软雅黑" w:cs="微软雅黑"/>
               <w:b/>
               <w:bCs/>
-              <w:color w:val="62B541"/>
+              <w:color w:val="0083C3"/>
               <w:sz w:val="32"/>
               <w:szCs w:val="32"/>
               <w:lang w:val="en-US" w:eastAsia="zh-CN" w:bidi="ar-SA"/>
@@ -964,7 +789,7 @@
               <w:rFonts w:hint="default" w:ascii="Times New Roman" w:hAnsi="Times New Roman" w:eastAsia="微软雅黑" w:cs="微软雅黑"/>
               <w:b/>
               <w:bCs/>
-              <w:color w:val="62B541"/>
+              <w:color w:val="0083C3"/>
               <w:sz w:val="32"/>
               <w:szCs w:val="32"/>
               <w:lang w:val="en-US" w:eastAsia="zh-CN" w:bidi="ar-SA"/>
@@ -977,7 +802,7 @@
               <w:rFonts w:hint="default" w:ascii="Times New Roman" w:hAnsi="Times New Roman" w:eastAsia="微软雅黑" w:cs="微软雅黑"/>
               <w:b/>
               <w:bCs/>
-              <w:color w:val="62B541"/>
+              <w:color w:val="0083C3"/>
               <w:sz w:val="32"/>
               <w:szCs w:val="32"/>
               <w:lang w:val="en-US" w:eastAsia="zh-CN" w:bidi="ar-SA"/>
@@ -990,7 +815,7 @@
               <w:rFonts w:hint="default" w:ascii="Times New Roman" w:hAnsi="Times New Roman" w:eastAsia="微软雅黑" w:cs="微软雅黑"/>
               <w:b/>
               <w:bCs/>
-              <w:color w:val="62B541"/>
+              <w:color w:val="0083C3"/>
               <w:sz w:val="32"/>
               <w:szCs w:val="32"/>
               <w:lang w:val="en-US" w:eastAsia="zh-CN" w:bidi="ar-SA"/>
@@ -1003,7 +828,7 @@
               <w:rFonts w:hint="default" w:ascii="Times New Roman" w:hAnsi="Times New Roman" w:eastAsia="微软雅黑" w:cs="微软雅黑"/>
               <w:b/>
               <w:bCs/>
-              <w:color w:val="62B541"/>
+              <w:color w:val="0083C3"/>
               <w:sz w:val="32"/>
               <w:szCs w:val="32"/>
               <w:lang w:val="en-US" w:eastAsia="zh-CN" w:bidi="ar-SA"/>
@@ -1016,7 +841,7 @@
               <w:rFonts w:hint="default" w:ascii="Times New Roman" w:hAnsi="Times New Roman" w:eastAsia="微软雅黑" w:cs="微软雅黑"/>
               <w:b/>
               <w:bCs/>
-              <w:color w:val="62B541"/>
+              <w:color w:val="0083C3"/>
               <w:sz w:val="32"/>
               <w:szCs w:val="32"/>
               <w:lang w:val="en-US" w:eastAsia="zh-CN" w:bidi="ar-SA"/>
@@ -1035,7 +860,7 @@
               <w:rFonts w:hint="default" w:ascii="Times New Roman" w:hAnsi="Times New Roman" w:eastAsia="微软雅黑" w:cs="微软雅黑"/>
               <w:b/>
               <w:bCs/>
-              <w:color w:val="62B541"/>
+              <w:color w:val="0083C3"/>
               <w:sz w:val="32"/>
               <w:szCs w:val="32"/>
               <w:lang w:val="en-US" w:eastAsia="zh-CN" w:bidi="ar-SA"/>
@@ -1047,7 +872,7 @@
               <w:rFonts w:hint="default" w:ascii="Times New Roman" w:hAnsi="Times New Roman" w:eastAsia="微软雅黑" w:cs="微软雅黑"/>
               <w:b/>
               <w:bCs/>
-              <w:color w:val="62B541"/>
+              <w:color w:val="0083C3"/>
               <w:sz w:val="32"/>
               <w:szCs w:val="32"/>
               <w:lang w:val="en-US" w:eastAsia="zh-CN" w:bidi="ar-SA"/>
@@ -1060,7 +885,7 @@
               <w:rFonts w:hint="default" w:ascii="Times New Roman" w:hAnsi="Times New Roman" w:eastAsia="微软雅黑" w:cs="微软雅黑"/>
               <w:b/>
               <w:bCs/>
-              <w:color w:val="62B541"/>
+              <w:color w:val="0083C3"/>
               <w:sz w:val="32"/>
               <w:szCs w:val="32"/>
               <w:lang w:val="en-US" w:eastAsia="zh-CN" w:bidi="ar-SA"/>
@@ -1073,7 +898,7 @@
               <w:rFonts w:hint="default" w:ascii="Times New Roman" w:hAnsi="Times New Roman" w:eastAsia="微软雅黑" w:cs="微软雅黑"/>
               <w:b/>
               <w:bCs/>
-              <w:color w:val="62B541"/>
+              <w:color w:val="0083C3"/>
               <w:sz w:val="32"/>
               <w:szCs w:val="32"/>
               <w:lang w:val="en-US" w:eastAsia="zh-CN" w:bidi="ar-SA"/>
@@ -1086,7 +911,7 @@
               <w:rFonts w:hint="default" w:ascii="Times New Roman" w:hAnsi="Times New Roman" w:eastAsia="微软雅黑" w:cs="微软雅黑"/>
               <w:b/>
               <w:bCs/>
-              <w:color w:val="62B541"/>
+              <w:color w:val="0083C3"/>
               <w:sz w:val="32"/>
               <w:szCs w:val="32"/>
               <w:lang w:val="en-US" w:eastAsia="zh-CN" w:bidi="ar-SA"/>
@@ -1099,7 +924,7 @@
               <w:rFonts w:hint="eastAsia" w:ascii="Times New Roman" w:hAnsi="Times New Roman" w:eastAsia="微软雅黑" w:cs="微软雅黑"/>
               <w:b/>
               <w:bCs/>
-              <w:color w:val="62B541"/>
+              <w:color w:val="0083C3"/>
               <w:sz w:val="32"/>
               <w:szCs w:val="32"/>
               <w:lang w:val="en-US" w:eastAsia="zh-CN" w:bidi="ar-SA"/>
@@ -1112,7 +937,7 @@
               <w:rFonts w:hint="default" w:ascii="Times New Roman" w:hAnsi="Times New Roman" w:eastAsia="微软雅黑" w:cs="微软雅黑"/>
               <w:b/>
               <w:bCs/>
-              <w:color w:val="62B541"/>
+              <w:color w:val="0083C3"/>
               <w:sz w:val="32"/>
               <w:szCs w:val="32"/>
               <w:lang w:val="en-US" w:eastAsia="zh-CN" w:bidi="ar-SA"/>
@@ -1125,7 +950,7 @@
               <w:rFonts w:hint="default" w:ascii="Times New Roman" w:hAnsi="Times New Roman" w:eastAsia="微软雅黑" w:cs="微软雅黑"/>
               <w:b/>
               <w:bCs/>
-              <w:color w:val="62B541"/>
+              <w:color w:val="0083C3"/>
               <w:sz w:val="32"/>
               <w:szCs w:val="32"/>
               <w:lang w:val="en-US" w:eastAsia="zh-CN" w:bidi="ar-SA"/>
@@ -1138,7 +963,7 @@
               <w:rFonts w:hint="default" w:ascii="Times New Roman" w:hAnsi="Times New Roman" w:eastAsia="微软雅黑" w:cs="微软雅黑"/>
               <w:b/>
               <w:bCs/>
-              <w:color w:val="62B541"/>
+              <w:color w:val="0083C3"/>
               <w:sz w:val="32"/>
               <w:szCs w:val="32"/>
               <w:lang w:val="en-US" w:eastAsia="zh-CN" w:bidi="ar-SA"/>
@@ -1151,7 +976,7 @@
               <w:rFonts w:hint="default" w:ascii="Times New Roman" w:hAnsi="Times New Roman" w:eastAsia="微软雅黑" w:cs="微软雅黑"/>
               <w:b/>
               <w:bCs/>
-              <w:color w:val="62B541"/>
+              <w:color w:val="0083C3"/>
               <w:sz w:val="32"/>
               <w:szCs w:val="32"/>
               <w:lang w:val="en-US" w:eastAsia="zh-CN" w:bidi="ar-SA"/>
@@ -1164,7 +989,7 @@
               <w:rFonts w:hint="default" w:ascii="Times New Roman" w:hAnsi="Times New Roman" w:eastAsia="微软雅黑" w:cs="微软雅黑"/>
               <w:b/>
               <w:bCs/>
-              <w:color w:val="62B541"/>
+              <w:color w:val="0083C3"/>
               <w:sz w:val="32"/>
               <w:szCs w:val="32"/>
               <w:lang w:val="en-US" w:eastAsia="zh-CN" w:bidi="ar-SA"/>
@@ -1177,7 +1002,7 @@
               <w:rFonts w:hint="default" w:ascii="Times New Roman" w:hAnsi="Times New Roman" w:eastAsia="微软雅黑" w:cs="微软雅黑"/>
               <w:b/>
               <w:bCs/>
-              <w:color w:val="62B541"/>
+              <w:color w:val="0083C3"/>
               <w:sz w:val="32"/>
               <w:szCs w:val="32"/>
               <w:lang w:val="en-US" w:eastAsia="zh-CN" w:bidi="ar-SA"/>
@@ -1190,7 +1015,7 @@
               <w:rFonts w:hint="default" w:ascii="Times New Roman" w:hAnsi="Times New Roman" w:eastAsia="微软雅黑" w:cs="微软雅黑"/>
               <w:b/>
               <w:bCs/>
-              <w:color w:val="62B541"/>
+              <w:color w:val="0083C3"/>
               <w:sz w:val="32"/>
               <w:szCs w:val="32"/>
               <w:lang w:val="en-US" w:eastAsia="zh-CN" w:bidi="ar-SA"/>
@@ -1209,7 +1034,7 @@
               <w:rFonts w:hint="default" w:ascii="Times New Roman" w:hAnsi="Times New Roman" w:eastAsia="微软雅黑" w:cs="微软雅黑"/>
               <w:b/>
               <w:bCs/>
-              <w:color w:val="62B541"/>
+              <w:color w:val="0083C3"/>
               <w:sz w:val="32"/>
               <w:szCs w:val="32"/>
               <w:lang w:val="en-US" w:eastAsia="zh-CN" w:bidi="ar-SA"/>
@@ -1221,7 +1046,7 @@
               <w:rFonts w:hint="default" w:ascii="Times New Roman" w:hAnsi="Times New Roman" w:eastAsia="微软雅黑" w:cs="微软雅黑"/>
               <w:b/>
               <w:bCs/>
-              <w:color w:val="62B541"/>
+              <w:color w:val="0083C3"/>
               <w:sz w:val="32"/>
               <w:szCs w:val="32"/>
               <w:lang w:val="en-US" w:eastAsia="zh-CN" w:bidi="ar-SA"/>
@@ -1234,7 +1059,7 @@
               <w:rFonts w:hint="default" w:ascii="Times New Roman" w:hAnsi="Times New Roman" w:eastAsia="微软雅黑" w:cs="微软雅黑"/>
               <w:b/>
               <w:bCs/>
-              <w:color w:val="62B541"/>
+              <w:color w:val="0083C3"/>
               <w:sz w:val="32"/>
               <w:szCs w:val="32"/>
               <w:lang w:val="en-US" w:eastAsia="zh-CN" w:bidi="ar-SA"/>
@@ -1247,7 +1072,7 @@
               <w:rFonts w:hint="default" w:ascii="Times New Roman" w:hAnsi="Times New Roman" w:eastAsia="微软雅黑" w:cs="微软雅黑"/>
               <w:b/>
               <w:bCs/>
-              <w:color w:val="62B541"/>
+              <w:color w:val="0083C3"/>
               <w:sz w:val="32"/>
               <w:szCs w:val="32"/>
               <w:lang w:val="en-US" w:eastAsia="zh-CN" w:bidi="ar-SA"/>
@@ -1260,7 +1085,7 @@
               <w:rFonts w:hint="default" w:ascii="Times New Roman" w:hAnsi="Times New Roman" w:eastAsia="微软雅黑" w:cs="微软雅黑"/>
               <w:b/>
               <w:bCs/>
-              <w:color w:val="62B541"/>
+              <w:color w:val="0083C3"/>
               <w:sz w:val="32"/>
               <w:szCs w:val="32"/>
               <w:lang w:val="en-US" w:eastAsia="zh-CN" w:bidi="ar-SA"/>
@@ -1273,7 +1098,7 @@
               <w:rFonts w:hint="default" w:ascii="Times New Roman" w:hAnsi="Times New Roman" w:eastAsia="微软雅黑" w:cs="微软雅黑"/>
               <w:b/>
               <w:bCs/>
-              <w:color w:val="62B541"/>
+              <w:color w:val="0083C3"/>
               <w:sz w:val="32"/>
               <w:szCs w:val="32"/>
               <w:lang w:val="en-US" w:eastAsia="zh-CN" w:bidi="ar-SA"/>
@@ -1286,7 +1111,7 @@
               <w:rFonts w:hint="default" w:ascii="Times New Roman" w:hAnsi="Times New Roman" w:eastAsia="微软雅黑" w:cs="微软雅黑"/>
               <w:b/>
               <w:bCs/>
-              <w:color w:val="62B541"/>
+              <w:color w:val="0083C3"/>
               <w:sz w:val="32"/>
               <w:szCs w:val="32"/>
               <w:lang w:val="en-US" w:eastAsia="zh-CN" w:bidi="ar-SA"/>
@@ -1299,7 +1124,7 @@
               <w:rFonts w:hint="default" w:ascii="Times New Roman" w:hAnsi="Times New Roman" w:eastAsia="微软雅黑" w:cs="微软雅黑"/>
               <w:b/>
               <w:bCs/>
-              <w:color w:val="62B541"/>
+              <w:color w:val="0083C3"/>
               <w:sz w:val="32"/>
               <w:szCs w:val="32"/>
               <w:lang w:val="en-US" w:eastAsia="zh-CN" w:bidi="ar-SA"/>
@@ -1312,7 +1137,7 @@
               <w:rFonts w:hint="default" w:ascii="Times New Roman" w:hAnsi="Times New Roman" w:eastAsia="微软雅黑" w:cs="微软雅黑"/>
               <w:b/>
               <w:bCs/>
-              <w:color w:val="62B541"/>
+              <w:color w:val="0083C3"/>
               <w:sz w:val="32"/>
               <w:szCs w:val="32"/>
               <w:lang w:val="en-US" w:eastAsia="zh-CN" w:bidi="ar-SA"/>
@@ -1325,7 +1150,7 @@
               <w:rFonts w:hint="default" w:ascii="Times New Roman" w:hAnsi="Times New Roman" w:eastAsia="微软雅黑" w:cs="微软雅黑"/>
               <w:b/>
               <w:bCs/>
-              <w:color w:val="62B541"/>
+              <w:color w:val="0083C3"/>
               <w:sz w:val="32"/>
               <w:szCs w:val="32"/>
               <w:lang w:val="en-US" w:eastAsia="zh-CN" w:bidi="ar-SA"/>
@@ -1338,7 +1163,7 @@
               <w:rFonts w:hint="default" w:ascii="Times New Roman" w:hAnsi="Times New Roman" w:eastAsia="微软雅黑" w:cs="微软雅黑"/>
               <w:b/>
               <w:bCs/>
-              <w:color w:val="62B541"/>
+              <w:color w:val="0083C3"/>
               <w:sz w:val="32"/>
               <w:szCs w:val="32"/>
               <w:lang w:val="en-US" w:eastAsia="zh-CN" w:bidi="ar-SA"/>
@@ -1351,7 +1176,7 @@
               <w:rFonts w:hint="default" w:ascii="Times New Roman" w:hAnsi="Times New Roman" w:eastAsia="微软雅黑" w:cs="微软雅黑"/>
               <w:b/>
               <w:bCs/>
-              <w:color w:val="62B541"/>
+              <w:color w:val="0083C3"/>
               <w:sz w:val="32"/>
               <w:szCs w:val="32"/>
               <w:lang w:val="en-US" w:eastAsia="zh-CN" w:bidi="ar-SA"/>
@@ -1370,7 +1195,7 @@
               <w:rFonts w:hint="default" w:ascii="Times New Roman" w:hAnsi="Times New Roman" w:eastAsia="微软雅黑" w:cs="微软雅黑"/>
               <w:b/>
               <w:bCs/>
-              <w:color w:val="62B541"/>
+              <w:color w:val="0083C3"/>
               <w:sz w:val="32"/>
               <w:szCs w:val="32"/>
               <w:lang w:val="en-US" w:eastAsia="zh-CN" w:bidi="ar-SA"/>
@@ -1382,7 +1207,7 @@
               <w:rFonts w:hint="default" w:ascii="Times New Roman" w:hAnsi="Times New Roman" w:eastAsia="微软雅黑" w:cs="微软雅黑"/>
               <w:b/>
               <w:bCs/>
-              <w:color w:val="62B541"/>
+              <w:color w:val="0083C3"/>
               <w:sz w:val="32"/>
               <w:szCs w:val="32"/>
               <w:lang w:val="en-US" w:eastAsia="zh-CN" w:bidi="ar-SA"/>
@@ -1395,7 +1220,7 @@
               <w:rFonts w:hint="default" w:ascii="Times New Roman" w:hAnsi="Times New Roman" w:eastAsia="微软雅黑" w:cs="微软雅黑"/>
               <w:b/>
               <w:bCs/>
-              <w:color w:val="62B541"/>
+              <w:color w:val="0083C3"/>
               <w:sz w:val="32"/>
               <w:szCs w:val="32"/>
               <w:lang w:val="en-US" w:eastAsia="zh-CN" w:bidi="ar-SA"/>
@@ -1408,7 +1233,7 @@
               <w:rFonts w:hint="default" w:ascii="Times New Roman" w:hAnsi="Times New Roman" w:eastAsia="微软雅黑" w:cs="微软雅黑"/>
               <w:b/>
               <w:bCs/>
-              <w:color w:val="62B541"/>
+              <w:color w:val="0083C3"/>
               <w:sz w:val="32"/>
               <w:szCs w:val="32"/>
               <w:lang w:val="en-US" w:eastAsia="zh-CN" w:bidi="ar-SA"/>
@@ -1421,7 +1246,7 @@
               <w:rFonts w:hint="default" w:ascii="Times New Roman" w:hAnsi="Times New Roman" w:eastAsia="微软雅黑" w:cs="微软雅黑"/>
               <w:b/>
               <w:bCs/>
-              <w:color w:val="62B541"/>
+              <w:color w:val="0083C3"/>
               <w:sz w:val="32"/>
               <w:szCs w:val="32"/>
               <w:lang w:val="en-US" w:eastAsia="zh-CN" w:bidi="ar-SA"/>
@@ -1434,7 +1259,7 @@
               <w:rFonts w:hint="default" w:ascii="Times New Roman" w:hAnsi="Times New Roman" w:eastAsia="微软雅黑" w:cs="微软雅黑"/>
               <w:b/>
               <w:bCs/>
-              <w:color w:val="62B541"/>
+              <w:color w:val="0083C3"/>
               <w:sz w:val="32"/>
               <w:szCs w:val="32"/>
               <w:lang w:val="en-US" w:eastAsia="zh-CN" w:bidi="ar-SA"/>
@@ -1447,7 +1272,7 @@
               <w:rFonts w:hint="default" w:ascii="Times New Roman" w:hAnsi="Times New Roman" w:eastAsia="微软雅黑" w:cs="微软雅黑"/>
               <w:b/>
               <w:bCs/>
-              <w:color w:val="62B541"/>
+              <w:color w:val="0083C3"/>
               <w:sz w:val="32"/>
               <w:szCs w:val="32"/>
               <w:lang w:val="en-US" w:eastAsia="zh-CN" w:bidi="ar-SA"/>
@@ -1460,7 +1285,7 @@
               <w:rFonts w:hint="default" w:ascii="Times New Roman" w:hAnsi="Times New Roman" w:eastAsia="微软雅黑" w:cs="微软雅黑"/>
               <w:b/>
               <w:bCs/>
-              <w:color w:val="62B541"/>
+              <w:color w:val="0083C3"/>
               <w:sz w:val="32"/>
               <w:szCs w:val="32"/>
               <w:lang w:val="en-US" w:eastAsia="zh-CN" w:bidi="ar-SA"/>
@@ -1473,7 +1298,7 @@
               <w:rFonts w:hint="default" w:ascii="Times New Roman" w:hAnsi="Times New Roman" w:eastAsia="微软雅黑" w:cs="微软雅黑"/>
               <w:b/>
               <w:bCs/>
-              <w:color w:val="62B541"/>
+              <w:color w:val="0083C3"/>
               <w:sz w:val="32"/>
               <w:szCs w:val="32"/>
               <w:lang w:val="en-US" w:eastAsia="zh-CN" w:bidi="ar-SA"/>
@@ -1486,7 +1311,7 @@
               <w:rFonts w:hint="default" w:ascii="Times New Roman" w:hAnsi="Times New Roman" w:eastAsia="微软雅黑" w:cs="微软雅黑"/>
               <w:b/>
               <w:bCs/>
-              <w:color w:val="62B541"/>
+              <w:color w:val="0083C3"/>
               <w:sz w:val="32"/>
               <w:szCs w:val="32"/>
               <w:lang w:val="en-US" w:eastAsia="zh-CN" w:bidi="ar-SA"/>
@@ -1499,7 +1324,7 @@
               <w:rFonts w:hint="default" w:ascii="Times New Roman" w:hAnsi="Times New Roman" w:eastAsia="微软雅黑" w:cs="微软雅黑"/>
               <w:b/>
               <w:bCs/>
-              <w:color w:val="62B541"/>
+              <w:color w:val="0083C3"/>
               <w:sz w:val="32"/>
               <w:szCs w:val="32"/>
               <w:lang w:val="en-US" w:eastAsia="zh-CN" w:bidi="ar-SA"/>
@@ -1512,7 +1337,7 @@
               <w:rFonts w:hint="default" w:ascii="Times New Roman" w:hAnsi="Times New Roman" w:eastAsia="微软雅黑" w:cs="微软雅黑"/>
               <w:b/>
               <w:bCs/>
-              <w:color w:val="62B541"/>
+              <w:color w:val="0083C3"/>
               <w:sz w:val="32"/>
               <w:szCs w:val="32"/>
               <w:lang w:val="en-US" w:eastAsia="zh-CN" w:bidi="ar-SA"/>
@@ -1526,6 +1351,9 @@
             <w:tabs>
               <w:tab w:val="right" w:leader="dot" w:pos="9870"/>
             </w:tabs>
+            <w:rPr>
+              <w:color w:val="0083C3"/>
+            </w:rPr>
           </w:pPr>
           <w:r>
             <w:rPr>
@@ -1533,7 +1361,7 @@
               <w:rFonts w:hint="default" w:ascii="Times New Roman" w:hAnsi="Times New Roman" w:eastAsia="微软雅黑" w:cs="微软雅黑"/>
               <w:b/>
               <w:bCs/>
-              <w:color w:val="62B541"/>
+              <w:color w:val="0083C3"/>
               <w:sz w:val="32"/>
               <w:szCs w:val="32"/>
               <w:lang w:val="en-US" w:eastAsia="zh-CN" w:bidi="ar-SA"/>
@@ -1546,7 +1374,7 @@
               <w:rFonts w:hint="default" w:ascii="Times New Roman" w:hAnsi="Times New Roman" w:eastAsia="微软雅黑" w:cs="微软雅黑"/>
               <w:b/>
               <w:bCs/>
-              <w:color w:val="62B541"/>
+              <w:color w:val="0083C3"/>
               <w:sz w:val="32"/>
               <w:szCs w:val="32"/>
               <w:lang w:val="en-US" w:eastAsia="zh-CN" w:bidi="ar-SA"/>
@@ -1559,7 +1387,7 @@
               <w:rFonts w:hint="default" w:ascii="Times New Roman" w:hAnsi="Times New Roman" w:eastAsia="微软雅黑" w:cs="微软雅黑"/>
               <w:b/>
               <w:bCs/>
-              <w:color w:val="62B541"/>
+              <w:color w:val="0083C3"/>
               <w:sz w:val="32"/>
               <w:szCs w:val="32"/>
               <w:lang w:val="en-US" w:eastAsia="zh-CN" w:bidi="ar-SA"/>
@@ -1572,7 +1400,7 @@
               <w:rFonts w:hint="default" w:ascii="Times New Roman" w:hAnsi="Times New Roman" w:eastAsia="微软雅黑" w:cs="微软雅黑"/>
               <w:b/>
               <w:bCs/>
-              <w:color w:val="62B541"/>
+              <w:color w:val="0083C3"/>
               <w:sz w:val="32"/>
               <w:szCs w:val="32"/>
               <w:lang w:val="en-US" w:eastAsia="zh-CN" w:bidi="ar-SA"/>
@@ -1585,7 +1413,7 @@
               <w:rFonts w:hint="default" w:ascii="Times New Roman" w:hAnsi="Times New Roman" w:eastAsia="微软雅黑" w:cs="微软雅黑"/>
               <w:b/>
               <w:bCs/>
-              <w:color w:val="62B541"/>
+              <w:color w:val="0083C3"/>
               <w:sz w:val="32"/>
               <w:szCs w:val="32"/>
               <w:lang w:val="en-US" w:eastAsia="zh-CN" w:bidi="ar-SA"/>
@@ -1598,7 +1426,7 @@
               <w:rFonts w:hint="default" w:ascii="Times New Roman" w:hAnsi="Times New Roman" w:eastAsia="微软雅黑" w:cs="微软雅黑"/>
               <w:b/>
               <w:bCs/>
-              <w:color w:val="62B541"/>
+              <w:color w:val="0083C3"/>
               <w:sz w:val="32"/>
               <w:szCs w:val="32"/>
               <w:lang w:val="en-US" w:eastAsia="zh-CN" w:bidi="ar-SA"/>
@@ -1611,7 +1439,7 @@
               <w:rFonts w:hint="default" w:ascii="Times New Roman" w:hAnsi="Times New Roman" w:eastAsia="微软雅黑" w:cs="微软雅黑"/>
               <w:b/>
               <w:bCs/>
-              <w:color w:val="62B541"/>
+              <w:color w:val="0083C3"/>
               <w:sz w:val="32"/>
               <w:szCs w:val="32"/>
               <w:lang w:val="en-US" w:eastAsia="zh-CN" w:bidi="ar-SA"/>
@@ -1624,7 +1452,7 @@
               <w:rFonts w:hint="default" w:ascii="Times New Roman" w:hAnsi="Times New Roman" w:eastAsia="微软雅黑" w:cs="微软雅黑"/>
               <w:b/>
               <w:bCs/>
-              <w:color w:val="62B541"/>
+              <w:color w:val="0083C3"/>
               <w:sz w:val="32"/>
               <w:szCs w:val="32"/>
               <w:lang w:val="en-US" w:eastAsia="zh-CN" w:bidi="ar-SA"/>
@@ -1637,7 +1465,7 @@
               <w:rFonts w:hint="default" w:ascii="Times New Roman" w:hAnsi="Times New Roman" w:eastAsia="微软雅黑" w:cs="微软雅黑"/>
               <w:b/>
               <w:bCs/>
-              <w:color w:val="62B541"/>
+              <w:color w:val="0083C3"/>
               <w:sz w:val="32"/>
               <w:szCs w:val="32"/>
               <w:lang w:val="en-US" w:eastAsia="zh-CN" w:bidi="ar-SA"/>
@@ -1650,7 +1478,7 @@
               <w:rFonts w:hint="default" w:ascii="Times New Roman" w:hAnsi="Times New Roman" w:eastAsia="微软雅黑" w:cs="微软雅黑"/>
               <w:b/>
               <w:bCs/>
-              <w:color w:val="62B541"/>
+              <w:color w:val="0083C3"/>
               <w:sz w:val="32"/>
               <w:szCs w:val="32"/>
               <w:lang w:val="en-US" w:eastAsia="zh-CN" w:bidi="ar-SA"/>
@@ -1663,7 +1491,7 @@
               <w:rFonts w:hint="default" w:ascii="Times New Roman" w:hAnsi="Times New Roman" w:eastAsia="微软雅黑" w:cs="微软雅黑"/>
               <w:b/>
               <w:bCs/>
-              <w:color w:val="62B541"/>
+              <w:color w:val="0083C3"/>
               <w:sz w:val="32"/>
               <w:szCs w:val="32"/>
               <w:lang w:val="en-US" w:eastAsia="zh-CN" w:bidi="ar-SA"/>
@@ -1740,14 +1568,14 @@
           </w14:shadow>
         </w:rPr>
       </w:pPr>
-      <w:bookmarkStart w:id="0" w:name="_Toc27500"/>
-      <w:bookmarkStart w:id="1" w:name="_Toc30143_WPSOffice_Level1"/>
-      <w:bookmarkStart w:id="2" w:name="_Toc21009_WPSOffice_Level1"/>
-      <w:bookmarkStart w:id="3" w:name="_Toc13806"/>
-      <w:bookmarkStart w:id="4" w:name="_Toc32054"/>
-      <w:bookmarkStart w:id="5" w:name="_Toc24178_WPSOffice_Level1"/>
-      <w:bookmarkStart w:id="6" w:name="_Toc21669"/>
-      <w:bookmarkStart w:id="7" w:name="_Toc24397"/>
+      <w:bookmarkStart w:id="0" w:name="_Toc30143_WPSOffice_Level1"/>
+      <w:bookmarkStart w:id="1" w:name="_Toc27500"/>
+      <w:bookmarkStart w:id="2" w:name="_Toc13806"/>
+      <w:bookmarkStart w:id="3" w:name="_Toc24178_WPSOffice_Level1"/>
+      <w:bookmarkStart w:id="4" w:name="_Toc24397"/>
+      <w:bookmarkStart w:id="5" w:name="_Toc21009_WPSOffice_Level1"/>
+      <w:bookmarkStart w:id="6" w:name="_Toc32054"/>
+      <w:bookmarkStart w:id="7" w:name="_Toc21669"/>
     </w:p>
     <w:p>
       <w:pPr>
@@ -1787,7 +1615,7 @@
         <w:tblW w:w="9870" w:type="dxa"/>
         <w:jc w:val="center"/>
         <w:tblBorders>
-          <w:top w:val="single" w:color="5A9D46" w:sz="24" w:space="0"/>
+          <w:top w:val="single" w:color="0083C3" w:sz="24" w:space="0"/>
           <w:left w:val="none" w:color="auto" w:sz="0" w:space="0"/>
           <w:bottom w:val="single" w:color="A4A4A4" w:sz="4" w:space="0"/>
           <w:right w:val="none" w:color="auto" w:sz="0" w:space="0"/>
@@ -1810,7 +1638,7 @@
       <w:tr>
         <w:tblPrEx>
           <w:tblBorders>
-            <w:top w:val="single" w:color="5A9D46" w:sz="24" w:space="0"/>
+            <w:top w:val="single" w:color="0083C3" w:sz="24" w:space="0"/>
             <w:left w:val="none" w:color="auto" w:sz="0" w:space="0"/>
             <w:bottom w:val="single" w:color="A4A4A4" w:sz="4" w:space="0"/>
             <w:right w:val="none" w:color="auto" w:sz="0" w:space="0"/>
@@ -1832,7 +1660,6 @@
           <w:tcPr>
             <w:tcW w:w="3231" w:type="dxa"/>
             <w:tcBorders>
-              <w:top w:val="single" w:color="62BC41" w:sz="24" w:space="0"/>
               <w:tl2br w:val="nil"/>
               <w:tr2bl w:val="nil"/>
             </w:tcBorders>
@@ -1893,7 +1720,6 @@
           <w:tcPr>
             <w:tcW w:w="3323" w:type="dxa"/>
             <w:tcBorders>
-              <w:top w:val="single" w:color="62BC41" w:sz="24" w:space="0"/>
               <w:tl2br w:val="nil"/>
               <w:tr2bl w:val="nil"/>
             </w:tcBorders>
@@ -1954,7 +1780,6 @@
           <w:tcPr>
             <w:tcW w:w="3316" w:type="dxa"/>
             <w:tcBorders>
-              <w:top w:val="single" w:color="62BC41" w:sz="24" w:space="0"/>
               <w:tl2br w:val="nil"/>
               <w:tr2bl w:val="nil"/>
             </w:tcBorders>
@@ -2015,7 +1840,7 @@
       <w:tr>
         <w:tblPrEx>
           <w:tblBorders>
-            <w:top w:val="single" w:color="5A9D46" w:sz="24" w:space="0"/>
+            <w:top w:val="single" w:color="0083C3" w:sz="24" w:space="0"/>
             <w:left w:val="none" w:color="auto" w:sz="0" w:space="0"/>
             <w:bottom w:val="single" w:color="A4A4A4" w:sz="4" w:space="0"/>
             <w:right w:val="none" w:color="auto" w:sz="0" w:space="0"/>
@@ -2214,7 +2039,7 @@
       <w:tr>
         <w:tblPrEx>
           <w:tblBorders>
-            <w:top w:val="single" w:color="5A9D46" w:sz="24" w:space="0"/>
+            <w:top w:val="single" w:color="0083C3" w:sz="24" w:space="0"/>
             <w:left w:val="none" w:color="auto" w:sz="0" w:space="0"/>
             <w:bottom w:val="single" w:color="A4A4A4" w:sz="4" w:space="0"/>
             <w:right w:val="none" w:color="auto" w:sz="0" w:space="0"/>
@@ -2335,17 +2160,18 @@
                 <w:szCs w:val="21"/>
                 <w:lang w:eastAsia="zh-CN"/>
               </w:rPr>
-              <w:t>送检医生：</w:t>
-            </w:r>
-            <w:r>
-              <w:rPr>
-                <w:rFonts w:hint="eastAsia" w:ascii="Times New Roman" w:hAnsi="Times New Roman" w:eastAsia="微软雅黑" w:cs="Times New Roman"/>
+              <w:t>订单编号：</w:t>
+            </w:r>
+            <w:r>
+              <w:rPr>
+                <w:rFonts w:ascii="Times New Roman" w:hAnsi="Times New Roman" w:eastAsia="微软雅黑" w:cs="Times New Roman"/>
+                <w:bCs/>
                 <w:color w:val="000000"/>
                 <w:sz w:val="21"/>
                 <w:szCs w:val="21"/>
                 <w:lang w:eastAsia="zh-CN"/>
               </w:rPr>
-              <w:t>{{ doctorname }}</w:t>
+              <w:t>-</w:t>
             </w:r>
           </w:p>
         </w:tc>
@@ -2413,7 +2239,7 @@
       <w:tr>
         <w:tblPrEx>
           <w:tblBorders>
-            <w:top w:val="single" w:color="5A9D46" w:sz="24" w:space="0"/>
+            <w:top w:val="single" w:color="0083C3" w:sz="24" w:space="0"/>
             <w:left w:val="none" w:color="auto" w:sz="0" w:space="0"/>
             <w:bottom w:val="single" w:color="A4A4A4" w:sz="4" w:space="0"/>
             <w:right w:val="none" w:color="auto" w:sz="0" w:space="0"/>
@@ -2593,7 +2419,7 @@
                 <w:szCs w:val="21"/>
                 <w:lang w:eastAsia="zh-CN"/>
               </w:rPr>
-              <w:t>送检时间：</w:t>
+              <w:t>接收时间：</w:t>
             </w:r>
             <w:r>
               <w:rPr>
@@ -2604,7 +2430,7 @@
                 <w:szCs w:val="21"/>
                 <w:lang w:eastAsia="zh-CN"/>
               </w:rPr>
-              <w:t>{{ commission_date }}</w:t>
+              <w:t>{{ receiveddate }}</w:t>
             </w:r>
           </w:p>
         </w:tc>
@@ -2612,7 +2438,7 @@
       <w:tr>
         <w:tblPrEx>
           <w:tblBorders>
-            <w:top w:val="single" w:color="5A9D46" w:sz="24" w:space="0"/>
+            <w:top w:val="single" w:color="0083C3" w:sz="24" w:space="0"/>
             <w:left w:val="none" w:color="auto" w:sz="0" w:space="0"/>
             <w:bottom w:val="single" w:color="A4A4A4" w:sz="4" w:space="0"/>
             <w:right w:val="none" w:color="auto" w:sz="0" w:space="0"/>
@@ -2632,7 +2458,8 @@
         </w:trPr>
         <w:tc>
           <w:tcPr>
-            <w:tcW w:w="3231" w:type="dxa"/>
+            <w:tcW w:w="9870" w:type="dxa"/>
+            <w:gridSpan w:val="3"/>
             <w:tcBorders>
               <w:tl2br w:val="nil"/>
               <w:tr2bl w:val="nil"/>
@@ -2663,7 +2490,7 @@
                 <w:color w:val="000000"/>
                 <w:sz w:val="21"/>
                 <w:szCs w:val="21"/>
-                <w:lang w:val="en-US" w:eastAsia="zh-CN"/>
+                <w:lang w:eastAsia="zh-CN"/>
               </w:rPr>
             </w:pPr>
             <w:r>
@@ -2687,124 +2514,6 @@
                 <w:lang w:eastAsia="zh-CN"/>
               </w:rPr>
               <w:t>{{ diseaseName }}</w:t>
-            </w:r>
-          </w:p>
-        </w:tc>
-        <w:tc>
-          <w:tcPr>
-            <w:tcW w:w="3323" w:type="dxa"/>
-            <w:tcBorders>
-              <w:tl2br w:val="nil"/>
-              <w:tr2bl w:val="nil"/>
-            </w:tcBorders>
-            <w:shd w:val="clear" w:color="auto" w:fill="auto"/>
-            <w:vAlign w:val="center"/>
-          </w:tcPr>
-          <w:p>
-            <w:pPr>
-              <w:keepNext w:val="0"/>
-              <w:keepLines w:val="0"/>
-              <w:pageBreakBefore w:val="0"/>
-              <w:widowControl w:val="0"/>
-              <w:kinsoku/>
-              <w:wordWrap/>
-              <w:overflowPunct/>
-              <w:topLinePunct w:val="0"/>
-              <w:autoSpaceDE/>
-              <w:autoSpaceDN/>
-              <w:bidi w:val="0"/>
-              <w:adjustRightInd w:val="0"/>
-              <w:snapToGrid w:val="0"/>
-              <w:jc w:val="both"/>
-              <w:textAlignment w:val="auto"/>
-              <w:rPr>
-                <w:rFonts w:hint="default" w:ascii="Times New Roman" w:hAnsi="Times New Roman" w:eastAsia="微软雅黑" w:cs="Times New Roman"/>
-                <w:color w:val="000000"/>
-                <w:sz w:val="21"/>
-                <w:szCs w:val="21"/>
-                <w:lang w:eastAsia="zh-CN"/>
-              </w:rPr>
-            </w:pPr>
-            <w:r>
-              <w:rPr>
-                <w:rFonts w:ascii="Times New Roman" w:hAnsi="Times New Roman" w:eastAsia="微软雅黑" w:cs="Times New Roman"/>
-                <w:color w:val="000000"/>
-                <w:sz w:val="21"/>
-                <w:szCs w:val="21"/>
-                <w:lang w:eastAsia="zh-CN"/>
-              </w:rPr>
-              <w:t>订单编号：</w:t>
-            </w:r>
-            <w:r>
-              <w:rPr>
-                <w:rFonts w:ascii="Times New Roman" w:hAnsi="Times New Roman" w:eastAsia="微软雅黑" w:cs="Times New Roman"/>
-                <w:bCs/>
-                <w:color w:val="000000"/>
-                <w:sz w:val="21"/>
-                <w:szCs w:val="21"/>
-                <w:lang w:eastAsia="zh-CN"/>
-              </w:rPr>
-              <w:t>-</w:t>
-            </w:r>
-          </w:p>
-        </w:tc>
-        <w:tc>
-          <w:tcPr>
-            <w:tcW w:w="3316" w:type="dxa"/>
-            <w:tcBorders>
-              <w:tl2br w:val="nil"/>
-              <w:tr2bl w:val="nil"/>
-            </w:tcBorders>
-            <w:shd w:val="clear" w:color="auto" w:fill="auto"/>
-            <w:vAlign w:val="center"/>
-          </w:tcPr>
-          <w:p>
-            <w:pPr>
-              <w:keepNext w:val="0"/>
-              <w:keepLines w:val="0"/>
-              <w:pageBreakBefore w:val="0"/>
-              <w:widowControl w:val="0"/>
-              <w:kinsoku/>
-              <w:wordWrap/>
-              <w:overflowPunct/>
-              <w:topLinePunct w:val="0"/>
-              <w:autoSpaceDE/>
-              <w:autoSpaceDN/>
-              <w:bidi w:val="0"/>
-              <w:adjustRightInd w:val="0"/>
-              <w:snapToGrid w:val="0"/>
-              <w:jc w:val="both"/>
-              <w:textAlignment w:val="auto"/>
-              <w:rPr>
-                <w:rFonts w:hint="default" w:ascii="Times New Roman" w:hAnsi="Times New Roman" w:eastAsia="微软雅黑" w:cs="Times New Roman"/>
-                <w:bCs/>
-                <w:color w:val="000000"/>
-                <w:sz w:val="21"/>
-                <w:szCs w:val="21"/>
-                <w:lang w:eastAsia="zh-CN"/>
-              </w:rPr>
-            </w:pPr>
-            <w:r>
-              <w:rPr>
-                <w:rFonts w:ascii="Times New Roman" w:hAnsi="Times New Roman" w:eastAsia="微软雅黑" w:cs="Times New Roman"/>
-                <w:bCs/>
-                <w:color w:val="000000"/>
-                <w:sz w:val="21"/>
-                <w:szCs w:val="21"/>
-                <w:lang w:eastAsia="zh-CN"/>
-              </w:rPr>
-              <w:t>接收时间：</w:t>
-            </w:r>
-            <w:r>
-              <w:rPr>
-                <w:rFonts w:hint="eastAsia" w:ascii="Times New Roman" w:hAnsi="Times New Roman" w:eastAsia="微软雅黑" w:cs="Times New Roman"/>
-                <w:bCs/>
-                <w:color w:val="000000"/>
-                <w:sz w:val="21"/>
-                <w:szCs w:val="21"/>
-                <w:lang w:eastAsia="zh-CN"/>
-              </w:rPr>
-              <w:t>{{ receiveddate }}</w:t>
             </w:r>
           </w:p>
         </w:tc>
@@ -2821,7 +2530,7 @@
         <w:jc w:val="left"/>
         <w:rPr>
           <w:rFonts w:hint="default" w:ascii="Times New Roman" w:hAnsi="Times New Roman" w:eastAsia="微软雅黑" w:cs="Times New Roman"/>
-          <w:color w:val="62B541"/>
+          <w:color w:val="0083C3"/>
           <w:sz w:val="32"/>
           <w14:shadow w14:blurRad="50800" w14:dist="38100" w14:dir="10800000" w14:sx="100000" w14:sy="100000" w14:kx="0" w14:ky="0" w14:algn="r">
             <w14:srgbClr w14:val="62B541">
@@ -2834,7 +2543,7 @@
       <w:r>
         <w:rPr>
           <w:rFonts w:hint="default" w:ascii="Times New Roman" w:hAnsi="Times New Roman" w:eastAsia="微软雅黑" w:cs="Times New Roman"/>
-          <w:color w:val="62B541"/>
+          <w:color w:val="0083C3"/>
           <w:sz w:val="32"/>
           <w14:shadow w14:blurRad="50800" w14:dist="38100" w14:dir="10800000" w14:sx="100000" w14:sy="100000" w14:kx="0" w14:ky="0" w14:algn="r">
             <w14:srgbClr w14:val="62B541">
@@ -2878,7 +2587,7 @@
         <w:jc w:val="left"/>
         <w:rPr>
           <w:rFonts w:hint="default" w:ascii="Times New Roman" w:hAnsi="Times New Roman" w:eastAsia="微软雅黑" w:cs="Times New Roman"/>
-          <w:color w:val="62B541"/>
+          <w:color w:val="0083C3"/>
           <w:sz w:val="32"/>
           <w14:shadow w14:blurRad="50800" w14:dist="38100" w14:dir="10800000" w14:sx="100000" w14:sy="100000" w14:kx="0" w14:ky="0" w14:algn="r">
             <w14:srgbClr w14:val="62B541">
@@ -2891,7 +2600,7 @@
       <w:r>
         <w:rPr>
           <w:rFonts w:hint="default" w:ascii="Times New Roman" w:hAnsi="Times New Roman" w:eastAsia="微软雅黑" w:cs="Times New Roman"/>
-          <w:color w:val="62B541"/>
+          <w:color w:val="0083C3"/>
           <w:sz w:val="32"/>
           <w14:shadow w14:blurRad="50800" w14:dist="38100" w14:dir="10800000" w14:sx="100000" w14:sy="100000" w14:kx="0" w14:ky="0" w14:algn="r">
             <w14:srgbClr w14:val="62B541">
@@ -2904,7 +2613,7 @@
       <w:r>
         <w:rPr>
           <w:rFonts w:hint="eastAsia" w:ascii="Times New Roman" w:hAnsi="Times New Roman" w:eastAsia="微软雅黑" w:cs="Times New Roman"/>
-          <w:color w:val="62B541"/>
+          <w:color w:val="0083C3"/>
           <w:sz w:val="32"/>
           <w:lang w:val="en-US" w:eastAsia="zh-CN"/>
           <w14:shadow w14:blurRad="50800" w14:dist="38100" w14:dir="10800000" w14:sx="100000" w14:sy="100000" w14:kx="0" w14:ky="0" w14:algn="r">
@@ -2916,6 +2625,8 @@
         <w:t>项目</w:t>
       </w:r>
       <w:bookmarkEnd w:id="9"/>
+      <w:bookmarkStart w:id="13" w:name="_GoBack"/>
+      <w:bookmarkEnd w:id="13"/>
     </w:p>
     <w:tbl>
       <w:tblPr>
@@ -2968,7 +2679,7 @@
           <w:tcPr>
             <w:tcW w:w="3612" w:type="dxa"/>
             <w:tcBorders>
-              <w:top w:val="single" w:color="62BC41" w:sz="24" w:space="0"/>
+              <w:top w:val="single" w:color="0083C3" w:sz="24" w:space="0"/>
               <w:tl2br w:val="nil"/>
               <w:tr2bl w:val="nil"/>
             </w:tcBorders>
@@ -3004,7 +2715,7 @@
           <w:tcPr>
             <w:tcW w:w="6639" w:type="dxa"/>
             <w:tcBorders>
-              <w:top w:val="single" w:color="62BC41" w:sz="24" w:space="0"/>
+              <w:top w:val="single" w:color="0083C3" w:sz="24" w:space="0"/>
               <w:tl2br w:val="nil"/>
               <w:tr2bl w:val="nil"/>
             </w:tcBorders>
@@ -3486,7 +3197,7 @@
         <w:jc w:val="left"/>
         <w:rPr>
           <w:rFonts w:hint="default" w:ascii="Times New Roman" w:hAnsi="Times New Roman" w:eastAsia="微软雅黑" w:cs="Times New Roman"/>
-          <w:color w:val="62B541"/>
+          <w:color w:val="0083C3"/>
           <w:sz w:val="32"/>
           <w14:shadow w14:blurRad="50800" w14:dist="38100" w14:dir="10800000" w14:sx="100000" w14:sy="100000" w14:kx="0" w14:ky="0" w14:algn="r">
             <w14:srgbClr w14:val="62B541">
@@ -3499,7 +3210,7 @@
       <w:r>
         <w:rPr>
           <w:rFonts w:hint="default" w:ascii="Times New Roman" w:hAnsi="Times New Roman" w:eastAsia="微软雅黑" w:cs="Times New Roman"/>
-          <w:color w:val="62B541"/>
+          <w:color w:val="0083C3"/>
           <w:sz w:val="32"/>
           <w14:shadow w14:blurRad="50800" w14:dist="38100" w14:dir="10800000" w14:sx="100000" w14:sy="100000" w14:kx="0" w14:ky="0" w14:algn="r">
             <w14:srgbClr w14:val="62B541">
@@ -3893,7 +3604,7 @@
         <w:jc w:val="left"/>
         <w:rPr>
           <w:rFonts w:hint="default" w:ascii="Times New Roman" w:hAnsi="Times New Roman" w:eastAsia="微软雅黑" w:cs="Times New Roman"/>
-          <w:color w:val="62B541"/>
+          <w:color w:val="0083C3"/>
           <w:sz w:val="32"/>
           <w14:shadow w14:blurRad="50800" w14:dist="38100" w14:dir="10800000" w14:sx="100000" w14:sy="100000" w14:kx="0" w14:ky="0" w14:algn="r">
             <w14:srgbClr w14:val="62B541">
@@ -3906,7 +3617,7 @@
       <w:r>
         <w:rPr>
           <w:rFonts w:hint="default" w:ascii="Times New Roman" w:hAnsi="Times New Roman" w:eastAsia="微软雅黑" w:cs="Times New Roman"/>
-          <w:color w:val="62B541"/>
+          <w:color w:val="0083C3"/>
           <w:sz w:val="32"/>
           <w14:shadow w14:blurRad="50800" w14:dist="38100" w14:dir="10800000" w14:sx="100000" w14:sy="100000" w14:kx="0" w14:ky="0" w14:algn="r">
             <w14:srgbClr w14:val="62B541">
@@ -3925,7 +3636,7 @@
         <w:tblW w:w="10516" w:type="dxa"/>
         <w:jc w:val="center"/>
         <w:tblBorders>
-          <w:top w:val="single" w:color="5A9D46" w:sz="24" w:space="0"/>
+          <w:top w:val="single" w:color="0083C3" w:sz="24" w:space="0"/>
           <w:left w:val="none" w:color="auto" w:sz="0" w:space="0"/>
           <w:bottom w:val="single" w:color="A4A4A4" w:sz="4" w:space="0"/>
           <w:right w:val="none" w:color="auto" w:sz="0" w:space="0"/>
@@ -3950,7 +3661,7 @@
       <w:tr>
         <w:tblPrEx>
           <w:tblBorders>
-            <w:top w:val="single" w:color="5A9D46" w:sz="24" w:space="0"/>
+            <w:top w:val="single" w:color="0083C3" w:sz="24" w:space="0"/>
             <w:left w:val="none" w:color="auto" w:sz="0" w:space="0"/>
             <w:bottom w:val="single" w:color="A4A4A4" w:sz="4" w:space="0"/>
             <w:right w:val="none" w:color="auto" w:sz="0" w:space="0"/>
@@ -3972,7 +3683,6 @@
           <w:tcPr>
             <w:tcW w:w="1529" w:type="dxa"/>
             <w:tcBorders>
-              <w:top w:val="single" w:color="62BC41" w:sz="24" w:space="0"/>
               <w:tl2br w:val="nil"/>
               <w:tr2bl w:val="nil"/>
             </w:tcBorders>
@@ -4007,7 +3717,6 @@
           <w:tcPr>
             <w:tcW w:w="1940" w:type="dxa"/>
             <w:tcBorders>
-              <w:top w:val="single" w:color="62BC41" w:sz="24" w:space="0"/>
               <w:tl2br w:val="nil"/>
               <w:tr2bl w:val="nil"/>
             </w:tcBorders>
@@ -4042,7 +3751,6 @@
           <w:tcPr>
             <w:tcW w:w="2337" w:type="dxa"/>
             <w:tcBorders>
-              <w:top w:val="single" w:color="62BC41" w:sz="24" w:space="0"/>
               <w:tl2br w:val="nil"/>
               <w:tr2bl w:val="nil"/>
             </w:tcBorders>
@@ -4077,7 +3785,6 @@
           <w:tcPr>
             <w:tcW w:w="2117" w:type="dxa"/>
             <w:tcBorders>
-              <w:top w:val="single" w:color="62BC41" w:sz="24" w:space="0"/>
               <w:tl2br w:val="nil"/>
               <w:tr2bl w:val="nil"/>
             </w:tcBorders>
@@ -4111,7 +3818,6 @@
           <w:tcPr>
             <w:tcW w:w="2593" w:type="dxa"/>
             <w:tcBorders>
-              <w:top w:val="single" w:color="62BC41" w:sz="24" w:space="0"/>
               <w:tl2br w:val="nil"/>
               <w:tr2bl w:val="nil"/>
             </w:tcBorders>
@@ -4157,7 +3863,7 @@
       <w:tr>
         <w:tblPrEx>
           <w:tblBorders>
-            <w:top w:val="single" w:color="5A9D46" w:sz="24" w:space="0"/>
+            <w:top w:val="single" w:color="0083C3" w:sz="24" w:space="0"/>
             <w:left w:val="none" w:color="auto" w:sz="0" w:space="0"/>
             <w:bottom w:val="single" w:color="A4A4A4" w:sz="4" w:space="0"/>
             <w:right w:val="none" w:color="auto" w:sz="0" w:space="0"/>
@@ -4256,7 +3962,7 @@
       <w:tr>
         <w:tblPrEx>
           <w:tblBorders>
-            <w:top w:val="single" w:color="5A9D46" w:sz="24" w:space="0"/>
+            <w:top w:val="single" w:color="0083C3" w:sz="24" w:space="0"/>
             <w:left w:val="none" w:color="auto" w:sz="0" w:space="0"/>
             <w:bottom w:val="single" w:color="A4A4A4" w:sz="4" w:space="0"/>
             <w:right w:val="none" w:color="auto" w:sz="0" w:space="0"/>
@@ -4546,7 +4252,7 @@
       <w:tr>
         <w:tblPrEx>
           <w:tblBorders>
-            <w:top w:val="single" w:color="5A9D46" w:sz="24" w:space="0"/>
+            <w:top w:val="single" w:color="0083C3" w:sz="24" w:space="0"/>
             <w:left w:val="none" w:color="auto" w:sz="0" w:space="0"/>
             <w:bottom w:val="single" w:color="A4A4A4" w:sz="4" w:space="0"/>
             <w:right w:val="none" w:color="auto" w:sz="0" w:space="0"/>
@@ -4701,7 +4407,7 @@
       <w:tr>
         <w:tblPrEx>
           <w:tblBorders>
-            <w:top w:val="single" w:color="5A9D46" w:sz="24" w:space="0"/>
+            <w:top w:val="single" w:color="0083C3" w:sz="24" w:space="0"/>
             <w:left w:val="none" w:color="auto" w:sz="0" w:space="0"/>
             <w:bottom w:val="single" w:color="A4A4A4" w:sz="4" w:space="0"/>
             <w:right w:val="none" w:color="auto" w:sz="0" w:space="0"/>
@@ -4760,7 +4466,7 @@
       <w:tr>
         <w:tblPrEx>
           <w:tblBorders>
-            <w:top w:val="single" w:color="5A9D46" w:sz="24" w:space="0"/>
+            <w:top w:val="single" w:color="0083C3" w:sz="24" w:space="0"/>
             <w:left w:val="none" w:color="auto" w:sz="0" w:space="0"/>
             <w:bottom w:val="single" w:color="A4A4A4" w:sz="4" w:space="0"/>
             <w:right w:val="none" w:color="auto" w:sz="0" w:space="0"/>
@@ -5049,7 +4755,7 @@
       <w:tr>
         <w:tblPrEx>
           <w:tblBorders>
-            <w:top w:val="single" w:color="5A9D46" w:sz="24" w:space="0"/>
+            <w:top w:val="single" w:color="0083C3" w:sz="24" w:space="0"/>
             <w:left w:val="none" w:color="auto" w:sz="0" w:space="0"/>
             <w:bottom w:val="single" w:color="A4A4A4" w:sz="4" w:space="0"/>
             <w:right w:val="none" w:color="auto" w:sz="0" w:space="0"/>
@@ -5231,7 +4937,7 @@
       <w:tr>
         <w:tblPrEx>
           <w:tblBorders>
-            <w:top w:val="single" w:color="5A9D46" w:sz="24" w:space="0"/>
+            <w:top w:val="single" w:color="0083C3" w:sz="24" w:space="0"/>
             <w:left w:val="none" w:color="auto" w:sz="0" w:space="0"/>
             <w:bottom w:val="single" w:color="A4A4A4" w:sz="4" w:space="0"/>
             <w:right w:val="none" w:color="auto" w:sz="0" w:space="0"/>
@@ -5413,7 +5119,7 @@
       <w:tr>
         <w:tblPrEx>
           <w:tblBorders>
-            <w:top w:val="single" w:color="5A9D46" w:sz="24" w:space="0"/>
+            <w:top w:val="single" w:color="0083C3" w:sz="24" w:space="0"/>
             <w:left w:val="none" w:color="auto" w:sz="0" w:space="0"/>
             <w:bottom w:val="single" w:color="A4A4A4" w:sz="4" w:space="0"/>
             <w:right w:val="none" w:color="auto" w:sz="0" w:space="0"/>
@@ -5468,7 +5174,7 @@
       <w:tr>
         <w:tblPrEx>
           <w:tblBorders>
-            <w:top w:val="single" w:color="5A9D46" w:sz="24" w:space="0"/>
+            <w:top w:val="single" w:color="0083C3" w:sz="24" w:space="0"/>
             <w:left w:val="none" w:color="auto" w:sz="0" w:space="0"/>
             <w:bottom w:val="single" w:color="A4A4A4" w:sz="4" w:space="0"/>
             <w:right w:val="none" w:color="auto" w:sz="0" w:space="0"/>
@@ -5539,7 +5245,7 @@
       <w:tr>
         <w:tblPrEx>
           <w:tblBorders>
-            <w:top w:val="single" w:color="5A9D46" w:sz="24" w:space="0"/>
+            <w:top w:val="single" w:color="0083C3" w:sz="24" w:space="0"/>
             <w:left w:val="none" w:color="auto" w:sz="0" w:space="0"/>
             <w:bottom w:val="single" w:color="A4A4A4" w:sz="4" w:space="0"/>
             <w:right w:val="none" w:color="auto" w:sz="0" w:space="0"/>
@@ -5658,7 +5364,7 @@
                           </pic:cNvPicPr>
                         </pic:nvPicPr>
                         <pic:blipFill>
-                          <a:blip r:embed="rId13"/>
+                          <a:blip r:embed="rId12"/>
                           <a:srcRect l="14443" r="409" b="275"/>
                           <a:stretch>
                             <a:fillRect/>
@@ -5741,7 +5447,7 @@
       <w:tr>
         <w:tblPrEx>
           <w:tblBorders>
-            <w:top w:val="single" w:color="5A9D46" w:sz="24" w:space="0"/>
+            <w:top w:val="single" w:color="0083C3" w:sz="24" w:space="0"/>
             <w:left w:val="none" w:color="auto" w:sz="0" w:space="0"/>
             <w:bottom w:val="single" w:color="A4A4A4" w:sz="4" w:space="0"/>
             <w:right w:val="none" w:color="auto" w:sz="0" w:space="0"/>
@@ -5826,7 +5532,7 @@
       <w:tr>
         <w:tblPrEx>
           <w:tblBorders>
-            <w:top w:val="single" w:color="5A9D46" w:sz="24" w:space="0"/>
+            <w:top w:val="single" w:color="0083C3" w:sz="24" w:space="0"/>
             <w:left w:val="none" w:color="auto" w:sz="0" w:space="0"/>
             <w:bottom w:val="single" w:color="A4A4A4" w:sz="4" w:space="0"/>
             <w:right w:val="none" w:color="auto" w:sz="0" w:space="0"/>
@@ -5936,7 +5642,7 @@
                           </pic:cNvPicPr>
                         </pic:nvPicPr>
                         <pic:blipFill>
-                          <a:blip r:embed="rId14"/>
+                          <a:blip r:embed="rId13"/>
                           <a:srcRect r="303"/>
                           <a:stretch>
                             <a:fillRect/>
@@ -5990,7 +5696,7 @@
       <w:tr>
         <w:tblPrEx>
           <w:tblBorders>
-            <w:top w:val="single" w:color="5A9D46" w:sz="24" w:space="0"/>
+            <w:top w:val="single" w:color="0083C3" w:sz="24" w:space="0"/>
             <w:left w:val="none" w:color="auto" w:sz="0" w:space="0"/>
             <w:bottom w:val="single" w:color="A4A4A4" w:sz="4" w:space="0"/>
             <w:right w:val="none" w:color="auto" w:sz="0" w:space="0"/>
@@ -6075,7 +5781,7 @@
       <w:tr>
         <w:tblPrEx>
           <w:tblBorders>
-            <w:top w:val="single" w:color="5A9D46" w:sz="24" w:space="0"/>
+            <w:top w:val="single" w:color="0083C3" w:sz="24" w:space="0"/>
             <w:left w:val="none" w:color="auto" w:sz="0" w:space="0"/>
             <w:bottom w:val="single" w:color="A4A4A4" w:sz="4" w:space="0"/>
             <w:right w:val="none" w:color="auto" w:sz="0" w:space="0"/>
@@ -6179,7 +5885,7 @@
                           </pic:cNvPicPr>
                         </pic:nvPicPr>
                         <pic:blipFill>
-                          <a:blip r:embed="rId15"/>
+                          <a:blip r:embed="rId14"/>
                           <a:stretch>
                             <a:fillRect/>
                           </a:stretch>
@@ -6250,7 +5956,7 @@
       <w:tr>
         <w:tblPrEx>
           <w:tblBorders>
-            <w:top w:val="single" w:color="5A9D46" w:sz="24" w:space="0"/>
+            <w:top w:val="single" w:color="0083C3" w:sz="24" w:space="0"/>
             <w:left w:val="none" w:color="auto" w:sz="0" w:space="0"/>
             <w:bottom w:val="single" w:color="A4A4A4" w:sz="4" w:space="0"/>
             <w:right w:val="none" w:color="auto" w:sz="0" w:space="0"/>
@@ -6332,7 +6038,7 @@
       <w:tr>
         <w:tblPrEx>
           <w:tblBorders>
-            <w:top w:val="single" w:color="5A9D46" w:sz="24" w:space="0"/>
+            <w:top w:val="single" w:color="0083C3" w:sz="24" w:space="0"/>
             <w:left w:val="none" w:color="auto" w:sz="0" w:space="0"/>
             <w:bottom w:val="single" w:color="A4A4A4" w:sz="4" w:space="0"/>
             <w:right w:val="none" w:color="auto" w:sz="0" w:space="0"/>
@@ -6447,7 +6153,7 @@
                           </pic:cNvPicPr>
                         </pic:nvPicPr>
                         <pic:blipFill>
-                          <a:blip r:embed="rId16"/>
+                          <a:blip r:embed="rId15"/>
                           <a:stretch>
                             <a:fillRect/>
                           </a:stretch>
@@ -6497,7 +6203,7 @@
       <w:tr>
         <w:tblPrEx>
           <w:tblBorders>
-            <w:top w:val="single" w:color="5A9D46" w:sz="24" w:space="0"/>
+            <w:top w:val="single" w:color="0083C3" w:sz="24" w:space="0"/>
             <w:left w:val="none" w:color="auto" w:sz="0" w:space="0"/>
             <w:bottom w:val="single" w:color="A4A4A4" w:sz="4" w:space="0"/>
             <w:right w:val="none" w:color="auto" w:sz="0" w:space="0"/>
@@ -6671,7 +6377,7 @@
             <w:tcBorders>
               <w:top w:val="nil"/>
               <w:left w:val="nil"/>
-              <w:bottom w:val="single" w:color="62B541" w:sz="12" w:space="0"/>
+              <w:bottom w:val="single" w:color="0083C3" w:sz="12" w:space="0"/>
               <w:right w:val="nil"/>
             </w:tcBorders>
             <w:vAlign w:val="bottom"/>
@@ -6741,7 +6447,7 @@
             <w:tcBorders>
               <w:top w:val="nil"/>
               <w:left w:val="nil"/>
-              <w:bottom w:val="single" w:color="62B541" w:sz="12" w:space="0"/>
+              <w:bottom w:val="single" w:color="0083C3" w:sz="12" w:space="0"/>
               <w:right w:val="nil"/>
             </w:tcBorders>
             <w:vAlign w:val="bottom"/>
@@ -6788,7 +6494,7 @@
             <w:tcBorders>
               <w:top w:val="nil"/>
               <w:left w:val="nil"/>
-              <w:bottom w:val="single" w:color="62B541" w:sz="12" w:space="0"/>
+              <w:bottom w:val="single" w:color="0083C3" w:sz="12" w:space="0"/>
               <w:right w:val="nil"/>
             </w:tcBorders>
             <w:vAlign w:val="bottom"/>
@@ -6801,14 +6507,13 @@
                 <w:sz w:val="16"/>
               </w:rPr>
             </w:pPr>
-            <w:bookmarkStart w:id="31" w:name="_GoBack"/>
             <w:r>
               <w:rPr>
                 <w:rFonts w:hint="eastAsia" w:eastAsia="微软雅黑"/>
                 <w:lang w:eastAsia="zh-CN"/>
               </w:rPr>
               <w:drawing>
-                <wp:anchor distT="0" distB="0" distL="114300" distR="114300" simplePos="0" relativeHeight="251670528" behindDoc="0" locked="0" layoutInCell="1" allowOverlap="1">
+                <wp:anchor distT="0" distB="0" distL="114300" distR="114300" simplePos="0" relativeHeight="251666432" behindDoc="0" locked="0" layoutInCell="1" allowOverlap="1">
                   <wp:simplePos x="0" y="0"/>
                   <wp:positionH relativeFrom="column">
                     <wp:posOffset>-29210</wp:posOffset>
@@ -6833,7 +6538,7 @@
                           </pic:cNvPicPr>
                         </pic:nvPicPr>
                         <pic:blipFill>
-                          <a:blip r:embed="rId17">
+                          <a:blip r:embed="rId16">
                             <a:clrChange>
                               <a:clrFrom>
                                 <a:srgbClr val="FFFFFF">
@@ -6867,7 +6572,6 @@
                 </wp:anchor>
               </w:drawing>
             </w:r>
-            <w:bookmarkEnd w:id="31"/>
           </w:p>
         </w:tc>
         <w:tc>
@@ -6876,7 +6580,7 @@
             <w:tcBorders>
               <w:top w:val="nil"/>
               <w:left w:val="nil"/>
-              <w:bottom w:val="single" w:color="62B541" w:sz="12" w:space="0"/>
+              <w:bottom w:val="single" w:color="0083C3" w:sz="12" w:space="0"/>
               <w:right w:val="nil"/>
             </w:tcBorders>
             <w:vAlign w:val="bottom"/>
@@ -6967,7 +6671,7 @@
             <w:tcW w:w="9706" w:type="dxa"/>
             <w:gridSpan w:val="4"/>
             <w:tcBorders>
-              <w:top w:val="single" w:color="62B541" w:sz="12" w:space="0"/>
+              <w:top w:val="single" w:color="0083C3" w:sz="12" w:space="0"/>
               <w:left w:val="nil"/>
               <w:bottom w:val="nil"/>
               <w:right w:val="nil"/>
@@ -7007,7 +6711,7 @@
       </w:pPr>
       <w:r>
         <w:drawing>
-          <wp:anchor distT="0" distB="0" distL="0" distR="0" simplePos="0" relativeHeight="251668480" behindDoc="0" locked="0" layoutInCell="1" allowOverlap="1">
+          <wp:anchor distT="0" distB="0" distL="0" distR="0" simplePos="0" relativeHeight="251665408" behindDoc="0" locked="0" layoutInCell="1" allowOverlap="1">
             <wp:simplePos x="0" y="0"/>
             <wp:positionH relativeFrom="column">
               <wp:posOffset>5020945</wp:posOffset>
@@ -7032,7 +6736,7 @@
                     </pic:cNvPicPr>
                   </pic:nvPicPr>
                   <pic:blipFill>
-                    <a:blip r:embed="rId18">
+                    <a:blip r:embed="rId17">
                       <a:extLst>
                         <a:ext uri="{28A0092B-C50C-407E-A947-70E740481C1C}">
                           <a14:useLocalDpi xmlns:a14="http://schemas.microsoft.com/office/drawing/2010/main" val="0"/>
@@ -7086,7 +6790,7 @@
         <w:jc w:val="left"/>
         <w:rPr>
           <w:rFonts w:hint="default" w:ascii="Times New Roman" w:hAnsi="Times New Roman" w:eastAsia="微软雅黑" w:cs="Times New Roman"/>
-          <w:color w:val="62B541"/>
+          <w:color w:val="0083C3"/>
           <w:sz w:val="32"/>
           <w14:shadow w14:blurRad="50800" w14:dist="38100" w14:dir="10800000" w14:sx="100000" w14:sy="100000" w14:kx="0" w14:ky="0" w14:algn="r">
             <w14:srgbClr w14:val="62B541">
@@ -7099,7 +6803,7 @@
       <w:r>
         <w:rPr>
           <w:rFonts w:hint="default" w:ascii="Times New Roman" w:hAnsi="Times New Roman" w:eastAsia="微软雅黑" w:cs="Times New Roman"/>
-          <w:color w:val="62B541"/>
+          <w:color w:val="0083C3"/>
           <w:sz w:val="32"/>
           <w14:shadow w14:blurRad="50800" w14:dist="38100" w14:dir="10800000" w14:sx="100000" w14:sy="100000" w14:kx="0" w14:ky="0" w14:algn="r">
             <w14:srgbClr w14:val="62B541">
@@ -7189,31 +6893,7 @@
           <w:szCs w:val="21"/>
           <w:lang w:eastAsia="en-US"/>
         </w:rPr>
-        <w:t>人表皮生长因子受体２（HER2）是由原癌基因erbb-2编码的、具有酪氨酸激酶活性的跨膜糖蛋白，属于表皮生长因子受体家族成员。ERBB2蛋白介导的信号转导途径主要有Ras/Raf/丝裂原活化蛋白激酶(MAPK)途径，磷脂酰肌醇3羟基激酶(P13K)/Akt途径，信号转导及转录激活(</w:t>
-      </w:r>
-      <w:bookmarkStart w:id="13" w:name="OLE_LINK2"/>
-      <w:r>
-        <w:rPr>
-          <w:rFonts w:hint="default" w:ascii="Times New Roman" w:hAnsi="Times New Roman" w:eastAsia="微软雅黑" w:cs="Times New Roman"/>
-          <w:bCs w:val="0"/>
-          <w:kern w:val="0"/>
-          <w:sz w:val="21"/>
-          <w:szCs w:val="21"/>
-          <w:lang w:eastAsia="en-US"/>
-        </w:rPr>
-        <w:t>STAT</w:t>
-      </w:r>
-      <w:bookmarkEnd w:id="13"/>
-      <w:r>
-        <w:rPr>
-          <w:rFonts w:hint="default" w:ascii="Times New Roman" w:hAnsi="Times New Roman" w:eastAsia="微软雅黑" w:cs="Times New Roman"/>
-          <w:bCs w:val="0"/>
-          <w:kern w:val="0"/>
-          <w:sz w:val="21"/>
-          <w:szCs w:val="21"/>
-          <w:lang w:eastAsia="en-US"/>
-        </w:rPr>
-        <w:t>)途径和PLC通路等。HER2癌基因的致瘤机制是抑制凋亡，促进增殖；增加肿瘤细胞的侵袭力；促进肿瘤血管新生和淋巴管新生</w:t>
+        <w:t>人表皮生长因子受体２（HER2）是由原癌基因erbb-2编码的、具有酪氨酸激酶活性的跨膜糖蛋白，属于表皮生长因子受体家族成员。ERBB2蛋白介导的信号转导途径主要有Ras/Raf/丝裂原活化蛋白激酶(MAPK)途径，磷脂酰肌醇3羟基激酶(P13K)/Akt途径，信号转导及转录激活(STAT)途径和PLC通路等。HER2癌基因的致瘤机制是抑制凋亡，促进增殖；增加肿瘤细胞的侵袭力；促进肿瘤血管新生和淋巴管新生</w:t>
       </w:r>
       <w:r>
         <w:rPr>
@@ -7326,7 +7006,6 @@
         </w:rPr>
         <w:t>已获批药物</w:t>
       </w:r>
-      <w:bookmarkStart w:id="14" w:name="OLE_LINK3"/>
       <w:r>
         <w:rPr>
           <w:rFonts w:hint="default" w:ascii="Times New Roman" w:hAnsi="Times New Roman" w:eastAsia="微软雅黑" w:cs="Times New Roman"/>
@@ -7340,7 +7019,6 @@
         <w:t>[4,5]</w:t>
       </w:r>
     </w:p>
-    <w:bookmarkEnd w:id="14"/>
     <w:tbl>
       <w:tblPr>
         <w:tblStyle w:val="15"/>
@@ -7377,12 +7055,6 @@
             <w:insideH w:val="single" w:color="auto" w:sz="4" w:space="0"/>
             <w:insideV w:val="single" w:color="auto" w:sz="4" w:space="0"/>
           </w:tblBorders>
-          <w:tblCellMar>
-            <w:top w:w="0" w:type="dxa"/>
-            <w:left w:w="108" w:type="dxa"/>
-            <w:bottom w:w="0" w:type="dxa"/>
-            <w:right w:w="108" w:type="dxa"/>
-          </w:tblCellMar>
         </w:tblPrEx>
         <w:trPr>
           <w:trHeight w:val="389" w:hRule="atLeast"/>
@@ -7633,7 +7305,6 @@
                 <w:lang w:eastAsia="zh-CN"/>
               </w:rPr>
             </w:pPr>
-            <w:bookmarkStart w:id="15" w:name="OLE_LINK8"/>
             <w:r>
               <w:rPr>
                 <w:rFonts w:hint="default" w:ascii="Times New Roman" w:hAnsi="Times New Roman" w:eastAsia="微软雅黑" w:cs="Times New Roman"/>
@@ -7644,7 +7315,6 @@
               </w:rPr>
               <w:t>帕妥珠单抗</w:t>
             </w:r>
-            <w:bookmarkEnd w:id="15"/>
           </w:p>
         </w:tc>
         <w:tc>
@@ -7865,7 +7535,6 @@
                 <w:lang w:eastAsia="zh-CN"/>
               </w:rPr>
             </w:pPr>
-            <w:bookmarkStart w:id="16" w:name="OLE_LINK9"/>
             <w:r>
               <w:rPr>
                 <w:rFonts w:hint="default" w:ascii="Times New Roman" w:hAnsi="Times New Roman" w:eastAsia="微软雅黑" w:cs="Times New Roman"/>
@@ -7876,7 +7545,6 @@
               </w:rPr>
               <w:t>吡咯替尼</w:t>
             </w:r>
-            <w:bookmarkEnd w:id="16"/>
           </w:p>
         </w:tc>
         <w:tc>
@@ -7979,7 +7647,6 @@
                 <w:lang w:eastAsia="zh-CN"/>
               </w:rPr>
             </w:pPr>
-            <w:bookmarkStart w:id="17" w:name="OLE_LINK10"/>
             <w:r>
               <w:rPr>
                 <w:rFonts w:hint="default" w:ascii="Times New Roman" w:hAnsi="Times New Roman" w:eastAsia="微软雅黑" w:cs="Times New Roman"/>
@@ -7990,7 +7657,6 @@
               </w:rPr>
               <w:t>奈拉替尼</w:t>
             </w:r>
-            <w:bookmarkEnd w:id="17"/>
           </w:p>
         </w:tc>
         <w:tc>
@@ -8207,7 +7873,6 @@
                 <w:lang w:eastAsia="zh-CN"/>
               </w:rPr>
             </w:pPr>
-            <w:bookmarkStart w:id="18" w:name="OLE_LINK11"/>
             <w:r>
               <w:rPr>
                 <w:rFonts w:hint="default" w:ascii="Times New Roman" w:hAnsi="Times New Roman" w:eastAsia="微软雅黑" w:cs="Times New Roman"/>
@@ -8218,7 +7883,6 @@
               </w:rPr>
               <w:t>伊尼妥单抗</w:t>
             </w:r>
-            <w:bookmarkEnd w:id="18"/>
           </w:p>
         </w:tc>
         <w:tc>
@@ -8321,7 +7985,6 @@
                 <w:lang w:eastAsia="zh-CN"/>
               </w:rPr>
             </w:pPr>
-            <w:bookmarkStart w:id="19" w:name="OLE_LINK12"/>
             <w:r>
               <w:rPr>
                 <w:rFonts w:hint="default" w:ascii="Times New Roman" w:hAnsi="Times New Roman" w:eastAsia="微软雅黑" w:cs="Times New Roman"/>
@@ -8332,7 +7995,6 @@
               </w:rPr>
               <w:t>恩美曲妥珠单抗</w:t>
             </w:r>
-            <w:bookmarkEnd w:id="19"/>
           </w:p>
         </w:tc>
         <w:tc>
@@ -8436,27 +8098,15 @@
                 <w:lang w:eastAsia="zh-CN"/>
               </w:rPr>
             </w:pPr>
-            <w:bookmarkStart w:id="20" w:name="OLE_LINK13"/>
-            <w:r>
-              <w:rPr>
-                <w:rFonts w:hint="default" w:ascii="Times New Roman" w:hAnsi="Times New Roman" w:eastAsia="微软雅黑" w:cs="Times New Roman"/>
-                <w:bCs/>
-                <w:sz w:val="21"/>
-                <w:szCs w:val="21"/>
-                <w:lang w:eastAsia="zh-CN"/>
-              </w:rPr>
-              <w:t>德曲妥珠单抗</w:t>
-            </w:r>
-            <w:bookmarkEnd w:id="20"/>
-            <w:r>
-              <w:rPr>
-                <w:rFonts w:hint="default" w:ascii="Times New Roman" w:hAnsi="Times New Roman" w:eastAsia="微软雅黑" w:cs="Times New Roman"/>
-                <w:bCs/>
-                <w:sz w:val="21"/>
-                <w:szCs w:val="21"/>
-                <w:lang w:eastAsia="zh-CN"/>
-              </w:rPr>
-              <w:t>*</w:t>
+            <w:r>
+              <w:rPr>
+                <w:rFonts w:hint="default" w:ascii="Times New Roman" w:hAnsi="Times New Roman" w:eastAsia="微软雅黑" w:cs="Times New Roman"/>
+                <w:bCs/>
+                <w:sz w:val="21"/>
+                <w:szCs w:val="21"/>
+                <w:lang w:eastAsia="zh-CN"/>
+              </w:rPr>
+              <w:t>德曲妥珠单抗*</w:t>
             </w:r>
           </w:p>
         </w:tc>
@@ -8636,7 +8286,6 @@
                 <w:lang w:eastAsia="zh-CN"/>
               </w:rPr>
             </w:pPr>
-            <w:bookmarkStart w:id="21" w:name="OLE_LINK14"/>
           </w:p>
         </w:tc>
         <w:tc>
@@ -8749,7 +8398,6 @@
               </w:rPr>
               <w:t>马吉妥昔单抗</w:t>
             </w:r>
-            <w:bookmarkEnd w:id="21"/>
           </w:p>
         </w:tc>
         <w:tc>
@@ -8882,27 +8530,15 @@
                 <w:lang w:eastAsia="zh-CN"/>
               </w:rPr>
             </w:pPr>
-            <w:bookmarkStart w:id="22" w:name="OLE_LINK15"/>
-            <w:r>
-              <w:rPr>
-                <w:rFonts w:hint="default" w:ascii="Times New Roman" w:hAnsi="Times New Roman" w:eastAsia="微软雅黑" w:cs="Times New Roman"/>
-                <w:bCs/>
-                <w:sz w:val="21"/>
-                <w:szCs w:val="21"/>
-                <w:lang w:eastAsia="zh-CN"/>
-              </w:rPr>
-              <w:t>胃癌、胃食管腺癌</w:t>
-            </w:r>
-            <w:bookmarkEnd w:id="22"/>
-            <w:r>
-              <w:rPr>
-                <w:rFonts w:hint="default" w:ascii="Times New Roman" w:hAnsi="Times New Roman" w:eastAsia="微软雅黑" w:cs="Times New Roman"/>
-                <w:bCs/>
-                <w:sz w:val="21"/>
-                <w:szCs w:val="21"/>
-                <w:lang w:eastAsia="zh-CN"/>
-              </w:rPr>
-              <w:t>、膀胱尿路上皮癌</w:t>
+            <w:r>
+              <w:rPr>
+                <w:rFonts w:hint="default" w:ascii="Times New Roman" w:hAnsi="Times New Roman" w:eastAsia="微软雅黑" w:cs="Times New Roman"/>
+                <w:bCs/>
+                <w:sz w:val="21"/>
+                <w:szCs w:val="21"/>
+                <w:lang w:eastAsia="zh-CN"/>
+              </w:rPr>
+              <w:t>胃癌、胃食管腺癌、膀胱尿路上皮癌</w:t>
             </w:r>
           </w:p>
         </w:tc>
@@ -9429,7 +9065,6 @@
                 <w:lang w:eastAsia="zh-CN"/>
               </w:rPr>
             </w:pPr>
-            <w:bookmarkStart w:id="23" w:name="OLE_LINK18"/>
             <w:r>
               <w:rPr>
                 <w:rFonts w:hint="default" w:ascii="Times New Roman" w:hAnsi="Times New Roman" w:eastAsia="微软雅黑" w:cs="Times New Roman"/>
@@ -9439,19 +9074,7 @@
                 <w:highlight w:val="none"/>
                 <w:lang w:eastAsia="zh-CN"/>
               </w:rPr>
-              <w:t>DS-8201</w:t>
-            </w:r>
-            <w:bookmarkEnd w:id="23"/>
-            <w:r>
-              <w:rPr>
-                <w:rFonts w:hint="default" w:ascii="Times New Roman" w:hAnsi="Times New Roman" w:eastAsia="微软雅黑" w:cs="Times New Roman"/>
-                <w:bCs/>
-                <w:sz w:val="21"/>
-                <w:szCs w:val="21"/>
-                <w:highlight w:val="none"/>
-                <w:lang w:eastAsia="zh-CN"/>
-              </w:rPr>
-              <w:t>a</w:t>
+              <w:t>DS-8201a</w:t>
             </w:r>
           </w:p>
         </w:tc>
@@ -10138,7 +9761,6 @@
                 <w:lang w:eastAsia="zh-CN"/>
               </w:rPr>
             </w:pPr>
-            <w:bookmarkStart w:id="24" w:name="OLE_LINK25"/>
             <w:r>
               <w:rPr>
                 <w:rFonts w:hint="default" w:ascii="Times New Roman" w:hAnsi="Times New Roman" w:eastAsia="微软雅黑" w:cs="Times New Roman"/>
@@ -10150,7 +9772,6 @@
               </w:rPr>
               <w:t>恒瑞医药</w:t>
             </w:r>
-            <w:bookmarkEnd w:id="24"/>
           </w:p>
         </w:tc>
         <w:tc>
@@ -10172,9 +9793,6 @@
                 <w:lang w:eastAsia="zh-CN"/>
               </w:rPr>
             </w:pPr>
-            <w:bookmarkStart w:id="25" w:name="OLE_LINK22"/>
-            <w:bookmarkStart w:id="26" w:name="OLE_LINK24"/>
-            <w:bookmarkStart w:id="27" w:name="OLE_LINK23"/>
             <w:r>
               <w:rPr>
                 <w:rFonts w:hint="default" w:ascii="Times New Roman" w:hAnsi="Times New Roman" w:eastAsia="微软雅黑" w:cs="Times New Roman"/>
@@ -10184,33 +9802,8 @@
                 <w:highlight w:val="none"/>
                 <w:lang w:eastAsia="zh-CN"/>
               </w:rPr>
-              <w:t>SHR</w:t>
-            </w:r>
-            <w:bookmarkEnd w:id="25"/>
-            <w:r>
-              <w:rPr>
-                <w:rFonts w:hint="default" w:ascii="Times New Roman" w:hAnsi="Times New Roman" w:eastAsia="微软雅黑" w:cs="Times New Roman"/>
-                <w:bCs/>
-                <w:sz w:val="21"/>
-                <w:szCs w:val="21"/>
-                <w:highlight w:val="none"/>
-                <w:lang w:eastAsia="zh-CN"/>
-              </w:rPr>
-              <w:t>-A181</w:t>
-            </w:r>
-            <w:bookmarkEnd w:id="26"/>
-            <w:r>
-              <w:rPr>
-                <w:rFonts w:hint="default" w:ascii="Times New Roman" w:hAnsi="Times New Roman" w:eastAsia="微软雅黑" w:cs="Times New Roman"/>
-                <w:bCs/>
-                <w:sz w:val="21"/>
-                <w:szCs w:val="21"/>
-                <w:highlight w:val="none"/>
-                <w:lang w:eastAsia="zh-CN"/>
-              </w:rPr>
-              <w:t>1</w:t>
-            </w:r>
-            <w:bookmarkEnd w:id="27"/>
+              <w:t>SHR-A1811</w:t>
+            </w:r>
           </w:p>
         </w:tc>
         <w:tc>
@@ -10232,7 +9825,6 @@
                 <w:lang w:eastAsia="zh-CN"/>
               </w:rPr>
             </w:pPr>
-            <w:bookmarkStart w:id="28" w:name="OLE_LINK20"/>
             <w:r>
               <w:rPr>
                 <w:rFonts w:hint="default" w:ascii="Times New Roman" w:hAnsi="Times New Roman" w:eastAsia="微软雅黑" w:cs="Times New Roman"/>
@@ -10244,7 +9836,6 @@
               </w:rPr>
               <w:t>HER2</w:t>
             </w:r>
-            <w:bookmarkEnd w:id="28"/>
           </w:p>
         </w:tc>
         <w:tc>
@@ -10815,7 +10406,6 @@
                 <w:lang w:eastAsia="zh-CN"/>
               </w:rPr>
             </w:pPr>
-            <w:bookmarkStart w:id="29" w:name="OLE_LINK33"/>
             <w:r>
               <w:rPr>
                 <w:rFonts w:hint="default" w:ascii="Times New Roman" w:hAnsi="Times New Roman" w:eastAsia="微软雅黑" w:cs="Times New Roman"/>
@@ -10826,7 +10416,6 @@
               </w:rPr>
               <w:t>II/III期</w:t>
             </w:r>
-            <w:bookmarkEnd w:id="29"/>
           </w:p>
         </w:tc>
       </w:tr>
@@ -11495,7 +11084,6 @@
           <w:lang w:eastAsia="en-US"/>
         </w:rPr>
       </w:pPr>
-      <w:bookmarkStart w:id="30" w:name="OLE_LINK7"/>
       <w:r>
         <w:rPr>
           <w:rFonts w:hint="default" w:ascii="Times New Roman" w:hAnsi="Times New Roman" w:eastAsia="微软雅黑" w:cs="Times New Roman"/>
@@ -11507,7 +11095,6 @@
         </w:rPr>
         <w:t>https://www.chictr.org.cn/</w:t>
       </w:r>
-      <w:bookmarkEnd w:id="30"/>
     </w:p>
     <w:p>
       <w:pPr>
@@ -11795,15 +11382,6 @@
           <w:bCs w:val="0"/>
         </w:rPr>
       </w:pPr>
-      <w:r>
-        <w:rPr>
-          <w:rFonts w:hint="eastAsia" w:ascii="Times New Roman" w:hAnsi="Times New Roman" w:eastAsia="微软雅黑" w:cs="Times New Roman"/>
-          <w:b w:val="0"/>
-          <w:bCs w:val="0"/>
-          <w:lang w:eastAsia="zh-CN"/>
-        </w:rPr>
-        <w:t>T.020-32038634</w:t>
-      </w:r>
     </w:p>
     <w:p>
       <w:pPr>
@@ -11988,7 +11566,7 @@
           <w:szCs w:val="24"/>
         </w:rPr>
         <w:drawing>
-          <wp:anchor distT="0" distB="0" distL="114935" distR="114935" simplePos="0" relativeHeight="251666432" behindDoc="0" locked="0" layoutInCell="1" allowOverlap="1">
+          <wp:anchor distT="0" distB="0" distL="114935" distR="114935" simplePos="0" relativeHeight="251663360" behindDoc="0" locked="0" layoutInCell="1" allowOverlap="1">
             <wp:simplePos x="0" y="0"/>
             <wp:positionH relativeFrom="column">
               <wp:posOffset>723900</wp:posOffset>
@@ -12013,7 +11591,7 @@
                     </pic:cNvPicPr>
                   </pic:nvPicPr>
                   <pic:blipFill>
-                    <a:blip r:embed="rId19"/>
+                    <a:blip r:embed="rId18"/>
                     <a:stretch>
                       <a:fillRect/>
                     </a:stretch>
@@ -12044,7 +11622,7 @@
           <w:szCs w:val="24"/>
         </w:rPr>
         <w:drawing>
-          <wp:anchor distT="0" distB="0" distL="114935" distR="114935" simplePos="0" relativeHeight="251665408" behindDoc="0" locked="0" layoutInCell="1" allowOverlap="1">
+          <wp:anchor distT="0" distB="0" distL="114935" distR="114935" simplePos="0" relativeHeight="251662336" behindDoc="0" locked="0" layoutInCell="1" allowOverlap="1">
             <wp:simplePos x="0" y="0"/>
             <wp:positionH relativeFrom="column">
               <wp:posOffset>30480</wp:posOffset>
@@ -12069,7 +11647,7 @@
                     </pic:cNvPicPr>
                   </pic:nvPicPr>
                   <pic:blipFill>
-                    <a:blip r:embed="rId20"/>
+                    <a:blip r:embed="rId19"/>
                     <a:stretch>
                       <a:fillRect/>
                     </a:stretch>
@@ -12179,7 +11757,7 @@
           <w:rFonts w:hint="eastAsia" w:ascii="微软雅黑" w:hAnsi="微软雅黑" w:eastAsia="微软雅黑" w:cs="微软雅黑"/>
           <w:b/>
           <w:bCs/>
-          <w:color w:val="61964C"/>
+          <w:color w:val="0083C3"/>
           <w:sz w:val="20"/>
           <w:szCs w:val="20"/>
           <w:lang w:eastAsia="zh-CN"/>
@@ -12190,7 +11768,7 @@
           <w:rFonts w:hint="eastAsia" w:ascii="微软雅黑" w:hAnsi="微软雅黑" w:eastAsia="微软雅黑" w:cs="微软雅黑"/>
           <w:b/>
           <w:bCs/>
-          <w:color w:val="61964C"/>
+          <w:color w:val="0083C3"/>
           <w:sz w:val="20"/>
           <w:szCs w:val="20"/>
           <w:lang w:eastAsia="zh-CN"/>
@@ -12212,7 +11790,7 @@
           <w:rFonts w:ascii="Times New Roman" w:hAnsi="Times New Roman" w:eastAsia="等线"/>
           <w:b/>
           <w:bCs/>
-          <w:color w:val="61964C"/>
+          <w:color w:val="0083C3"/>
           <w:sz w:val="28"/>
           <w:szCs w:val="28"/>
         </w:rPr>
@@ -12240,7 +11818,7 @@
           <w:lang w:eastAsia="zh-CN"/>
         </w:rPr>
         <w:drawing>
-          <wp:anchor distT="0" distB="0" distL="0" distR="0" simplePos="0" relativeHeight="251664384" behindDoc="1" locked="0" layoutInCell="1" allowOverlap="1">
+          <wp:anchor distT="0" distB="0" distL="0" distR="0" simplePos="0" relativeHeight="251661312" behindDoc="1" locked="0" layoutInCell="1" allowOverlap="1">
             <wp:simplePos x="0" y="0"/>
             <wp:positionH relativeFrom="column">
               <wp:posOffset>4900295</wp:posOffset>
@@ -12265,7 +11843,7 @@
                     </pic:cNvPicPr>
                   </pic:nvPicPr>
                   <pic:blipFill>
-                    <a:blip r:embed="rId21"/>
+                    <a:blip r:embed="rId20"/>
                     <a:srcRect/>
                     <a:stretch>
                       <a:fillRect/>
@@ -12624,7 +12202,7 @@
       <mc:AlternateContent>
         <mc:Choice Requires="wps">
           <w:drawing>
-            <wp:anchor distT="0" distB="0" distL="114300" distR="114300" simplePos="0" relativeHeight="251663360" behindDoc="0" locked="0" layoutInCell="1" allowOverlap="1">
+            <wp:anchor distT="0" distB="0" distL="114300" distR="114300" simplePos="0" relativeHeight="251660288" behindDoc="0" locked="0" layoutInCell="1" allowOverlap="1">
               <wp:simplePos x="0" y="0"/>
               <wp:positionH relativeFrom="margin">
                 <wp:align>center</wp:align>
@@ -12703,7 +12281,7 @@
         </mc:Choice>
         <mc:Fallback>
           <w:pict>
-            <v:shape id="_x0000_s1026" o:spid="_x0000_s1026" o:spt="202" type="#_x0000_t202" style="position:absolute;left:0pt;margin-top:0pt;height:144pt;width:144pt;mso-position-horizontal:center;mso-position-horizontal-relative:margin;mso-wrap-style:none;z-index:251663360;mso-width-relative:page;mso-height-relative:page;" filled="f" stroked="f" coordsize="21600,21600" o:gfxdata="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">
+            <v:shape id="_x0000_s1026" o:spid="_x0000_s1026" o:spt="202" type="#_x0000_t202" style="position:absolute;left:0pt;margin-top:0pt;height:144pt;width:144pt;mso-position-horizontal:center;mso-position-horizontal-relative:margin;mso-wrap-style:none;z-index:251660288;mso-width-relative:page;mso-height-relative:page;" filled="f" stroked="f" coordsize="21600,21600" o:gfxdata="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">
               <v:fill on="f" focussize="0,0"/>
               <v:stroke on="f" weight="0.5pt"/>
               <v:imagedata o:title=""/>
@@ -12755,7 +12333,7 @@
       <mc:AlternateContent>
         <mc:Choice Requires="wps">
           <w:drawing>
-            <wp:anchor distT="0" distB="0" distL="114300" distR="114300" simplePos="0" relativeHeight="251662336" behindDoc="0" locked="0" layoutInCell="1" allowOverlap="1">
+            <wp:anchor distT="0" distB="0" distL="114300" distR="114300" simplePos="0" relativeHeight="251659264" behindDoc="0" locked="0" layoutInCell="1" allowOverlap="1">
               <wp:simplePos x="0" y="0"/>
               <wp:positionH relativeFrom="column">
                 <wp:posOffset>-400685</wp:posOffset>
@@ -12947,7 +12525,7 @@
         </mc:Choice>
         <mc:Fallback>
           <w:pict>
-            <v:shape id="文本框 6" o:spid="_x0000_s1026" o:spt="202" type="#_x0000_t202" style="position:absolute;left:0pt;margin-left:-31.55pt;margin-top:100.45pt;height:29.35pt;width:463.35pt;z-index:251662336;mso-width-relative:page;mso-height-relative:page;" filled="f" stroked="f" coordsize="21600,21600" o:gfxdata="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">
+            <v:shape id="文本框 6" o:spid="_x0000_s1026" o:spt="202" type="#_x0000_t202" style="position:absolute;left:0pt;margin-left:-31.55pt;margin-top:100.45pt;height:29.35pt;width:463.35pt;z-index:251659264;mso-width-relative:page;mso-height-relative:page;" filled="f" stroked="f" coordsize="21600,21600" o:gfxdata="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">
               <v:fill on="f" focussize="0,0"/>
               <v:stroke on="f" weight="0.5pt"/>
               <v:imagedata o:title=""/>
@@ -13102,7 +12680,7 @@
       <mc:AlternateContent>
         <mc:Choice Requires="wps">
           <w:drawing>
-            <wp:anchor distT="0" distB="0" distL="114300" distR="114300" simplePos="0" relativeHeight="251667456" behindDoc="0" locked="0" layoutInCell="1" allowOverlap="1">
+            <wp:anchor distT="0" distB="0" distL="114300" distR="114300" simplePos="0" relativeHeight="251664384" behindDoc="0" locked="0" layoutInCell="1" allowOverlap="1">
               <wp:simplePos x="0" y="0"/>
               <wp:positionH relativeFrom="margin">
                 <wp:posOffset>3208655</wp:posOffset>
@@ -13196,7 +12774,7 @@
         </mc:Choice>
         <mc:Fallback>
           <w:pict>
-            <v:shape id="_x0000_s1026" o:spid="_x0000_s1026" o:spt="202" type="#_x0000_t202" style="position:absolute;left:0pt;margin-left:252.65pt;margin-top:-0.1pt;height:144pt;width:144pt;mso-position-horizontal-relative:margin;mso-wrap-style:none;z-index:251667456;mso-width-relative:page;mso-height-relative:page;" filled="f" stroked="f" coordsize="21600,21600" o:gfxdata="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">
+            <v:shape id="_x0000_s1026" o:spid="_x0000_s1026" o:spt="202" type="#_x0000_t202" style="position:absolute;left:0pt;margin-left:252.65pt;margin-top:-0.1pt;height:144pt;width:144pt;mso-position-horizontal-relative:margin;mso-wrap-style:none;z-index:251664384;mso-width-relative:page;mso-height-relative:page;" filled="f" stroked="f" coordsize="21600,21600" o:gfxdata="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">
               <v:fill on="f" focussize="0,0"/>
               <v:stroke on="f" weight="0.5pt"/>
               <v:imagedata o:title=""/>

--- a/WebContent/docx/HER2基因扩增检测报告.docx
+++ b/WebContent/docx/HER2基因扩增检测报告.docx
@@ -10,6 +10,58 @@
           <w:lang w:eastAsia="zh-CN"/>
         </w:rPr>
       </w:pPr>
+      <w:r>
+        <w:rPr>
+          <w:rFonts w:hint="eastAsia" w:eastAsia="宋体"/>
+          <w:sz w:val="20"/>
+          <w:lang w:eastAsia="zh-CN"/>
+        </w:rPr>
+        <w:drawing>
+          <wp:anchor distT="0" distB="0" distL="114300" distR="114300" simplePos="0" relativeHeight="251667456" behindDoc="0" locked="0" layoutInCell="1" allowOverlap="1">
+            <wp:simplePos x="0" y="0"/>
+            <wp:positionH relativeFrom="column">
+              <wp:posOffset>-10795</wp:posOffset>
+            </wp:positionH>
+            <wp:positionV relativeFrom="paragraph">
+              <wp:posOffset>-6350</wp:posOffset>
+            </wp:positionV>
+            <wp:extent cx="7971155" cy="10763885"/>
+            <wp:effectExtent l="0" t="0" r="14605" b="10795"/>
+            <wp:wrapNone/>
+            <wp:docPr id="20" name="图片 20" descr="20250320-刘建峰-宣传册封面-06"/>
+            <wp:cNvGraphicFramePr>
+              <a:graphicFrameLocks xmlns:a="http://schemas.openxmlformats.org/drawingml/2006/main" noChangeAspect="1"/>
+            </wp:cNvGraphicFramePr>
+            <a:graphic xmlns:a="http://schemas.openxmlformats.org/drawingml/2006/main">
+              <a:graphicData uri="http://schemas.openxmlformats.org/drawingml/2006/picture">
+                <pic:pic xmlns:pic="http://schemas.openxmlformats.org/drawingml/2006/picture">
+                  <pic:nvPicPr>
+                    <pic:cNvPr id="20" name="图片 20" descr="20250320-刘建峰-宣传册封面-06"/>
+                    <pic:cNvPicPr>
+                      <a:picLocks noChangeAspect="1"/>
+                    </pic:cNvPicPr>
+                  </pic:nvPicPr>
+                  <pic:blipFill>
+                    <a:blip r:embed="rId11"/>
+                    <a:stretch>
+                      <a:fillRect/>
+                    </a:stretch>
+                  </pic:blipFill>
+                  <pic:spPr>
+                    <a:xfrm>
+                      <a:off x="0" y="0"/>
+                      <a:ext cx="7971155" cy="10763885"/>
+                    </a:xfrm>
+                    <a:prstGeom prst="rect">
+                      <a:avLst/>
+                    </a:prstGeom>
+                  </pic:spPr>
+                </pic:pic>
+              </a:graphicData>
+            </a:graphic>
+          </wp:anchor>
+        </w:drawing>
+      </w:r>
     </w:p>
     <w:p>
       <w:pPr>
@@ -391,58 +443,6 @@
           </mc:Fallback>
         </mc:AlternateContent>
       </w:r>
-      <w:r>
-        <w:rPr>
-          <w:rFonts w:hint="eastAsia" w:eastAsia="宋体"/>
-          <w:sz w:val="20"/>
-          <w:lang w:eastAsia="zh-CN"/>
-        </w:rPr>
-        <w:drawing>
-          <wp:anchor distT="0" distB="0" distL="114300" distR="114300" simplePos="0" relativeHeight="251667456" behindDoc="0" locked="0" layoutInCell="1" allowOverlap="1">
-            <wp:simplePos x="0" y="0"/>
-            <wp:positionH relativeFrom="column">
-              <wp:posOffset>19685</wp:posOffset>
-            </wp:positionH>
-            <wp:positionV relativeFrom="paragraph">
-              <wp:posOffset>-2633345</wp:posOffset>
-            </wp:positionV>
-            <wp:extent cx="7956550" cy="10721975"/>
-            <wp:effectExtent l="0" t="0" r="13970" b="6985"/>
-            <wp:wrapNone/>
-            <wp:docPr id="20" name="图片 20" descr="20250320-刘建峰-宣传册封面-06"/>
-            <wp:cNvGraphicFramePr>
-              <a:graphicFrameLocks xmlns:a="http://schemas.openxmlformats.org/drawingml/2006/main" noChangeAspect="1"/>
-            </wp:cNvGraphicFramePr>
-            <a:graphic xmlns:a="http://schemas.openxmlformats.org/drawingml/2006/main">
-              <a:graphicData uri="http://schemas.openxmlformats.org/drawingml/2006/picture">
-                <pic:pic xmlns:pic="http://schemas.openxmlformats.org/drawingml/2006/picture">
-                  <pic:nvPicPr>
-                    <pic:cNvPr id="20" name="图片 20" descr="20250320-刘建峰-宣传册封面-06"/>
-                    <pic:cNvPicPr>
-                      <a:picLocks noChangeAspect="1"/>
-                    </pic:cNvPicPr>
-                  </pic:nvPicPr>
-                  <pic:blipFill>
-                    <a:blip r:embed="rId11"/>
-                    <a:stretch>
-                      <a:fillRect/>
-                    </a:stretch>
-                  </pic:blipFill>
-                  <pic:spPr>
-                    <a:xfrm>
-                      <a:off x="0" y="0"/>
-                      <a:ext cx="7956550" cy="10721975"/>
-                    </a:xfrm>
-                    <a:prstGeom prst="rect">
-                      <a:avLst/>
-                    </a:prstGeom>
-                  </pic:spPr>
-                </pic:pic>
-              </a:graphicData>
-            </a:graphic>
-          </wp:anchor>
-        </w:drawing>
-      </w:r>
     </w:p>
     <w:p>
       <w:pPr>
@@ -524,6 +524,8 @@
         </w:rPr>
         <w:t>目录</w:t>
       </w:r>
+      <w:bookmarkStart w:id="13" w:name="_GoBack"/>
+      <w:bookmarkEnd w:id="13"/>
     </w:p>
     <w:p>
       <w:pPr>
@@ -1568,14 +1570,14 @@
           </w14:shadow>
         </w:rPr>
       </w:pPr>
-      <w:bookmarkStart w:id="0" w:name="_Toc30143_WPSOffice_Level1"/>
-      <w:bookmarkStart w:id="1" w:name="_Toc27500"/>
-      <w:bookmarkStart w:id="2" w:name="_Toc13806"/>
-      <w:bookmarkStart w:id="3" w:name="_Toc24178_WPSOffice_Level1"/>
-      <w:bookmarkStart w:id="4" w:name="_Toc24397"/>
-      <w:bookmarkStart w:id="5" w:name="_Toc21009_WPSOffice_Level1"/>
-      <w:bookmarkStart w:id="6" w:name="_Toc32054"/>
-      <w:bookmarkStart w:id="7" w:name="_Toc21669"/>
+      <w:bookmarkStart w:id="0" w:name="_Toc24397"/>
+      <w:bookmarkStart w:id="1" w:name="_Toc21669"/>
+      <w:bookmarkStart w:id="2" w:name="_Toc24178_WPSOffice_Level1"/>
+      <w:bookmarkStart w:id="3" w:name="_Toc21009_WPSOffice_Level1"/>
+      <w:bookmarkStart w:id="4" w:name="_Toc32054"/>
+      <w:bookmarkStart w:id="5" w:name="_Toc30143_WPSOffice_Level1"/>
+      <w:bookmarkStart w:id="6" w:name="_Toc27500"/>
+      <w:bookmarkStart w:id="7" w:name="_Toc13806"/>
     </w:p>
     <w:p>
       <w:pPr>
@@ -2625,8 +2627,6 @@
         <w:t>项目</w:t>
       </w:r>
       <w:bookmarkEnd w:id="9"/>
-      <w:bookmarkStart w:id="13" w:name="_GoBack"/>
-      <w:bookmarkEnd w:id="13"/>
     </w:p>
     <w:tbl>
       <w:tblPr>
@@ -7055,6 +7055,12 @@
             <w:insideH w:val="single" w:color="auto" w:sz="4" w:space="0"/>
             <w:insideV w:val="single" w:color="auto" w:sz="4" w:space="0"/>
           </w:tblBorders>
+          <w:tblCellMar>
+            <w:top w:w="0" w:type="dxa"/>
+            <w:left w:w="108" w:type="dxa"/>
+            <w:bottom w:w="0" w:type="dxa"/>
+            <w:right w:w="108" w:type="dxa"/>
+          </w:tblCellMar>
         </w:tblPrEx>
         <w:trPr>
           <w:trHeight w:val="389" w:hRule="atLeast"/>

--- a/WebContent/docx/HER2基因扩增检测报告.docx
+++ b/WebContent/docx/HER2基因扩增检测报告.docx
@@ -524,8 +524,6 @@
         </w:rPr>
         <w:t>目录</w:t>
       </w:r>
-      <w:bookmarkStart w:id="13" w:name="_GoBack"/>
-      <w:bookmarkEnd w:id="13"/>
     </w:p>
     <w:p>
       <w:pPr>
@@ -1570,12 +1568,12 @@
           </w14:shadow>
         </w:rPr>
       </w:pPr>
-      <w:bookmarkStart w:id="0" w:name="_Toc24397"/>
-      <w:bookmarkStart w:id="1" w:name="_Toc21669"/>
+      <w:bookmarkStart w:id="0" w:name="_Toc21669"/>
+      <w:bookmarkStart w:id="1" w:name="_Toc24397"/>
       <w:bookmarkStart w:id="2" w:name="_Toc24178_WPSOffice_Level1"/>
       <w:bookmarkStart w:id="3" w:name="_Toc21009_WPSOffice_Level1"/>
-      <w:bookmarkStart w:id="4" w:name="_Toc32054"/>
-      <w:bookmarkStart w:id="5" w:name="_Toc30143_WPSOffice_Level1"/>
+      <w:bookmarkStart w:id="4" w:name="_Toc30143_WPSOffice_Level1"/>
+      <w:bookmarkStart w:id="5" w:name="_Toc32054"/>
       <w:bookmarkStart w:id="6" w:name="_Toc27500"/>
       <w:bookmarkStart w:id="7" w:name="_Toc13806"/>
     </w:p>
@@ -5439,7 +5437,49 @@
                 <w:u w:val="none"/>
                 <w:lang w:val="en-US" w:eastAsia="zh-CN" w:bidi="ar"/>
               </w:rPr>
-              <w:t>来源于乳腺癌HER2检测指南(2019版)&amp;非小细胞肺癌HER2变异临床诊疗实践专家共识2022版</w:t>
+              <w:t>来源于乳腺癌HER2检测指南(2019版)&amp;非小细胞肺癌HER2变异临床诊疗实践专家共识</w:t>
+            </w:r>
+            <w:r>
+              <w:rPr>
+                <w:rFonts w:hint="eastAsia" w:ascii="Times New Roman" w:hAnsi="Times New Roman" w:eastAsia="微软雅黑" w:cs="Times New Roman"/>
+                <w:i w:val="0"/>
+                <w:iCs w:val="0"/>
+                <w:color w:val="000000"/>
+                <w:kern w:val="0"/>
+                <w:sz w:val="16"/>
+                <w:szCs w:val="16"/>
+                <w:u w:val="none"/>
+                <w:lang w:val="en-US" w:eastAsia="zh-CN" w:bidi="ar"/>
+              </w:rPr>
+              <w:t>（</w:t>
+            </w:r>
+            <w:r>
+              <w:rPr>
+                <w:rFonts w:hint="default" w:ascii="Times New Roman" w:hAnsi="Times New Roman" w:eastAsia="微软雅黑" w:cs="Times New Roman"/>
+                <w:i w:val="0"/>
+                <w:iCs w:val="0"/>
+                <w:color w:val="000000"/>
+                <w:kern w:val="0"/>
+                <w:sz w:val="16"/>
+                <w:szCs w:val="16"/>
+                <w:u w:val="none"/>
+                <w:lang w:val="en-US" w:eastAsia="zh-CN" w:bidi="ar"/>
+              </w:rPr>
+              <w:t>2022版</w:t>
+            </w:r>
+            <w:r>
+              <w:rPr>
+                <w:rFonts w:hint="eastAsia" w:ascii="Times New Roman" w:hAnsi="Times New Roman" w:eastAsia="微软雅黑" w:cs="Times New Roman"/>
+                <w:i w:val="0"/>
+                <w:iCs w:val="0"/>
+                <w:color w:val="000000"/>
+                <w:kern w:val="0"/>
+                <w:sz w:val="16"/>
+                <w:szCs w:val="16"/>
+                <w:u w:val="none"/>
+                <w:lang w:val="en-US" w:eastAsia="zh-CN" w:bidi="ar"/>
+              </w:rPr>
+              <w:t>）</w:t>
             </w:r>
           </w:p>
         </w:tc>
@@ -5510,6 +5550,503 @@
                 <w:rFonts w:hint="eastAsia" w:ascii="Times New Roman" w:hAnsi="Times New Roman" w:eastAsia="微软雅黑" w:cs="Times New Roman"/>
                 <w:lang w:val="en-US" w:eastAsia="zh-CN"/>
               </w:rPr>
+              <w:t>胆管癌</w:t>
+            </w:r>
+            <w:r>
+              <w:rPr>
+                <w:rFonts w:hint="default" w:ascii="Times New Roman" w:hAnsi="Times New Roman" w:eastAsia="微软雅黑" w:cs="Times New Roman"/>
+                <w:lang w:val="en-US" w:eastAsia="zh-CN"/>
+              </w:rPr>
+              <w:t>’</w:t>
+            </w:r>
+            <w:r>
+              <w:rPr>
+                <w:rFonts w:hint="eastAsia" w:ascii="Times New Roman" w:hAnsi="Times New Roman" w:eastAsia="微软雅黑" w:cs="Times New Roman"/>
+                <w:lang w:val="en-US" w:eastAsia="zh-CN"/>
+              </w:rPr>
+              <w:t xml:space="preserve"> %}</w:t>
+            </w:r>
+          </w:p>
+        </w:tc>
+      </w:tr>
+      <w:tr>
+        <w:tblPrEx>
+          <w:tblBorders>
+            <w:top w:val="single" w:color="0083C3" w:sz="24" w:space="0"/>
+            <w:left w:val="none" w:color="auto" w:sz="0" w:space="0"/>
+            <w:bottom w:val="single" w:color="A4A4A4" w:sz="4" w:space="0"/>
+            <w:right w:val="none" w:color="auto" w:sz="0" w:space="0"/>
+            <w:insideH w:val="single" w:color="A4A4A4" w:sz="4" w:space="0"/>
+            <w:insideV w:val="single" w:color="A4A4A4" w:sz="4" w:space="0"/>
+          </w:tblBorders>
+          <w:tblCellMar>
+            <w:top w:w="0" w:type="dxa"/>
+            <w:left w:w="108" w:type="dxa"/>
+            <w:bottom w:w="0" w:type="dxa"/>
+            <w:right w:w="108" w:type="dxa"/>
+          </w:tblCellMar>
+        </w:tblPrEx>
+        <w:trPr>
+          <w:trHeight w:val="623" w:hRule="atLeast"/>
+          <w:jc w:val="center"/>
+        </w:trPr>
+        <w:tc>
+          <w:tcPr>
+            <w:tcW w:w="1529" w:type="dxa"/>
+            <w:tcBorders>
+              <w:tl2br w:val="nil"/>
+              <w:tr2bl w:val="nil"/>
+            </w:tcBorders>
+            <w:shd w:val="clear" w:color="auto" w:fill="auto"/>
+            <w:vAlign w:val="center"/>
+          </w:tcPr>
+          <w:p>
+            <w:pPr>
+              <w:adjustRightInd w:val="0"/>
+              <w:snapToGrid w:val="0"/>
+              <w:rPr>
+                <w:rFonts w:hint="default" w:ascii="Times New Roman" w:hAnsi="Times New Roman" w:eastAsia="微软雅黑" w:cs="Times New Roman"/>
+                <w:b/>
+                <w:kern w:val="0"/>
+                <w:sz w:val="21"/>
+                <w:szCs w:val="21"/>
+              </w:rPr>
+            </w:pPr>
+            <w:r>
+              <w:rPr>
+                <w:rFonts w:hint="default" w:ascii="Times New Roman" w:hAnsi="Times New Roman" w:eastAsia="微软雅黑" w:cs="Times New Roman"/>
+                <w:b/>
+                <w:kern w:val="0"/>
+                <w:sz w:val="21"/>
+                <w:szCs w:val="21"/>
+              </w:rPr>
+              <w:t>判读标准：</w:t>
+            </w:r>
+          </w:p>
+          <w:p>
+            <w:pPr>
+              <w:adjustRightInd w:val="0"/>
+              <w:snapToGrid w:val="0"/>
+              <w:spacing w:line="204" w:lineRule="auto"/>
+              <w:ind w:left="640" w:leftChars="211" w:hanging="176" w:hangingChars="80"/>
+              <w:rPr>
+                <w:rFonts w:hint="eastAsia" w:ascii="Times New Roman" w:hAnsi="Times New Roman" w:eastAsia="微软雅黑" w:cs="Times New Roman"/>
+                <w:lang w:val="en-US" w:eastAsia="zh-CN"/>
+              </w:rPr>
+            </w:pPr>
+          </w:p>
+        </w:tc>
+        <w:tc>
+          <w:tcPr>
+            <w:tcW w:w="8987" w:type="dxa"/>
+            <w:gridSpan w:val="4"/>
+            <w:tcBorders>
+              <w:tl2br w:val="nil"/>
+              <w:tr2bl w:val="nil"/>
+            </w:tcBorders>
+            <w:shd w:val="clear" w:color="auto" w:fill="auto"/>
+            <w:vAlign w:val="center"/>
+          </w:tcPr>
+          <w:p>
+            <w:pPr>
+              <w:adjustRightInd w:val="0"/>
+              <w:snapToGrid w:val="0"/>
+              <w:spacing w:line="204" w:lineRule="auto"/>
+              <w:jc w:val="center"/>
+              <w:rPr>
+                <w:rFonts w:hint="eastAsia" w:eastAsia="宋体"/>
+                <w:lang w:eastAsia="zh-CN"/>
+              </w:rPr>
+            </w:pPr>
+          </w:p>
+          <w:p>
+            <w:pPr>
+              <w:adjustRightInd w:val="0"/>
+              <w:snapToGrid w:val="0"/>
+              <w:spacing w:line="204" w:lineRule="auto"/>
+              <w:jc w:val="center"/>
+              <w:rPr>
+                <w:rFonts w:hint="eastAsia" w:eastAsia="宋体"/>
+                <w:lang w:eastAsia="zh-CN"/>
+              </w:rPr>
+            </w:pPr>
+            <w:r>
+              <w:drawing>
+                <wp:inline distT="0" distB="0" distL="114300" distR="114300">
+                  <wp:extent cx="5238750" cy="1974850"/>
+                  <wp:effectExtent l="0" t="0" r="6350" b="6350"/>
+                  <wp:docPr id="3" name="图片 1"/>
+                  <wp:cNvGraphicFramePr>
+                    <a:graphicFrameLocks xmlns:a="http://schemas.openxmlformats.org/drawingml/2006/main" noChangeAspect="1"/>
+                  </wp:cNvGraphicFramePr>
+                  <a:graphic xmlns:a="http://schemas.openxmlformats.org/drawingml/2006/main">
+                    <a:graphicData uri="http://schemas.openxmlformats.org/drawingml/2006/picture">
+                      <pic:pic xmlns:pic="http://schemas.openxmlformats.org/drawingml/2006/picture">
+                        <pic:nvPicPr>
+                          <pic:cNvPr id="3" name="图片 1"/>
+                          <pic:cNvPicPr>
+                            <a:picLocks noChangeAspect="1"/>
+                          </pic:cNvPicPr>
+                        </pic:nvPicPr>
+                        <pic:blipFill>
+                          <a:blip r:embed="rId13"/>
+                          <a:stretch>
+                            <a:fillRect/>
+                          </a:stretch>
+                        </pic:blipFill>
+                        <pic:spPr>
+                          <a:xfrm>
+                            <a:off x="0" y="0"/>
+                            <a:ext cx="5238750" cy="1974850"/>
+                          </a:xfrm>
+                          <a:prstGeom prst="rect">
+                            <a:avLst/>
+                          </a:prstGeom>
+                          <a:noFill/>
+                          <a:ln>
+                            <a:noFill/>
+                          </a:ln>
+                        </pic:spPr>
+                      </pic:pic>
+                    </a:graphicData>
+                  </a:graphic>
+                </wp:inline>
+              </w:drawing>
+            </w:r>
+          </w:p>
+          <w:p>
+            <w:pPr>
+              <w:adjustRightInd w:val="0"/>
+              <w:snapToGrid w:val="0"/>
+              <w:spacing w:line="204" w:lineRule="auto"/>
+              <w:jc w:val="center"/>
+              <w:rPr>
+                <w:rFonts w:hint="eastAsia" w:ascii="Times New Roman" w:hAnsi="Times New Roman" w:eastAsia="微软雅黑" w:cs="Times New Roman"/>
+                <w:lang w:val="en-US" w:eastAsia="zh-CN"/>
+              </w:rPr>
+            </w:pPr>
+            <w:r>
+              <w:rPr>
+                <w:rFonts w:hint="eastAsia" w:ascii="微软雅黑" w:hAnsi="微软雅黑" w:eastAsia="微软雅黑" w:cs="微软雅黑"/>
+                <w:sz w:val="16"/>
+                <w:szCs w:val="16"/>
+                <w:lang w:val="en-US" w:eastAsia="zh-CN"/>
+              </w:rPr>
+              <w:t>注：来源于胆道恶性肿瘤 HER2 分子诊断与临床应用中国专家共识（2024 版）</w:t>
+            </w:r>
+          </w:p>
+        </w:tc>
+      </w:tr>
+      <w:tr>
+        <w:tblPrEx>
+          <w:tblBorders>
+            <w:top w:val="single" w:color="0083C3" w:sz="24" w:space="0"/>
+            <w:left w:val="none" w:color="auto" w:sz="0" w:space="0"/>
+            <w:bottom w:val="single" w:color="A4A4A4" w:sz="4" w:space="0"/>
+            <w:right w:val="none" w:color="auto" w:sz="0" w:space="0"/>
+            <w:insideH w:val="single" w:color="A4A4A4" w:sz="4" w:space="0"/>
+            <w:insideV w:val="single" w:color="A4A4A4" w:sz="4" w:space="0"/>
+          </w:tblBorders>
+          <w:tblCellMar>
+            <w:top w:w="0" w:type="dxa"/>
+            <w:left w:w="108" w:type="dxa"/>
+            <w:bottom w:w="0" w:type="dxa"/>
+            <w:right w:w="108" w:type="dxa"/>
+          </w:tblCellMar>
+        </w:tblPrEx>
+        <w:trPr>
+          <w:trHeight w:val="623" w:hRule="atLeast"/>
+          <w:jc w:val="center"/>
+        </w:trPr>
+        <w:tc>
+          <w:tcPr>
+            <w:tcW w:w="10516" w:type="dxa"/>
+            <w:gridSpan w:val="5"/>
+            <w:tcBorders>
+              <w:tl2br w:val="nil"/>
+              <w:tr2bl w:val="nil"/>
+            </w:tcBorders>
+            <w:shd w:val="clear" w:color="auto" w:fill="auto"/>
+            <w:vAlign w:val="center"/>
+          </w:tcPr>
+          <w:p>
+            <w:pPr>
+              <w:adjustRightInd w:val="0"/>
+              <w:snapToGrid w:val="0"/>
+              <w:spacing w:line="204" w:lineRule="auto"/>
+              <w:ind w:firstLine="440" w:firstLineChars="200"/>
+              <w:jc w:val="center"/>
+              <w:rPr>
+                <w:rFonts w:hint="eastAsia" w:ascii="Times New Roman" w:hAnsi="Times New Roman" w:eastAsia="微软雅黑" w:cs="Times New Roman"/>
+                <w:lang w:val="en-US" w:eastAsia="zh-CN"/>
+              </w:rPr>
+            </w:pPr>
+            <w:r>
+              <w:rPr>
+                <w:rFonts w:hint="eastAsia" w:ascii="Times New Roman" w:hAnsi="Times New Roman" w:eastAsia="微软雅黑" w:cs="Times New Roman"/>
+                <w:lang w:val="en-US" w:eastAsia="zh-CN"/>
+              </w:rPr>
+              <w:t xml:space="preserve">{%tr elif her2.interpretation_standard == </w:t>
+            </w:r>
+            <w:r>
+              <w:rPr>
+                <w:rFonts w:hint="default" w:ascii="Times New Roman" w:hAnsi="Times New Roman" w:eastAsia="微软雅黑" w:cs="Times New Roman"/>
+                <w:lang w:val="en-US" w:eastAsia="zh-CN"/>
+              </w:rPr>
+              <w:t>‘</w:t>
+            </w:r>
+            <w:r>
+              <w:rPr>
+                <w:rFonts w:hint="eastAsia" w:ascii="Times New Roman" w:hAnsi="Times New Roman" w:eastAsia="微软雅黑" w:cs="Times New Roman"/>
+                <w:lang w:val="en-US" w:eastAsia="zh-CN"/>
+              </w:rPr>
+              <w:t>食管和食管胃交界处癌</w:t>
+            </w:r>
+            <w:r>
+              <w:rPr>
+                <w:rFonts w:hint="default" w:ascii="Times New Roman" w:hAnsi="Times New Roman" w:eastAsia="微软雅黑" w:cs="Times New Roman"/>
+                <w:lang w:val="en-US" w:eastAsia="zh-CN"/>
+              </w:rPr>
+              <w:t>’</w:t>
+            </w:r>
+            <w:r>
+              <w:rPr>
+                <w:rFonts w:hint="eastAsia" w:ascii="Times New Roman" w:hAnsi="Times New Roman" w:eastAsia="微软雅黑" w:cs="Times New Roman"/>
+                <w:lang w:val="en-US" w:eastAsia="zh-CN"/>
+              </w:rPr>
+              <w:t xml:space="preserve"> %}</w:t>
+            </w:r>
+          </w:p>
+        </w:tc>
+      </w:tr>
+      <w:tr>
+        <w:tblPrEx>
+          <w:tblBorders>
+            <w:top w:val="single" w:color="0083C3" w:sz="24" w:space="0"/>
+            <w:left w:val="none" w:color="auto" w:sz="0" w:space="0"/>
+            <w:bottom w:val="single" w:color="A4A4A4" w:sz="4" w:space="0"/>
+            <w:right w:val="none" w:color="auto" w:sz="0" w:space="0"/>
+            <w:insideH w:val="single" w:color="A4A4A4" w:sz="4" w:space="0"/>
+            <w:insideV w:val="single" w:color="A4A4A4" w:sz="4" w:space="0"/>
+          </w:tblBorders>
+          <w:tblCellMar>
+            <w:top w:w="0" w:type="dxa"/>
+            <w:left w:w="108" w:type="dxa"/>
+            <w:bottom w:w="0" w:type="dxa"/>
+            <w:right w:w="108" w:type="dxa"/>
+          </w:tblCellMar>
+        </w:tblPrEx>
+        <w:trPr>
+          <w:trHeight w:val="623" w:hRule="atLeast"/>
+          <w:jc w:val="center"/>
+        </w:trPr>
+        <w:tc>
+          <w:tcPr>
+            <w:tcW w:w="1529" w:type="dxa"/>
+            <w:tcBorders>
+              <w:tl2br w:val="nil"/>
+              <w:tr2bl w:val="nil"/>
+            </w:tcBorders>
+            <w:shd w:val="clear" w:color="auto" w:fill="auto"/>
+            <w:vAlign w:val="center"/>
+          </w:tcPr>
+          <w:p>
+            <w:pPr>
+              <w:adjustRightInd w:val="0"/>
+              <w:snapToGrid w:val="0"/>
+              <w:rPr>
+                <w:rFonts w:hint="default" w:ascii="Times New Roman" w:hAnsi="Times New Roman" w:eastAsia="微软雅黑" w:cs="Times New Roman"/>
+                <w:b/>
+                <w:kern w:val="0"/>
+                <w:sz w:val="21"/>
+                <w:szCs w:val="21"/>
+              </w:rPr>
+            </w:pPr>
+            <w:r>
+              <w:rPr>
+                <w:rFonts w:hint="default" w:ascii="Times New Roman" w:hAnsi="Times New Roman" w:eastAsia="微软雅黑" w:cs="Times New Roman"/>
+                <w:b/>
+                <w:kern w:val="0"/>
+                <w:sz w:val="21"/>
+                <w:szCs w:val="21"/>
+              </w:rPr>
+              <w:t>判读标准：</w:t>
+            </w:r>
+          </w:p>
+          <w:p>
+            <w:pPr>
+              <w:adjustRightInd w:val="0"/>
+              <w:snapToGrid w:val="0"/>
+              <w:spacing w:line="204" w:lineRule="auto"/>
+              <w:ind w:firstLine="440" w:firstLineChars="200"/>
+              <w:jc w:val="center"/>
+              <w:rPr>
+                <w:rFonts w:hint="eastAsia" w:ascii="Times New Roman" w:hAnsi="Times New Roman" w:eastAsia="微软雅黑" w:cs="Times New Roman"/>
+                <w:lang w:val="en-US" w:eastAsia="zh-CN"/>
+              </w:rPr>
+            </w:pPr>
+          </w:p>
+        </w:tc>
+        <w:tc>
+          <w:tcPr>
+            <w:tcW w:w="8987" w:type="dxa"/>
+            <w:gridSpan w:val="4"/>
+            <w:tcBorders>
+              <w:tl2br w:val="nil"/>
+              <w:tr2bl w:val="nil"/>
+            </w:tcBorders>
+            <w:shd w:val="clear" w:color="auto" w:fill="auto"/>
+            <w:vAlign w:val="center"/>
+          </w:tcPr>
+          <w:p>
+            <w:pPr>
+              <w:adjustRightInd w:val="0"/>
+              <w:snapToGrid w:val="0"/>
+              <w:spacing w:line="204" w:lineRule="auto"/>
+              <w:ind w:firstLine="440" w:firstLineChars="200"/>
+              <w:jc w:val="center"/>
+            </w:pPr>
+          </w:p>
+          <w:p>
+            <w:pPr>
+              <w:adjustRightInd w:val="0"/>
+              <w:snapToGrid w:val="0"/>
+              <w:spacing w:line="204" w:lineRule="auto"/>
+              <w:ind w:firstLine="440" w:firstLineChars="200"/>
+              <w:jc w:val="center"/>
+            </w:pPr>
+            <w:r>
+              <w:drawing>
+                <wp:inline distT="0" distB="0" distL="114300" distR="114300">
+                  <wp:extent cx="3860800" cy="1409700"/>
+                  <wp:effectExtent l="0" t="0" r="0" b="0"/>
+                  <wp:docPr id="29" name="图片 9"/>
+                  <wp:cNvGraphicFramePr>
+                    <a:graphicFrameLocks xmlns:a="http://schemas.openxmlformats.org/drawingml/2006/main" noChangeAspect="1"/>
+                  </wp:cNvGraphicFramePr>
+                  <a:graphic xmlns:a="http://schemas.openxmlformats.org/drawingml/2006/main">
+                    <a:graphicData uri="http://schemas.openxmlformats.org/drawingml/2006/picture">
+                      <pic:pic xmlns:pic="http://schemas.openxmlformats.org/drawingml/2006/picture">
+                        <pic:nvPicPr>
+                          <pic:cNvPr id="29" name="图片 9"/>
+                          <pic:cNvPicPr>
+                            <a:picLocks noChangeAspect="1"/>
+                          </pic:cNvPicPr>
+                        </pic:nvPicPr>
+                        <pic:blipFill>
+                          <a:blip r:embed="rId14"/>
+                          <a:stretch>
+                            <a:fillRect/>
+                          </a:stretch>
+                        </pic:blipFill>
+                        <pic:spPr>
+                          <a:xfrm>
+                            <a:off x="0" y="0"/>
+                            <a:ext cx="3860800" cy="1409700"/>
+                          </a:xfrm>
+                          <a:prstGeom prst="rect">
+                            <a:avLst/>
+                          </a:prstGeom>
+                          <a:noFill/>
+                          <a:ln>
+                            <a:noFill/>
+                          </a:ln>
+                        </pic:spPr>
+                      </pic:pic>
+                    </a:graphicData>
+                  </a:graphic>
+                </wp:inline>
+              </w:drawing>
+            </w:r>
+          </w:p>
+          <w:p>
+            <w:pPr>
+              <w:adjustRightInd w:val="0"/>
+              <w:snapToGrid w:val="0"/>
+              <w:spacing w:line="204" w:lineRule="auto"/>
+              <w:jc w:val="center"/>
+              <w:rPr>
+                <w:rFonts w:hint="default" w:eastAsia="宋体"/>
+                <w:lang w:val="en-US" w:eastAsia="zh-CN"/>
+              </w:rPr>
+            </w:pPr>
+            <w:r>
+              <w:rPr>
+                <w:rFonts w:hint="eastAsia" w:ascii="微软雅黑" w:hAnsi="微软雅黑" w:eastAsia="微软雅黑" w:cs="微软雅黑"/>
+                <w:sz w:val="16"/>
+                <w:szCs w:val="16"/>
+                <w:lang w:val="en-US" w:eastAsia="zh-CN"/>
+              </w:rPr>
+              <w:t>注：Esophageal and Esophagogastric Junction Cancers NCCN 2025.V1</w:t>
+            </w:r>
+            <w:bookmarkStart w:id="13" w:name="_GoBack"/>
+            <w:bookmarkEnd w:id="13"/>
+          </w:p>
+        </w:tc>
+      </w:tr>
+      <w:tr>
+        <w:tblPrEx>
+          <w:tblBorders>
+            <w:top w:val="single" w:color="0083C3" w:sz="24" w:space="0"/>
+            <w:left w:val="none" w:color="auto" w:sz="0" w:space="0"/>
+            <w:bottom w:val="single" w:color="A4A4A4" w:sz="4" w:space="0"/>
+            <w:right w:val="none" w:color="auto" w:sz="0" w:space="0"/>
+            <w:insideH w:val="single" w:color="A4A4A4" w:sz="4" w:space="0"/>
+            <w:insideV w:val="single" w:color="A4A4A4" w:sz="4" w:space="0"/>
+          </w:tblBorders>
+          <w:tblCellMar>
+            <w:top w:w="0" w:type="dxa"/>
+            <w:left w:w="108" w:type="dxa"/>
+            <w:bottom w:w="0" w:type="dxa"/>
+            <w:right w:w="108" w:type="dxa"/>
+          </w:tblCellMar>
+        </w:tblPrEx>
+        <w:trPr>
+          <w:trHeight w:val="623" w:hRule="atLeast"/>
+          <w:jc w:val="center"/>
+        </w:trPr>
+        <w:tc>
+          <w:tcPr>
+            <w:tcW w:w="10516" w:type="dxa"/>
+            <w:gridSpan w:val="5"/>
+            <w:tcBorders>
+              <w:tl2br w:val="nil"/>
+              <w:tr2bl w:val="nil"/>
+            </w:tcBorders>
+            <w:shd w:val="clear" w:color="auto" w:fill="auto"/>
+            <w:vAlign w:val="center"/>
+          </w:tcPr>
+          <w:p>
+            <w:pPr>
+              <w:adjustRightInd w:val="0"/>
+              <w:snapToGrid w:val="0"/>
+              <w:spacing w:line="204" w:lineRule="auto"/>
+              <w:ind w:firstLine="440" w:firstLineChars="200"/>
+              <w:jc w:val="center"/>
+              <w:rPr>
+                <w:rFonts w:hint="eastAsia" w:ascii="Times New Roman" w:hAnsi="Times New Roman" w:eastAsia="微软雅黑" w:cs="Times New Roman"/>
+                <w:lang w:val="en-US" w:eastAsia="zh-CN"/>
+              </w:rPr>
+            </w:pPr>
+            <w:r>
+              <w:rPr>
+                <w:rFonts w:hint="eastAsia" w:ascii="Times New Roman" w:hAnsi="Times New Roman" w:eastAsia="微软雅黑" w:cs="Times New Roman"/>
+                <w:lang w:val="en-US" w:eastAsia="zh-CN"/>
+              </w:rPr>
+              <w:t xml:space="preserve">{%tr elif her2.interpretation_standard == </w:t>
+            </w:r>
+            <w:r>
+              <w:rPr>
+                <w:rFonts w:hint="default" w:ascii="Times New Roman" w:hAnsi="Times New Roman" w:eastAsia="微软雅黑" w:cs="Times New Roman"/>
+                <w:lang w:val="en-US" w:eastAsia="zh-CN"/>
+              </w:rPr>
+              <w:t>‘</w:t>
+            </w:r>
+            <w:r>
+              <w:rPr>
+                <w:rFonts w:hint="eastAsia" w:ascii="Times New Roman" w:hAnsi="Times New Roman" w:eastAsia="微软雅黑" w:cs="Times New Roman"/>
+                <w:lang w:val="en-US" w:eastAsia="zh-CN"/>
+              </w:rPr>
               <w:t>胃癌</w:t>
             </w:r>
             <w:r>
@@ -5627,7 +6164,7 @@
               <w:drawing>
                 <wp:inline distT="0" distB="0" distL="114300" distR="114300">
                   <wp:extent cx="5010150" cy="2465070"/>
-                  <wp:effectExtent l="0" t="0" r="3810" b="3810"/>
+                  <wp:effectExtent l="0" t="0" r="6350" b="11430"/>
                   <wp:docPr id="7" name="图片 1"/>
                   <wp:cNvGraphicFramePr>
                     <a:graphicFrameLocks xmlns:a="http://schemas.openxmlformats.org/drawingml/2006/main" noChangeAspect="1"/>
@@ -5642,7 +6179,7 @@
                           </pic:cNvPicPr>
                         </pic:nvPicPr>
                         <pic:blipFill>
-                          <a:blip r:embed="rId13"/>
+                          <a:blip r:embed="rId15"/>
                           <a:srcRect r="303"/>
                           <a:stretch>
                             <a:fillRect/>
@@ -5688,7 +6225,7 @@
                 <w:szCs w:val="16"/>
                 <w:lang w:val="en-US" w:eastAsia="zh-CN"/>
               </w:rPr>
-              <w:t>注：来源于胃癌胃镜活检标本HER-2检测中国专家共识（2023版）</w:t>
+              <w:t>注：来源于胃癌胃镜活检标本HER-2检测中国专家共识（2023版）&amp;胃癌HER2检测指南（2016版）</w:t>
             </w:r>
           </w:p>
         </w:tc>
@@ -5885,7 +6422,7 @@
                           </pic:cNvPicPr>
                         </pic:nvPicPr>
                         <pic:blipFill>
-                          <a:blip r:embed="rId14"/>
+                          <a:blip r:embed="rId16"/>
                           <a:stretch>
                             <a:fillRect/>
                           </a:stretch>
@@ -6153,7 +6690,7 @@
                           </pic:cNvPicPr>
                         </pic:nvPicPr>
                         <pic:blipFill>
-                          <a:blip r:embed="rId15"/>
+                          <a:blip r:embed="rId17"/>
                           <a:stretch>
                             <a:fillRect/>
                           </a:stretch>
@@ -6538,7 +7075,7 @@
                           </pic:cNvPicPr>
                         </pic:nvPicPr>
                         <pic:blipFill>
-                          <a:blip r:embed="rId16">
+                          <a:blip r:embed="rId18">
                             <a:clrChange>
                               <a:clrFrom>
                                 <a:srgbClr val="FFFFFF">
@@ -6736,7 +7273,7 @@
                     </pic:cNvPicPr>
                   </pic:nvPicPr>
                   <pic:blipFill>
-                    <a:blip r:embed="rId17">
+                    <a:blip r:embed="rId19">
                       <a:extLst>
                         <a:ext uri="{28A0092B-C50C-407E-A947-70E740481C1C}">
                           <a14:useLocalDpi xmlns:a14="http://schemas.microsoft.com/office/drawing/2010/main" val="0"/>
@@ -11597,7 +12134,7 @@
                     </pic:cNvPicPr>
                   </pic:nvPicPr>
                   <pic:blipFill>
-                    <a:blip r:embed="rId18"/>
+                    <a:blip r:embed="rId20"/>
                     <a:stretch>
                       <a:fillRect/>
                     </a:stretch>
@@ -11653,7 +12190,7 @@
                     </pic:cNvPicPr>
                   </pic:nvPicPr>
                   <pic:blipFill>
-                    <a:blip r:embed="rId19"/>
+                    <a:blip r:embed="rId21"/>
                     <a:stretch>
                       <a:fillRect/>
                     </a:stretch>
@@ -11849,7 +12386,7 @@
                     </pic:cNvPicPr>
                   </pic:nvPicPr>
                   <pic:blipFill>
-                    <a:blip r:embed="rId20"/>
+                    <a:blip r:embed="rId22"/>
                     <a:srcRect/>
                     <a:stretch>
                       <a:fillRect/>

--- a/WebContent/docx/HER2基因扩增检测报告.docx
+++ b/WebContent/docx/HER2基因扩增检测报告.docx
@@ -10,6 +10,7 @@
           <w:lang w:eastAsia="zh-CN"/>
         </w:rPr>
       </w:pPr>
+      <w:bookmarkStart w:id="13" w:name="_GoBack"/>
       <w:r>
         <w:rPr>
           <w:rFonts w:hint="eastAsia" w:eastAsia="宋体"/>
@@ -20,10 +21,10 @@
           <wp:anchor distT="0" distB="0" distL="114300" distR="114300" simplePos="0" relativeHeight="251667456" behindDoc="0" locked="0" layoutInCell="1" allowOverlap="1">
             <wp:simplePos x="0" y="0"/>
             <wp:positionH relativeFrom="column">
-              <wp:posOffset>-10795</wp:posOffset>
+              <wp:posOffset>-36195</wp:posOffset>
             </wp:positionH>
             <wp:positionV relativeFrom="paragraph">
-              <wp:posOffset>-6350</wp:posOffset>
+              <wp:posOffset>-641350</wp:posOffset>
             </wp:positionV>
             <wp:extent cx="7971155" cy="10763885"/>
             <wp:effectExtent l="0" t="0" r="14605" b="10795"/>
@@ -42,7 +43,7 @@
                     </pic:cNvPicPr>
                   </pic:nvPicPr>
                   <pic:blipFill>
-                    <a:blip r:embed="rId11"/>
+                    <a:blip r:embed="rId12"/>
                     <a:stretch>
                       <a:fillRect/>
                     </a:stretch>
@@ -62,6 +63,299 @@
           </wp:anchor>
         </w:drawing>
       </w:r>
+      <w:bookmarkEnd w:id="13"/>
+      <w:r>
+        <w:rPr>
+          <w:sz w:val="22"/>
+        </w:rPr>
+        <mc:AlternateContent>
+          <mc:Choice Requires="wps">
+            <w:drawing>
+              <wp:anchor distT="0" distB="0" distL="114300" distR="114300" simplePos="0" relativeHeight="251669504" behindDoc="0" locked="0" layoutInCell="1" allowOverlap="1">
+                <wp:simplePos x="0" y="0"/>
+                <wp:positionH relativeFrom="column">
+                  <wp:posOffset>429895</wp:posOffset>
+                </wp:positionH>
+                <wp:positionV relativeFrom="paragraph">
+                  <wp:posOffset>7954010</wp:posOffset>
+                </wp:positionV>
+                <wp:extent cx="4082415" cy="957580"/>
+                <wp:effectExtent l="0" t="0" r="0" b="0"/>
+                <wp:wrapNone/>
+                <wp:docPr id="30" name="文本框 30"/>
+                <wp:cNvGraphicFramePr/>
+                <a:graphic xmlns:a="http://schemas.openxmlformats.org/drawingml/2006/main">
+                  <a:graphicData uri="http://schemas.microsoft.com/office/word/2010/wordprocessingShape">
+                    <wps:wsp>
+                      <wps:cNvSpPr txBox="1"/>
+                      <wps:spPr>
+                        <a:xfrm>
+                          <a:off x="0" y="0"/>
+                          <a:ext cx="4082415" cy="957580"/>
+                        </a:xfrm>
+                        <a:prstGeom prst="rect">
+                          <a:avLst/>
+                        </a:prstGeom>
+                        <a:noFill/>
+                        <a:ln w="6350">
+                          <a:noFill/>
+                        </a:ln>
+                      </wps:spPr>
+                      <wps:style>
+                        <a:lnRef idx="0">
+                          <a:schemeClr val="accent1"/>
+                        </a:lnRef>
+                        <a:fillRef idx="0">
+                          <a:schemeClr val="accent1"/>
+                        </a:fillRef>
+                        <a:effectRef idx="0">
+                          <a:schemeClr val="accent1"/>
+                        </a:effectRef>
+                        <a:fontRef idx="minor">
+                          <a:schemeClr val="dk1"/>
+                        </a:fontRef>
+                      </wps:style>
+                      <wps:txbx>
+                        <w:txbxContent>
+                          <w:p>
+                            <w:pPr>
+                              <w:rPr>
+                                <w:rFonts w:ascii="Times New Roman" w:hAnsi="Times New Roman" w:eastAsia="等线" w:cs="宋体"/>
+                                <w:sz w:val="24"/>
+                                <w:szCs w:val="22"/>
+                                <w:lang w:val="en-US" w:eastAsia="zh-CN" w:bidi="ar-SA"/>
+                              </w:rPr>
+                            </w:pPr>
+                            <w:r>
+                              <w:rPr>
+                                <w:rFonts w:ascii="Times New Roman" w:hAnsi="Times New Roman" w:eastAsia="等线" w:cs="宋体"/>
+                                <w:sz w:val="24"/>
+                                <w:szCs w:val="22"/>
+                                <w:lang w:val="en-US" w:eastAsia="zh-CN" w:bidi="ar-SA"/>
+                              </w:rPr>
+                              <w:t>{{ summaryOfRresults.binary | ci(</w:t>
+                            </w:r>
+                            <w:r>
+                              <w:rPr>
+                                <w:rFonts w:hint="eastAsia" w:ascii="Times New Roman" w:hAnsi="Times New Roman" w:eastAsia="等线" w:cs="宋体"/>
+                                <w:sz w:val="24"/>
+                                <w:szCs w:val="22"/>
+                                <w:lang w:val="en-US" w:eastAsia="zh-CN" w:bidi="ar-SA"/>
+                              </w:rPr>
+                              <w:t>35.4</w:t>
+                            </w:r>
+                            <w:r>
+                              <w:rPr>
+                                <w:rFonts w:ascii="Times New Roman" w:hAnsi="Times New Roman" w:eastAsia="等线" w:cs="宋体"/>
+                                <w:sz w:val="24"/>
+                                <w:szCs w:val="22"/>
+                                <w:lang w:val="en-US" w:eastAsia="zh-CN" w:bidi="ar-SA"/>
+                              </w:rPr>
+                              <w:t>,</w:t>
+                            </w:r>
+                            <w:r>
+                              <w:rPr>
+                                <w:rFonts w:hint="eastAsia" w:ascii="Times New Roman" w:hAnsi="Times New Roman" w:eastAsia="等线" w:cs="宋体"/>
+                                <w:sz w:val="24"/>
+                                <w:szCs w:val="22"/>
+                                <w:lang w:val="en-US" w:eastAsia="zh-CN" w:bidi="ar-SA"/>
+                              </w:rPr>
+                              <w:t>35.4</w:t>
+                            </w:r>
+                            <w:r>
+                              <w:rPr>
+                                <w:rFonts w:ascii="Times New Roman" w:hAnsi="Times New Roman" w:eastAsia="等线" w:cs="宋体"/>
+                                <w:sz w:val="24"/>
+                                <w:szCs w:val="22"/>
+                                <w:lang w:val="en-US" w:eastAsia="zh-CN" w:bidi="ar-SA"/>
+                              </w:rPr>
+                              <w:t>) }}</w:t>
+                            </w:r>
+                          </w:p>
+                          <w:p>
+                            <w:pPr>
+                              <w:rPr>
+                                <w:rFonts w:hint="eastAsia" w:ascii="微软雅黑" w:hAnsi="微软雅黑" w:eastAsia="微软雅黑" w:cs="微软雅黑"/>
+                                <w:b/>
+                                <w:bCs/>
+                                <w:color w:val="0083C3"/>
+                                <w:sz w:val="20"/>
+                                <w:szCs w:val="20"/>
+                                <w:lang w:val="en-US" w:eastAsia="zh-CN" w:bidi="ar-SA"/>
+                              </w:rPr>
+                            </w:pPr>
+                            <w:r>
+                              <w:rPr>
+                                <w:rFonts w:hint="eastAsia" w:ascii="微软雅黑" w:hAnsi="微软雅黑" w:eastAsia="微软雅黑" w:cs="微软雅黑"/>
+                                <w:b/>
+                                <w:bCs/>
+                                <w:color w:val="0083C3"/>
+                                <w:sz w:val="20"/>
+                                <w:szCs w:val="20"/>
+                                <w:lang w:val="en-US" w:eastAsia="zh-CN" w:bidi="ar-SA"/>
+                              </w:rPr>
+                              <w:t>扫码认证</w:t>
+                            </w:r>
+                          </w:p>
+                          <w:p>
+                            <w:pPr>
+                              <w:widowControl/>
+                              <w:rPr>
+                                <w:rFonts w:hint="eastAsia" w:ascii="微软雅黑" w:hAnsi="微软雅黑" w:eastAsia="微软雅黑" w:cs="微软雅黑"/>
+                                <w:b/>
+                                <w:bCs/>
+                                <w:color w:val="0083C3"/>
+                                <w:sz w:val="20"/>
+                                <w:szCs w:val="20"/>
+                                <w:lang w:val="en-US" w:eastAsia="zh-CN" w:bidi="ar-SA"/>
+                              </w:rPr>
+                            </w:pPr>
+                            <w:r>
+                              <w:rPr>
+                                <w:rFonts w:hint="eastAsia" w:ascii="微软雅黑" w:hAnsi="微软雅黑" w:eastAsia="微软雅黑" w:cs="微软雅黑"/>
+                                <w:b/>
+                                <w:bCs/>
+                                <w:color w:val="0083C3"/>
+                                <w:sz w:val="20"/>
+                                <w:szCs w:val="20"/>
+                                <w:lang w:val="en-US" w:eastAsia="zh-CN" w:bidi="ar-SA"/>
+                              </w:rPr>
+                              <w:t>请受检者接收本报告后务必通过扫描防伪二维码确认报告真实性</w:t>
+                            </w:r>
+                          </w:p>
+                        </w:txbxContent>
+                      </wps:txbx>
+                      <wps:bodyPr rot="0" spcFirstLastPara="0" vertOverflow="overflow" horzOverflow="overflow" vert="horz" wrap="square" lIns="91440" tIns="45720" rIns="91440" bIns="45720" numCol="1" spcCol="0" rtlCol="0" fromWordArt="0" anchor="t" anchorCtr="0" forceAA="0" compatLnSpc="1">
+                        <a:noAutofit/>
+                      </wps:bodyPr>
+                    </wps:wsp>
+                  </a:graphicData>
+                </a:graphic>
+              </wp:anchor>
+            </w:drawing>
+          </mc:Choice>
+          <mc:Fallback>
+            <w:pict>
+              <v:shape id="_x0000_s1026" o:spid="_x0000_s1026" o:spt="202" type="#_x0000_t202" style="position:absolute;left:0pt;margin-left:33.85pt;margin-top:626.3pt;height:75.4pt;width:321.45pt;z-index:251669504;mso-width-relative:page;mso-height-relative:page;" filled="f" stroked="f" coordsize="21600,21600" o:gfxdata="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">
+                <v:fill on="f" focussize="0,0"/>
+                <v:stroke on="f" weight="0.5pt"/>
+                <v:imagedata o:title=""/>
+                <o:lock v:ext="edit" aspectratio="f"/>
+                <v:textbox>
+                  <w:txbxContent>
+                    <w:p>
+                      <w:pPr>
+                        <w:rPr>
+                          <w:rFonts w:ascii="Times New Roman" w:hAnsi="Times New Roman" w:eastAsia="等线" w:cs="宋体"/>
+                          <w:sz w:val="24"/>
+                          <w:szCs w:val="22"/>
+                          <w:lang w:val="en-US" w:eastAsia="zh-CN" w:bidi="ar-SA"/>
+                        </w:rPr>
+                      </w:pPr>
+                      <w:r>
+                        <w:rPr>
+                          <w:rFonts w:ascii="Times New Roman" w:hAnsi="Times New Roman" w:eastAsia="等线" w:cs="宋体"/>
+                          <w:sz w:val="24"/>
+                          <w:szCs w:val="22"/>
+                          <w:lang w:val="en-US" w:eastAsia="zh-CN" w:bidi="ar-SA"/>
+                        </w:rPr>
+                        <w:t>{{ summaryOfRresults.binary | ci(</w:t>
+                      </w:r>
+                      <w:r>
+                        <w:rPr>
+                          <w:rFonts w:hint="eastAsia" w:ascii="Times New Roman" w:hAnsi="Times New Roman" w:eastAsia="等线" w:cs="宋体"/>
+                          <w:sz w:val="24"/>
+                          <w:szCs w:val="22"/>
+                          <w:lang w:val="en-US" w:eastAsia="zh-CN" w:bidi="ar-SA"/>
+                        </w:rPr>
+                        <w:t>35.4</w:t>
+                      </w:r>
+                      <w:r>
+                        <w:rPr>
+                          <w:rFonts w:ascii="Times New Roman" w:hAnsi="Times New Roman" w:eastAsia="等线" w:cs="宋体"/>
+                          <w:sz w:val="24"/>
+                          <w:szCs w:val="22"/>
+                          <w:lang w:val="en-US" w:eastAsia="zh-CN" w:bidi="ar-SA"/>
+                        </w:rPr>
+                        <w:t>,</w:t>
+                      </w:r>
+                      <w:r>
+                        <w:rPr>
+                          <w:rFonts w:hint="eastAsia" w:ascii="Times New Roman" w:hAnsi="Times New Roman" w:eastAsia="等线" w:cs="宋体"/>
+                          <w:sz w:val="24"/>
+                          <w:szCs w:val="22"/>
+                          <w:lang w:val="en-US" w:eastAsia="zh-CN" w:bidi="ar-SA"/>
+                        </w:rPr>
+                        <w:t>35.4</w:t>
+                      </w:r>
+                      <w:r>
+                        <w:rPr>
+                          <w:rFonts w:ascii="Times New Roman" w:hAnsi="Times New Roman" w:eastAsia="等线" w:cs="宋体"/>
+                          <w:sz w:val="24"/>
+                          <w:szCs w:val="22"/>
+                          <w:lang w:val="en-US" w:eastAsia="zh-CN" w:bidi="ar-SA"/>
+                        </w:rPr>
+                        <w:t>) }}</w:t>
+                      </w:r>
+                    </w:p>
+                    <w:p>
+                      <w:pPr>
+                        <w:rPr>
+                          <w:rFonts w:hint="eastAsia" w:ascii="微软雅黑" w:hAnsi="微软雅黑" w:eastAsia="微软雅黑" w:cs="微软雅黑"/>
+                          <w:b/>
+                          <w:bCs/>
+                          <w:color w:val="0083C3"/>
+                          <w:sz w:val="20"/>
+                          <w:szCs w:val="20"/>
+                          <w:lang w:val="en-US" w:eastAsia="zh-CN" w:bidi="ar-SA"/>
+                        </w:rPr>
+                      </w:pPr>
+                      <w:r>
+                        <w:rPr>
+                          <w:rFonts w:hint="eastAsia" w:ascii="微软雅黑" w:hAnsi="微软雅黑" w:eastAsia="微软雅黑" w:cs="微软雅黑"/>
+                          <w:b/>
+                          <w:bCs/>
+                          <w:color w:val="0083C3"/>
+                          <w:sz w:val="20"/>
+                          <w:szCs w:val="20"/>
+                          <w:lang w:val="en-US" w:eastAsia="zh-CN" w:bidi="ar-SA"/>
+                        </w:rPr>
+                        <w:t>扫码认证</w:t>
+                      </w:r>
+                    </w:p>
+                    <w:p>
+                      <w:pPr>
+                        <w:widowControl/>
+                        <w:rPr>
+                          <w:rFonts w:hint="eastAsia" w:ascii="微软雅黑" w:hAnsi="微软雅黑" w:eastAsia="微软雅黑" w:cs="微软雅黑"/>
+                          <w:b/>
+                          <w:bCs/>
+                          <w:color w:val="0083C3"/>
+                          <w:sz w:val="20"/>
+                          <w:szCs w:val="20"/>
+                          <w:lang w:val="en-US" w:eastAsia="zh-CN" w:bidi="ar-SA"/>
+                        </w:rPr>
+                      </w:pPr>
+                      <w:r>
+                        <w:rPr>
+                          <w:rFonts w:hint="eastAsia" w:ascii="微软雅黑" w:hAnsi="微软雅黑" w:eastAsia="微软雅黑" w:cs="微软雅黑"/>
+                          <w:b/>
+                          <w:bCs/>
+                          <w:color w:val="0083C3"/>
+                          <w:sz w:val="20"/>
+                          <w:szCs w:val="20"/>
+                          <w:lang w:val="en-US" w:eastAsia="zh-CN" w:bidi="ar-SA"/>
+                        </w:rPr>
+                        <w:t>请受检者接收本报告后务必通过扫描防伪二维码确认报告真实性</w:t>
+                      </w:r>
+                    </w:p>
+                  </w:txbxContent>
+                </v:textbox>
+              </v:shape>
+            </w:pict>
+          </mc:Fallback>
+        </mc:AlternateContent>
+      </w:r>
     </w:p>
     <w:p>
       <w:pPr>
@@ -204,7 +498,7 @@
                   <wp:posOffset>57785</wp:posOffset>
                 </wp:positionH>
                 <wp:positionV relativeFrom="paragraph">
-                  <wp:posOffset>1464310</wp:posOffset>
+                  <wp:posOffset>803910</wp:posOffset>
                 </wp:positionV>
                 <wp:extent cx="6316980" cy="2331085"/>
                 <wp:effectExtent l="0" t="0" r="0" b="0"/>
@@ -343,7 +637,7 @@
           </mc:Choice>
           <mc:Fallback>
             <w:pict>
-              <v:shape id="_x0000_s1026" o:spid="_x0000_s1026" o:spt="202" type="#_x0000_t202" style="position:absolute;left:0pt;margin-left:4.55pt;margin-top:115.3pt;height:183.55pt;width:497.4pt;z-index:251668480;v-text-anchor:middle;mso-width-relative:page;mso-height-relative:page;" filled="f" stroked="f" coordsize="21600,21600" o:gfxdata="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">
+              <v:shape id="_x0000_s1026" o:spid="_x0000_s1026" o:spt="202" type="#_x0000_t202" style="position:absolute;left:0pt;margin-left:4.55pt;margin-top:63.3pt;height:183.55pt;width:497.4pt;z-index:251668480;v-text-anchor:middle;mso-width-relative:page;mso-height-relative:page;" filled="f" stroked="f" coordsize="21600,21600" o:gfxdata="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">
                 <v:fill on="f" focussize="0,0"/>
                 <v:stroke on="f" weight="0.5pt"/>
                 <v:imagedata o:title=""/>
@@ -452,7 +746,8 @@
           <w:lang w:eastAsia="zh-CN"/>
         </w:rPr>
         <w:sectPr>
-          <w:footerReference r:id="rId3" w:type="default"/>
+          <w:headerReference r:id="rId3" w:type="default"/>
+          <w:footerReference r:id="rId4" w:type="default"/>
           <w:pgSz w:w="11910" w:h="16840"/>
           <w:pgMar w:top="0" w:right="0" w:bottom="0" w:left="0" w:header="720" w:footer="720" w:gutter="0"/>
           <w:pgBorders>
@@ -1568,14 +1863,14 @@
           </w14:shadow>
         </w:rPr>
       </w:pPr>
-      <w:bookmarkStart w:id="0" w:name="_Toc21669"/>
-      <w:bookmarkStart w:id="1" w:name="_Toc24397"/>
-      <w:bookmarkStart w:id="2" w:name="_Toc24178_WPSOffice_Level1"/>
-      <w:bookmarkStart w:id="3" w:name="_Toc21009_WPSOffice_Level1"/>
-      <w:bookmarkStart w:id="4" w:name="_Toc30143_WPSOffice_Level1"/>
-      <w:bookmarkStart w:id="5" w:name="_Toc32054"/>
-      <w:bookmarkStart w:id="6" w:name="_Toc27500"/>
-      <w:bookmarkStart w:id="7" w:name="_Toc13806"/>
+      <w:bookmarkStart w:id="0" w:name="_Toc21009_WPSOffice_Level1"/>
+      <w:bookmarkStart w:id="1" w:name="_Toc24178_WPSOffice_Level1"/>
+      <w:bookmarkStart w:id="2" w:name="_Toc21669"/>
+      <w:bookmarkStart w:id="3" w:name="_Toc13806"/>
+      <w:bookmarkStart w:id="4" w:name="_Toc27500"/>
+      <w:bookmarkStart w:id="5" w:name="_Toc30143_WPSOffice_Level1"/>
+      <w:bookmarkStart w:id="6" w:name="_Toc24397"/>
+      <w:bookmarkStart w:id="7" w:name="_Toc32054"/>
     </w:p>
     <w:p>
       <w:pPr>
@@ -1590,8 +1885,8 @@
           </w14:shadow>
         </w:rPr>
         <w:sectPr>
-          <w:headerReference r:id="rId4" w:type="default"/>
-          <w:footerReference r:id="rId5" w:type="default"/>
+          <w:headerReference r:id="rId5" w:type="default"/>
+          <w:footerReference r:id="rId6" w:type="default"/>
           <w:pgSz w:w="11910" w:h="16840"/>
           <w:pgMar w:top="1037" w:right="1020" w:bottom="981" w:left="1020" w:header="283" w:footer="567" w:gutter="0"/>
           <w:pgBorders>
@@ -3959,14 +4254,6 @@
       </w:tr>
       <w:tr>
         <w:tblPrEx>
-          <w:tblBorders>
-            <w:top w:val="single" w:color="0083C3" w:sz="24" w:space="0"/>
-            <w:left w:val="none" w:color="auto" w:sz="0" w:space="0"/>
-            <w:bottom w:val="single" w:color="A4A4A4" w:sz="4" w:space="0"/>
-            <w:right w:val="none" w:color="auto" w:sz="0" w:space="0"/>
-            <w:insideH w:val="single" w:color="A4A4A4" w:sz="4" w:space="0"/>
-            <w:insideV w:val="single" w:color="A4A4A4" w:sz="4" w:space="0"/>
-          </w:tblBorders>
           <w:tblCellMar>
             <w:top w:w="0" w:type="dxa"/>
             <w:left w:w="108" w:type="dxa"/>
@@ -5362,7 +5649,7 @@
                           </pic:cNvPicPr>
                         </pic:nvPicPr>
                         <pic:blipFill>
-                          <a:blip r:embed="rId12"/>
+                          <a:blip r:embed="rId13"/>
                           <a:srcRect l="14443" r="409" b="275"/>
                           <a:stretch>
                             <a:fillRect/>
@@ -5689,7 +5976,7 @@
                           </pic:cNvPicPr>
                         </pic:nvPicPr>
                         <pic:blipFill>
-                          <a:blip r:embed="rId13"/>
+                          <a:blip r:embed="rId14"/>
                           <a:stretch>
                             <a:fillRect/>
                           </a:stretch>
@@ -5934,7 +6221,7 @@
                           </pic:cNvPicPr>
                         </pic:nvPicPr>
                         <pic:blipFill>
-                          <a:blip r:embed="rId14"/>
+                          <a:blip r:embed="rId15"/>
                           <a:stretch>
                             <a:fillRect/>
                           </a:stretch>
@@ -5979,8 +6266,6 @@
               </w:rPr>
               <w:t>注：Esophageal and Esophagogastric Junction Cancers NCCN 2025.V1</w:t>
             </w:r>
-            <w:bookmarkStart w:id="13" w:name="_GoBack"/>
-            <w:bookmarkEnd w:id="13"/>
           </w:p>
         </w:tc>
       </w:tr>
@@ -6179,7 +6464,7 @@
                           </pic:cNvPicPr>
                         </pic:nvPicPr>
                         <pic:blipFill>
-                          <a:blip r:embed="rId15"/>
+                          <a:blip r:embed="rId16"/>
                           <a:srcRect r="303"/>
                           <a:stretch>
                             <a:fillRect/>
@@ -6422,7 +6707,7 @@
                           </pic:cNvPicPr>
                         </pic:nvPicPr>
                         <pic:blipFill>
-                          <a:blip r:embed="rId16"/>
+                          <a:blip r:embed="rId17"/>
                           <a:stretch>
                             <a:fillRect/>
                           </a:stretch>
@@ -6690,7 +6975,7 @@
                           </pic:cNvPicPr>
                         </pic:nvPicPr>
                         <pic:blipFill>
-                          <a:blip r:embed="rId17"/>
+                          <a:blip r:embed="rId18"/>
                           <a:stretch>
                             <a:fillRect/>
                           </a:stretch>
@@ -7075,7 +7360,7 @@
                           </pic:cNvPicPr>
                         </pic:nvPicPr>
                         <pic:blipFill>
-                          <a:blip r:embed="rId18">
+                          <a:blip r:embed="rId19">
                             <a:clrChange>
                               <a:clrFrom>
                                 <a:srgbClr val="FFFFFF">
@@ -7273,7 +7558,7 @@
                     </pic:cNvPicPr>
                   </pic:nvPicPr>
                   <pic:blipFill>
-                    <a:blip r:embed="rId19">
+                    <a:blip r:embed="rId20">
                       <a:extLst>
                         <a:ext uri="{28A0092B-C50C-407E-A947-70E740481C1C}">
                           <a14:useLocalDpi xmlns:a14="http://schemas.microsoft.com/office/drawing/2010/main" val="0"/>
@@ -11727,8 +12012,8 @@
           <w:lang w:val="en-US" w:eastAsia="zh-CN" w:bidi="ar"/>
         </w:rPr>
         <w:sectPr>
-          <w:headerReference r:id="rId6" w:type="default"/>
-          <w:footerReference r:id="rId7" w:type="default"/>
+          <w:headerReference r:id="rId7" w:type="default"/>
+          <w:footerReference r:id="rId8" w:type="default"/>
           <w:pgSz w:w="11906" w:h="16838"/>
           <w:pgMar w:top="850" w:right="850" w:bottom="850" w:left="850" w:header="283" w:footer="567" w:gutter="0"/>
           <w:pgNumType w:fmt="decimal" w:start="1"/>
@@ -12098,7 +12383,7 @@
         <w:pStyle w:val="13"/>
         <w:widowControl/>
         <w:rPr>
-          <w:rFonts w:ascii="Times New Roman" w:hAnsi="Times New Roman" w:eastAsia="等线"/>
+          <w:rFonts w:hint="eastAsia" w:ascii="Times New Roman" w:hAnsi="Times New Roman" w:eastAsia="等线"/>
           <w:lang w:eastAsia="zh-CN"/>
         </w:rPr>
       </w:pPr>
@@ -12134,7 +12419,7 @@
                     </pic:cNvPicPr>
                   </pic:nvPicPr>
                   <pic:blipFill>
-                    <a:blip r:embed="rId20"/>
+                    <a:blip r:embed="rId21"/>
                     <a:stretch>
                       <a:fillRect/>
                     </a:stretch>
@@ -12190,7 +12475,7 @@
                     </pic:cNvPicPr>
                   </pic:nvPicPr>
                   <pic:blipFill>
-                    <a:blip r:embed="rId21"/>
+                    <a:blip r:embed="rId22"/>
                     <a:stretch>
                       <a:fillRect/>
                     </a:stretch>
@@ -12256,41 +12541,26 @@
         </w:rPr>
         <w:t xml:space="preserve"> </w:t>
       </w:r>
-      <w:r>
-        <w:rPr>
-          <w:rFonts w:ascii="Times New Roman" w:hAnsi="Times New Roman" w:eastAsia="等线"/>
-          <w:lang w:eastAsia="zh-CN"/>
-        </w:rPr>
-        <w:t>{{ summaryOfRresults.binary | ci(</w:t>
-      </w:r>
-      <w:r>
+    </w:p>
+    <w:p>
+      <w:pPr>
+        <w:pStyle w:val="13"/>
+        <w:widowControl/>
         <w:rPr>
           <w:rFonts w:hint="eastAsia" w:ascii="Times New Roman" w:hAnsi="Times New Roman" w:eastAsia="等线"/>
           <w:lang w:eastAsia="zh-CN"/>
         </w:rPr>
-        <w:t>35.4</w:t>
-      </w:r>
-      <w:r>
-        <w:rPr>
-          <w:rFonts w:ascii="Times New Roman" w:hAnsi="Times New Roman" w:eastAsia="等线"/>
-          <w:lang w:eastAsia="zh-CN"/>
-        </w:rPr>
-        <w:t>,</w:t>
-      </w:r>
-      <w:r>
+      </w:pPr>
+    </w:p>
+    <w:p>
+      <w:pPr>
+        <w:pStyle w:val="13"/>
+        <w:widowControl/>
         <w:rPr>
           <w:rFonts w:hint="eastAsia" w:ascii="Times New Roman" w:hAnsi="Times New Roman" w:eastAsia="等线"/>
           <w:lang w:eastAsia="zh-CN"/>
         </w:rPr>
-        <w:t>35.4</w:t>
-      </w:r>
-      <w:r>
-        <w:rPr>
-          <w:rFonts w:ascii="Times New Roman" w:hAnsi="Times New Roman" w:eastAsia="等线"/>
-          <w:lang w:eastAsia="zh-CN"/>
-        </w:rPr>
-        <w:t>) }}</w:t>
-      </w:r>
+      </w:pPr>
     </w:p>
     <w:p>
       <w:pPr>
@@ -12316,7 +12586,7 @@
           <w:szCs w:val="20"/>
           <w:lang w:eastAsia="zh-CN"/>
         </w:rPr>
-        <w:t>诺禾医学   诺禾在线   扫码认证</w:t>
+        <w:t>诺禾医学   诺禾在线</w:t>
       </w:r>
     </w:p>
     <w:p>
@@ -12386,7 +12656,7 @@
                     </pic:cNvPicPr>
                   </pic:nvPicPr>
                   <pic:blipFill>
-                    <a:blip r:embed="rId22"/>
+                    <a:blip r:embed="rId23"/>
                     <a:srcRect/>
                     <a:stretch>
                       <a:fillRect/>
@@ -12720,8 +12990,8 @@
       </w:r>
     </w:p>
     <w:sectPr>
-      <w:headerReference r:id="rId8" w:type="default"/>
-      <w:footerReference r:id="rId9" w:type="default"/>
+      <w:headerReference r:id="rId9" w:type="default"/>
+      <w:footerReference r:id="rId10" w:type="default"/>
       <w:pgSz w:w="11906" w:h="16838"/>
       <w:pgMar w:top="850" w:right="850" w:bottom="850" w:left="850" w:header="851" w:footer="397" w:gutter="0"/>
       <w:pgNumType w:fmt="decimal"/>
@@ -13385,11 +13655,51 @@
   <w:p>
     <w:pPr>
       <w:pStyle w:val="10"/>
+    </w:pPr>
+    <w:r>
+      <w:rPr>
+        <w:sz w:val="18"/>
+      </w:rPr>
+      <w:pict>
+        <v:shape id="PowerPlusWaterMarkObject291817" o:spid="_x0000_s2049" o:spt="136" type="#_x0000_t136" style="position:absolute;left:0pt;height:48.3pt;width:166.5pt;mso-position-horizontal:center;mso-position-horizontal-relative:margin;mso-position-vertical:center;mso-position-vertical-relative:margin;rotation:-2949120f;z-index:-251651072;mso-width-relative:page;mso-height-relative:page;" fillcolor="#C0C0C0" filled="t" stroked="f" coordsize="21600,21600" adj="10800">
+          <v:path/>
+          <v:fill on="t" opacity="32768f" focussize="0,0"/>
+          <v:stroke on="f"/>
+          <v:imagedata o:title=""/>
+          <o:lock v:ext="edit" aspectratio="t"/>
+          <v:textpath on="t" fitshape="t" fitpath="t" trim="t" xscale="f" string="{{ client }}" style="font-family:微软雅黑;font-size:48pt;v-same-letter-heights:f;v-text-align:center;"/>
+        </v:shape>
+      </w:pict>
+    </w:r>
+  </w:p>
+</w:hdr>
+</file>
+
+<file path=word/header2.xml><?xml version="1.0" encoding="utf-8"?>
+<w:hdr xmlns:wpc="http://schemas.microsoft.com/office/word/2010/wordprocessingCanvas" xmlns:mc="http://schemas.openxmlformats.org/markup-compatibility/2006" xmlns:o="urn:schemas-microsoft-com:office:office" xmlns:r="http://schemas.openxmlformats.org/officeDocument/2006/relationships" xmlns:m="http://schemas.openxmlformats.org/officeDocument/2006/math" xmlns:v="urn:schemas-microsoft-com:vml" xmlns:wp14="http://schemas.microsoft.com/office/word/2010/wordprocessingDrawing" xmlns:wp="http://schemas.openxmlformats.org/drawingml/2006/wordprocessingDrawing" xmlns:w10="urn:schemas-microsoft-com:office:word" xmlns:w="http://schemas.openxmlformats.org/wordprocessingml/2006/main" xmlns:w14="http://schemas.microsoft.com/office/word/2010/wordml" xmlns:w15="http://schemas.microsoft.com/office/word/2012/wordml" xmlns:wpg="http://schemas.microsoft.com/office/word/2010/wordprocessingGroup" xmlns:wpi="http://schemas.microsoft.com/office/word/2010/wordprocessingInk" xmlns:wne="http://schemas.microsoft.com/office/word/2006/wordml" xmlns:wps="http://schemas.microsoft.com/office/word/2010/wordprocessingShape" xmlns:wpsCustomData="http://www.wps.cn/officeDocument/2013/wpsCustomData" mc:Ignorable="w14 w15 wp14">
+  <w:p>
+    <w:pPr>
+      <w:pStyle w:val="10"/>
       <w:jc w:val="right"/>
       <w:rPr>
         <w:lang w:eastAsia="zh-CN"/>
       </w:rPr>
     </w:pPr>
+    <w:r>
+      <w:rPr>
+        <w:sz w:val="18"/>
+      </w:rPr>
+      <w:pict>
+        <v:shape id="_x0000_s2050" o:spid="_x0000_s2050" o:spt="136" type="#_x0000_t136" style="position:absolute;left:0pt;height:48.3pt;width:166.5pt;mso-position-horizontal:center;mso-position-horizontal-relative:margin;mso-position-vertical:center;mso-position-vertical-relative:margin;rotation:-2949120f;z-index:-251650048;mso-width-relative:page;mso-height-relative:page;" fillcolor="#C0C0C0" filled="t" stroked="f" coordsize="21600,21600" adj="10800">
+          <v:path/>
+          <v:fill on="t" opacity="32768f" focussize="0,0"/>
+          <v:stroke on="f"/>
+          <v:imagedata o:title=""/>
+          <o:lock v:ext="edit" aspectratio="t"/>
+          <v:textpath on="t" fitshape="t" fitpath="t" trim="t" xscale="f" string="{{ client }}" style="font-family:微软雅黑;font-size:48pt;v-same-letter-heights:f;v-text-align:center;"/>
+        </v:shape>
+      </w:pict>
+    </w:r>
     <w:r>
       <w:rPr>
         <w:color w:val="7F7F7F"/>
@@ -13441,7 +13751,7 @@
 </w:hdr>
 </file>
 
-<file path=word/header2.xml><?xml version="1.0" encoding="utf-8"?>
+<file path=word/header3.xml><?xml version="1.0" encoding="utf-8"?>
 <w:hdr xmlns:wpc="http://schemas.microsoft.com/office/word/2010/wordprocessingCanvas" xmlns:mc="http://schemas.openxmlformats.org/markup-compatibility/2006" xmlns:o="urn:schemas-microsoft-com:office:office" xmlns:r="http://schemas.openxmlformats.org/officeDocument/2006/relationships" xmlns:m="http://schemas.openxmlformats.org/officeDocument/2006/math" xmlns:v="urn:schemas-microsoft-com:vml" xmlns:wp14="http://schemas.microsoft.com/office/word/2010/wordprocessingDrawing" xmlns:wp="http://schemas.openxmlformats.org/drawingml/2006/wordprocessingDrawing" xmlns:w10="urn:schemas-microsoft-com:office:word" xmlns:w="http://schemas.openxmlformats.org/wordprocessingml/2006/main" xmlns:w14="http://schemas.microsoft.com/office/word/2010/wordml" xmlns:w15="http://schemas.microsoft.com/office/word/2012/wordml" xmlns:wpg="http://schemas.microsoft.com/office/word/2010/wordprocessingGroup" xmlns:wpi="http://schemas.microsoft.com/office/word/2010/wordprocessingInk" xmlns:wne="http://schemas.microsoft.com/office/word/2006/wordml" xmlns:wps="http://schemas.microsoft.com/office/word/2010/wordprocessingShape" xmlns:wpsCustomData="http://www.wps.cn/officeDocument/2013/wpsCustomData" mc:Ignorable="w14 w15 wp14">
   <w:p>
     <w:pPr>
@@ -13451,6 +13761,21 @@
         <w:lang w:eastAsia="zh-CN"/>
       </w:rPr>
     </w:pPr>
+    <w:r>
+      <w:rPr>
+        <w:sz w:val="18"/>
+      </w:rPr>
+      <w:pict>
+        <v:shape id="_x0000_s2051" o:spid="_x0000_s2051" o:spt="136" type="#_x0000_t136" style="position:absolute;left:0pt;height:48.3pt;width:166.5pt;mso-position-horizontal:center;mso-position-horizontal-relative:margin;mso-position-vertical:center;mso-position-vertical-relative:margin;rotation:-2949120f;z-index:-251649024;mso-width-relative:page;mso-height-relative:page;" fillcolor="#C0C0C0" filled="t" stroked="f" coordsize="21600,21600" adj="10800">
+          <v:path/>
+          <v:fill on="t" opacity="32768f" focussize="0,0"/>
+          <v:stroke on="f"/>
+          <v:imagedata o:title=""/>
+          <o:lock v:ext="edit" aspectratio="t"/>
+          <v:textpath on="t" fitshape="t" fitpath="t" trim="t" xscale="f" string="{{ client }}" style="font-family:微软雅黑;font-size:48pt;v-same-letter-heights:f;v-text-align:center;"/>
+        </v:shape>
+      </w:pict>
+    </w:r>
     <w:r>
       <w:rPr>
         <w:color w:val="7F7F7F"/>
@@ -13502,7 +13827,7 @@
 </w:hdr>
 </file>
 
-<file path=word/header3.xml><?xml version="1.0" encoding="utf-8"?>
+<file path=word/header4.xml><?xml version="1.0" encoding="utf-8"?>
 <w:hdr xmlns:wpc="http://schemas.microsoft.com/office/word/2010/wordprocessingCanvas" xmlns:mc="http://schemas.openxmlformats.org/markup-compatibility/2006" xmlns:o="urn:schemas-microsoft-com:office:office" xmlns:r="http://schemas.openxmlformats.org/officeDocument/2006/relationships" xmlns:m="http://schemas.openxmlformats.org/officeDocument/2006/math" xmlns:v="urn:schemas-microsoft-com:vml" xmlns:wp14="http://schemas.microsoft.com/office/word/2010/wordprocessingDrawing" xmlns:wp="http://schemas.openxmlformats.org/drawingml/2006/wordprocessingDrawing" xmlns:w10="urn:schemas-microsoft-com:office:word" xmlns:w="http://schemas.openxmlformats.org/wordprocessingml/2006/main" xmlns:w14="http://schemas.microsoft.com/office/word/2010/wordml" xmlns:w15="http://schemas.microsoft.com/office/word/2012/wordml" xmlns:wpg="http://schemas.microsoft.com/office/word/2010/wordprocessingGroup" xmlns:wpi="http://schemas.microsoft.com/office/word/2010/wordprocessingInk" xmlns:wne="http://schemas.microsoft.com/office/word/2006/wordml" xmlns:wps="http://schemas.microsoft.com/office/word/2010/wordprocessingShape" xmlns:wpsCustomData="http://www.wps.cn/officeDocument/2013/wpsCustomData" mc:Ignorable="w14 w15 wp14">
   <w:p>
     <w:pPr>
@@ -13512,6 +13837,21 @@
         <w:lang w:eastAsia="zh-CN"/>
       </w:rPr>
     </w:pPr>
+    <w:r>
+      <w:rPr>
+        <w:sz w:val="18"/>
+      </w:rPr>
+      <w:pict>
+        <v:shape id="_x0000_s2052" o:spid="_x0000_s2052" o:spt="136" type="#_x0000_t136" style="position:absolute;left:0pt;height:48.3pt;width:166.5pt;mso-position-horizontal:center;mso-position-horizontal-relative:margin;mso-position-vertical:center;mso-position-vertical-relative:margin;rotation:-2949120f;z-index:-251648000;mso-width-relative:page;mso-height-relative:page;" fillcolor="#C0C0C0" filled="t" stroked="f" coordsize="21600,21600" adj="10800">
+          <v:path/>
+          <v:fill on="t" opacity="32768f" focussize="0,0"/>
+          <v:stroke on="f"/>
+          <v:imagedata o:title=""/>
+          <o:lock v:ext="edit" aspectratio="t"/>
+          <v:textpath on="t" fitshape="t" fitpath="t" trim="t" xscale="f" string="{{ client }}" style="font-family:微软雅黑;font-size:48pt;v-same-letter-heights:f;v-text-align:center;"/>
+        </v:shape>
+      </w:pict>
+    </w:r>
   </w:p>
 </w:hdr>
 </file>
@@ -15637,7 +15977,11 @@
     <customSectPr/>
   </customSectProps>
   <customShpExts>
+    <customShpInfo spid="_x0000_s2049"/>
     <customShpInfo spid="_x0000_s1026" textRotate="1"/>
+    <customShpInfo spid="_x0000_s2050"/>
+    <customShpInfo spid="_x0000_s2051"/>
+    <customShpInfo spid="_x0000_s2052"/>
   </customShpExts>
 </s:customData>
 </file>

--- a/WebContent/docx/HER2基因扩增检测报告.docx
+++ b/WebContent/docx/HER2基因扩增检测报告.docx
@@ -10,7 +10,6 @@
           <w:lang w:eastAsia="zh-CN"/>
         </w:rPr>
       </w:pPr>
-      <w:bookmarkStart w:id="13" w:name="_GoBack"/>
       <w:r>
         <w:rPr>
           <w:rFonts w:hint="eastAsia" w:eastAsia="宋体"/>
@@ -63,7 +62,6 @@
           </wp:anchor>
         </w:drawing>
       </w:r>
-      <w:bookmarkEnd w:id="13"/>
       <w:r>
         <w:rPr>
           <w:sz w:val="22"/>
@@ -1863,14 +1861,14 @@
           </w14:shadow>
         </w:rPr>
       </w:pPr>
-      <w:bookmarkStart w:id="0" w:name="_Toc21009_WPSOffice_Level1"/>
-      <w:bookmarkStart w:id="1" w:name="_Toc24178_WPSOffice_Level1"/>
-      <w:bookmarkStart w:id="2" w:name="_Toc21669"/>
-      <w:bookmarkStart w:id="3" w:name="_Toc13806"/>
-      <w:bookmarkStart w:id="4" w:name="_Toc27500"/>
-      <w:bookmarkStart w:id="5" w:name="_Toc30143_WPSOffice_Level1"/>
-      <w:bookmarkStart w:id="6" w:name="_Toc24397"/>
-      <w:bookmarkStart w:id="7" w:name="_Toc32054"/>
+      <w:bookmarkStart w:id="0" w:name="_Toc24178_WPSOffice_Level1"/>
+      <w:bookmarkStart w:id="1" w:name="_Toc24397"/>
+      <w:bookmarkStart w:id="2" w:name="_Toc13806"/>
+      <w:bookmarkStart w:id="3" w:name="_Toc27500"/>
+      <w:bookmarkStart w:id="4" w:name="_Toc32054"/>
+      <w:bookmarkStart w:id="5" w:name="_Toc21009_WPSOffice_Level1"/>
+      <w:bookmarkStart w:id="6" w:name="_Toc30143_WPSOffice_Level1"/>
+      <w:bookmarkStart w:id="7" w:name="_Toc21669"/>
     </w:p>
     <w:p>
       <w:pPr>
@@ -3215,130 +3213,6 @@
               <w:rPr>
                 <w:rFonts w:hint="default" w:ascii="Times New Roman" w:hAnsi="Times New Roman" w:eastAsia="微软雅黑" w:cs="Times New Roman"/>
                 <w:b w:val="0"/>
-                <w:bCs/>
-                <w:sz w:val="21"/>
-                <w:szCs w:val="21"/>
-              </w:rPr>
-              <w:t>肿瘤细胞占比：</w:t>
-            </w:r>
-            <w:r>
-              <w:rPr>
-                <w:rFonts w:hint="eastAsia" w:ascii="Times New Roman" w:hAnsi="Times New Roman" w:eastAsia="微软雅黑" w:cs="Times New Roman"/>
-                <w:b w:val="0"/>
-                <w:bCs/>
-                <w:sz w:val="21"/>
-                <w:szCs w:val="21"/>
-              </w:rPr>
-              <w:t>{{</w:t>
-            </w:r>
-            <w:r>
-              <w:rPr>
-                <w:rFonts w:hint="default" w:ascii="Times New Roman" w:hAnsi="Times New Roman" w:eastAsia="微软雅黑" w:cs="Times New Roman"/>
-                <w:b w:val="0"/>
-                <w:bCs/>
-                <w:sz w:val="21"/>
-                <w:szCs w:val="21"/>
-              </w:rPr>
-              <w:t xml:space="preserve"> </w:t>
-            </w:r>
-            <w:r>
-              <w:rPr>
-                <w:rFonts w:hint="eastAsia" w:ascii="Times New Roman" w:hAnsi="Times New Roman" w:eastAsia="微软雅黑" w:cs="Times New Roman"/>
-                <w:b w:val="0"/>
-                <w:bCs/>
-                <w:sz w:val="21"/>
-                <w:szCs w:val="21"/>
-                <w:lang w:val="en-US" w:eastAsia="zh-CN"/>
-              </w:rPr>
-              <w:t>her2</w:t>
-            </w:r>
-            <w:r>
-              <w:rPr>
-                <w:rFonts w:hint="eastAsia" w:ascii="Times New Roman" w:hAnsi="Times New Roman" w:eastAsia="微软雅黑" w:cs="Times New Roman"/>
-                <w:b w:val="0"/>
-                <w:bCs/>
-                <w:sz w:val="21"/>
-                <w:szCs w:val="21"/>
-              </w:rPr>
-              <w:t>.Tumor_cel_content }}</w:t>
-            </w:r>
-          </w:p>
-        </w:tc>
-      </w:tr>
-      <w:tr>
-        <w:tblPrEx>
-          <w:tblBorders>
-            <w:top w:val="single" w:color="5A9D46" w:sz="24" w:space="0"/>
-            <w:left w:val="none" w:color="auto" w:sz="0" w:space="0"/>
-            <w:bottom w:val="single" w:color="A4A4A4" w:sz="4" w:space="0"/>
-            <w:right w:val="none" w:color="auto" w:sz="0" w:space="0"/>
-            <w:insideH w:val="single" w:color="A4A4A4" w:sz="4" w:space="0"/>
-            <w:insideV w:val="single" w:color="A4A4A4" w:sz="4" w:space="0"/>
-          </w:tblBorders>
-          <w:tblCellMar>
-            <w:top w:w="0" w:type="dxa"/>
-            <w:left w:w="108" w:type="dxa"/>
-            <w:bottom w:w="0" w:type="dxa"/>
-            <w:right w:w="108" w:type="dxa"/>
-          </w:tblCellMar>
-        </w:tblPrEx>
-        <w:trPr>
-          <w:trHeight w:val="567" w:hRule="atLeast"/>
-          <w:jc w:val="center"/>
-        </w:trPr>
-        <w:tc>
-          <w:tcPr>
-            <w:tcW w:w="3612" w:type="dxa"/>
-            <w:vMerge w:val="continue"/>
-            <w:tcBorders>
-              <w:tl2br w:val="nil"/>
-              <w:tr2bl w:val="nil"/>
-            </w:tcBorders>
-            <w:shd w:val="clear" w:color="auto" w:fill="auto"/>
-            <w:vAlign w:val="bottom"/>
-          </w:tcPr>
-          <w:p>
-            <w:pPr>
-              <w:pStyle w:val="27"/>
-              <w:ind w:firstLine="0" w:firstLineChars="0"/>
-              <w:jc w:val="both"/>
-              <w:rPr>
-                <w:rFonts w:hint="default" w:ascii="Times New Roman" w:hAnsi="Times New Roman" w:eastAsia="微软雅黑" w:cs="Times New Roman"/>
-                <w:bCs/>
-                <w:color w:val="000000"/>
-                <w:sz w:val="21"/>
-                <w:szCs w:val="21"/>
-                <w:lang w:eastAsia="zh-CN"/>
-              </w:rPr>
-            </w:pPr>
-          </w:p>
-        </w:tc>
-        <w:tc>
-          <w:tcPr>
-            <w:tcW w:w="6639" w:type="dxa"/>
-            <w:tcBorders>
-              <w:tl2br w:val="nil"/>
-              <w:tr2bl w:val="nil"/>
-            </w:tcBorders>
-            <w:shd w:val="clear" w:color="auto" w:fill="auto"/>
-            <w:vAlign w:val="bottom"/>
-          </w:tcPr>
-          <w:p>
-            <w:pPr>
-              <w:jc w:val="both"/>
-              <w:rPr>
-                <w:rFonts w:hint="default" w:ascii="Times New Roman" w:hAnsi="Times New Roman" w:eastAsia="微软雅黑" w:cs="Times New Roman"/>
-                <w:bCs/>
-                <w:color w:val="000000"/>
-                <w:sz w:val="21"/>
-                <w:szCs w:val="21"/>
-                <w:lang w:eastAsia="zh-CN"/>
-              </w:rPr>
-            </w:pPr>
-            <w:r>
-              <w:rPr>
-                <w:rFonts w:hint="default" w:ascii="Times New Roman" w:hAnsi="Times New Roman" w:eastAsia="微软雅黑" w:cs="Times New Roman"/>
-                <w:b w:val="0"/>
                 <w:sz w:val="21"/>
                 <w:szCs w:val="21"/>
               </w:rPr>
@@ -4254,6 +4128,14 @@
       </w:tr>
       <w:tr>
         <w:tblPrEx>
+          <w:tblBorders>
+            <w:top w:val="single" w:color="0083C3" w:sz="24" w:space="0"/>
+            <w:left w:val="none" w:color="auto" w:sz="0" w:space="0"/>
+            <w:bottom w:val="single" w:color="A4A4A4" w:sz="4" w:space="0"/>
+            <w:right w:val="none" w:color="auto" w:sz="0" w:space="0"/>
+            <w:insideH w:val="single" w:color="A4A4A4" w:sz="4" w:space="0"/>
+            <w:insideV w:val="single" w:color="A4A4A4" w:sz="4" w:space="0"/>
+          </w:tblBorders>
           <w:tblCellMar>
             <w:top w:w="0" w:type="dxa"/>
             <w:left w:w="108" w:type="dxa"/>
@@ -4429,6 +4311,19 @@
             </w:pPr>
             <w:r>
               <w:rPr>
+                <w:rFonts w:hint="default" w:ascii="Times New Roman" w:hAnsi="Times New Roman" w:eastAsia="微软雅黑" w:cs="Times New Roman"/>
+                <w:b w:val="0"/>
+                <w:bCs/>
+                <w:color w:val="auto"/>
+                <w:kern w:val="0"/>
+                <w:sz w:val="21"/>
+                <w:szCs w:val="21"/>
+                <w:lang w:val="en-US" w:eastAsia="zh-CN" w:bidi="ar-SA"/>
+              </w:rPr>
+              <w:t xml:space="preserve">{% if </w:t>
+            </w:r>
+            <w:r>
+              <w:rPr>
                 <w:rFonts w:hint="eastAsia" w:ascii="Times New Roman" w:hAnsi="Times New Roman" w:eastAsia="微软雅黑" w:cs="Times New Roman"/>
                 <w:b w:val="0"/>
                 <w:bCs/>
@@ -4438,7 +4333,7 @@
                 <w:szCs w:val="21"/>
                 <w:lang w:val="en-US" w:eastAsia="zh-CN" w:bidi="ar-SA"/>
               </w:rPr>
-              <w:t>{{</w:t>
+              <w:t>her2</w:t>
             </w:r>
             <w:r>
               <w:rPr>
@@ -4451,7 +4346,7 @@
                 <w:szCs w:val="21"/>
                 <w:lang w:val="en-US" w:eastAsia="zh-CN" w:bidi="ar-SA"/>
               </w:rPr>
-              <w:t xml:space="preserve"> </w:t>
+              <w:t>.</w:t>
             </w:r>
             <w:r>
               <w:rPr>
@@ -4464,7 +4359,98 @@
                 <w:szCs w:val="21"/>
                 <w:lang w:val="en-US" w:eastAsia="zh-CN" w:bidi="ar-SA"/>
               </w:rPr>
-              <w:t>her2.cep17_cell }}</w:t>
+              <w:t xml:space="preserve">cep17_cell </w:t>
+            </w:r>
+            <w:r>
+              <w:rPr>
+                <w:rFonts w:hint="default" w:ascii="Times New Roman" w:hAnsi="Times New Roman" w:eastAsia="微软雅黑" w:cs="Times New Roman"/>
+                <w:b w:val="0"/>
+                <w:bCs/>
+                <w:color w:val="auto"/>
+                <w:kern w:val="0"/>
+                <w:sz w:val="21"/>
+                <w:szCs w:val="21"/>
+                <w:lang w:val="en-US" w:eastAsia="zh-CN" w:bidi="ar-SA"/>
+              </w:rPr>
+              <w:t>== ‘</w:t>
+            </w:r>
+            <w:r>
+              <w:rPr>
+                <w:rFonts w:hint="eastAsia" w:ascii="Times New Roman" w:hAnsi="Times New Roman" w:eastAsia="微软雅黑" w:cs="Times New Roman"/>
+                <w:b w:val="0"/>
+                <w:bCs/>
+                <w:color w:val="auto"/>
+                <w:kern w:val="0"/>
+                <w:sz w:val="21"/>
+                <w:szCs w:val="21"/>
+                <w:lang w:val="en-US" w:eastAsia="zh-CN" w:bidi="ar-SA"/>
+              </w:rPr>
+              <w:t>阳性</w:t>
+            </w:r>
+            <w:r>
+              <w:rPr>
+                <w:rFonts w:hint="default" w:ascii="Times New Roman" w:hAnsi="Times New Roman" w:eastAsia="微软雅黑" w:cs="Times New Roman"/>
+                <w:b w:val="0"/>
+                <w:bCs/>
+                <w:color w:val="auto"/>
+                <w:kern w:val="0"/>
+                <w:sz w:val="21"/>
+                <w:szCs w:val="21"/>
+                <w:lang w:val="en-US" w:eastAsia="zh-CN" w:bidi="ar-SA"/>
+              </w:rPr>
+              <w:t>’%}</w:t>
+            </w:r>
+            <w:r>
+              <w:rPr>
+                <w:rFonts w:hint="eastAsia" w:ascii="微软雅黑" w:hAnsi="微软雅黑" w:eastAsia="微软雅黑" w:cs="微软雅黑"/>
+                <w:b w:val="0"/>
+                <w:bCs/>
+                <w:color w:val="FF0000"/>
+                <w:kern w:val="0"/>
+                <w:sz w:val="21"/>
+                <w:szCs w:val="21"/>
+                <w:lang w:val="en-US" w:eastAsia="zh-CN" w:bidi="ar"/>
+              </w:rPr>
+              <w:t>阳性</w:t>
+            </w:r>
+            <w:r>
+              <w:rPr>
+                <w:rFonts w:hint="default" w:ascii="Times New Roman" w:hAnsi="Times New Roman" w:eastAsia="微软雅黑" w:cs="Times New Roman"/>
+                <w:b w:val="0"/>
+                <w:bCs/>
+                <w:color w:val="auto"/>
+                <w:kern w:val="0"/>
+                <w:sz w:val="21"/>
+                <w:szCs w:val="21"/>
+                <w:lang w:val="en-US" w:eastAsia="zh-CN" w:bidi="ar-SA"/>
+              </w:rPr>
+              <w:t>{% else %}</w:t>
+            </w:r>
+            <w:r>
+              <w:rPr>
+                <w:rFonts w:hint="eastAsia" w:ascii="微软雅黑" w:hAnsi="微软雅黑" w:eastAsia="微软雅黑" w:cs="微软雅黑"/>
+                <w:b w:val="0"/>
+                <w:bCs/>
+                <w:color w:val="00B050"/>
+                <w:kern w:val="0"/>
+                <w:sz w:val="21"/>
+                <w:szCs w:val="21"/>
+                <w:lang w:val="en-US" w:eastAsia="zh-CN" w:bidi="ar"/>
+              </w:rPr>
+              <w:t>阴性</w:t>
+            </w:r>
+            <w:r>
+              <w:rPr>
+                <w:rFonts w:hint="default" w:ascii="Times New Roman" w:hAnsi="Times New Roman" w:eastAsia="微软雅黑" w:cs="Times New Roman"/>
+                <w:b w:val="0"/>
+                <w:bCs/>
+                <w:color w:val="auto"/>
+                <w:kern w:val="0"/>
+                <w:sz w:val="21"/>
+                <w:szCs w:val="21"/>
+                <w:lang w:val="en-US" w:eastAsia="zh-CN" w:bidi="ar-SA"/>
+              </w:rPr>
+              <w:t>{% endif %}</w:t>
             </w:r>
           </w:p>
         </w:tc>
@@ -4503,7 +4489,7 @@
                 <w:szCs w:val="21"/>
                 <w:lang w:val="en-US" w:eastAsia="zh-CN" w:bidi="ar-SA"/>
               </w:rPr>
-              <w:t>{{</w:t>
+              <w:t>{{her2</w:t>
             </w:r>
             <w:r>
               <w:rPr>
@@ -4516,7 +4502,7 @@
                 <w:szCs w:val="21"/>
                 <w:lang w:val="en-US" w:eastAsia="zh-CN" w:bidi="ar-SA"/>
               </w:rPr>
-              <w:t xml:space="preserve"> </w:t>
+              <w:t>.detection</w:t>
             </w:r>
             <w:r>
               <w:rPr>
@@ -4529,8 +4515,10 @@
                 <w:szCs w:val="21"/>
                 <w:lang w:val="en-US" w:eastAsia="zh-CN" w:bidi="ar-SA"/>
               </w:rPr>
-              <w:t>her2.detection }}</w:t>
-            </w:r>
+              <w:t>}}</w:t>
+            </w:r>
+            <w:bookmarkStart w:id="13" w:name="_GoBack"/>
+            <w:bookmarkEnd w:id="13"/>
           </w:p>
         </w:tc>
       </w:tr>
@@ -4931,6 +4919,19 @@
             </w:pPr>
             <w:r>
               <w:rPr>
+                <w:rFonts w:hint="default" w:ascii="Times New Roman" w:hAnsi="Times New Roman" w:eastAsia="微软雅黑" w:cs="Times New Roman"/>
+                <w:b w:val="0"/>
+                <w:bCs/>
+                <w:color w:val="auto"/>
+                <w:kern w:val="0"/>
+                <w:sz w:val="21"/>
+                <w:szCs w:val="21"/>
+                <w:lang w:val="en-US" w:eastAsia="zh-CN" w:bidi="ar-SA"/>
+              </w:rPr>
+              <w:t xml:space="preserve">{% if </w:t>
+            </w:r>
+            <w:r>
+              <w:rPr>
                 <w:rFonts w:hint="eastAsia" w:ascii="Times New Roman" w:hAnsi="Times New Roman" w:eastAsia="微软雅黑" w:cs="Times New Roman"/>
                 <w:b w:val="0"/>
                 <w:bCs/>
@@ -4940,7 +4941,7 @@
                 <w:szCs w:val="21"/>
                 <w:lang w:val="en-US" w:eastAsia="zh-CN" w:bidi="ar-SA"/>
               </w:rPr>
-              <w:t>{{</w:t>
+              <w:t>her2</w:t>
             </w:r>
             <w:r>
               <w:rPr>
@@ -4953,7 +4954,7 @@
                 <w:szCs w:val="21"/>
                 <w:lang w:val="en-US" w:eastAsia="zh-CN" w:bidi="ar-SA"/>
               </w:rPr>
-              <w:t xml:space="preserve"> </w:t>
+              <w:t>.detection == ‘</w:t>
             </w:r>
             <w:r>
               <w:rPr>
@@ -4966,7 +4967,72 @@
                 <w:szCs w:val="21"/>
                 <w:lang w:val="en-US" w:eastAsia="zh-CN" w:bidi="ar-SA"/>
               </w:rPr>
-              <w:t>her2.detection }}</w:t>
+              <w:t>阳性</w:t>
+            </w:r>
+            <w:r>
+              <w:rPr>
+                <w:rFonts w:hint="default" w:ascii="Times New Roman" w:hAnsi="Times New Roman" w:eastAsia="微软雅黑" w:cs="Times New Roman"/>
+                <w:b w:val="0"/>
+                <w:bCs/>
+                <w:color w:val="auto"/>
+                <w:kern w:val="0"/>
+                <w:sz w:val="21"/>
+                <w:szCs w:val="21"/>
+                <w:lang w:val="en-US" w:eastAsia="zh-CN" w:bidi="ar-SA"/>
+              </w:rPr>
+              <w:t>’%}</w:t>
+            </w:r>
+            <w:r>
+              <w:rPr>
+                <w:rFonts w:hint="eastAsia" w:ascii="微软雅黑" w:hAnsi="微软雅黑" w:eastAsia="微软雅黑" w:cs="微软雅黑"/>
+                <w:b w:val="0"/>
+                <w:bCs/>
+                <w:color w:val="FF0000"/>
+                <w:kern w:val="0"/>
+                <w:sz w:val="21"/>
+                <w:szCs w:val="21"/>
+                <w:lang w:val="en-US" w:eastAsia="zh-CN" w:bidi="ar"/>
+              </w:rPr>
+              <w:t>阳性</w:t>
+            </w:r>
+            <w:r>
+              <w:rPr>
+                <w:rFonts w:hint="default" w:ascii="Times New Roman" w:hAnsi="Times New Roman" w:eastAsia="微软雅黑" w:cs="Times New Roman"/>
+                <w:b w:val="0"/>
+                <w:bCs/>
+                <w:color w:val="auto"/>
+                <w:kern w:val="0"/>
+                <w:sz w:val="21"/>
+                <w:szCs w:val="21"/>
+                <w:lang w:val="en-US" w:eastAsia="zh-CN" w:bidi="ar-SA"/>
+              </w:rPr>
+              <w:t>{% else %}</w:t>
+            </w:r>
+            <w:r>
+              <w:rPr>
+                <w:rFonts w:hint="eastAsia" w:ascii="微软雅黑" w:hAnsi="微软雅黑" w:eastAsia="微软雅黑" w:cs="微软雅黑"/>
+                <w:b w:val="0"/>
+                <w:bCs/>
+                <w:color w:val="00B050"/>
+                <w:kern w:val="0"/>
+                <w:sz w:val="21"/>
+                <w:szCs w:val="21"/>
+                <w:lang w:val="en-US" w:eastAsia="zh-CN" w:bidi="ar"/>
+              </w:rPr>
+              <w:t>阴性</w:t>
+            </w:r>
+            <w:r>
+              <w:rPr>
+                <w:rFonts w:hint="default" w:ascii="Times New Roman" w:hAnsi="Times New Roman" w:eastAsia="微软雅黑" w:cs="Times New Roman"/>
+                <w:b w:val="0"/>
+                <w:bCs/>
+                <w:color w:val="auto"/>
+                <w:kern w:val="0"/>
+                <w:sz w:val="21"/>
+                <w:szCs w:val="21"/>
+                <w:lang w:val="en-US" w:eastAsia="zh-CN" w:bidi="ar-SA"/>
+              </w:rPr>
+              <w:t>{% endif %}</w:t>
             </w:r>
           </w:p>
         </w:tc>
@@ -7331,68 +7397,45 @@
             </w:pPr>
             <w:r>
               <w:rPr>
-                <w:rFonts w:hint="eastAsia" w:eastAsia="微软雅黑"/>
-                <w:lang w:eastAsia="zh-CN"/>
-              </w:rPr>
-              <w:drawing>
-                <wp:anchor distT="0" distB="0" distL="114300" distR="114300" simplePos="0" relativeHeight="251666432" behindDoc="0" locked="0" layoutInCell="1" allowOverlap="1">
-                  <wp:simplePos x="0" y="0"/>
-                  <wp:positionH relativeFrom="column">
-                    <wp:posOffset>-29210</wp:posOffset>
-                  </wp:positionH>
-                  <wp:positionV relativeFrom="paragraph">
-                    <wp:posOffset>-76835</wp:posOffset>
-                  </wp:positionV>
-                  <wp:extent cx="495935" cy="280670"/>
-                  <wp:effectExtent l="0" t="0" r="0" b="9525"/>
-                  <wp:wrapNone/>
-                  <wp:docPr id="8" name="图片 8" descr="王建丽"/>
-                  <wp:cNvGraphicFramePr>
-                    <a:graphicFrameLocks xmlns:a="http://schemas.openxmlformats.org/drawingml/2006/main" noChangeAspect="1"/>
-                  </wp:cNvGraphicFramePr>
-                  <a:graphic xmlns:a="http://schemas.openxmlformats.org/drawingml/2006/main">
-                    <a:graphicData uri="http://schemas.openxmlformats.org/drawingml/2006/picture">
-                      <pic:pic xmlns:pic="http://schemas.openxmlformats.org/drawingml/2006/picture">
-                        <pic:nvPicPr>
-                          <pic:cNvPr id="8" name="图片 8" descr="王建丽"/>
-                          <pic:cNvPicPr>
-                            <a:picLocks noChangeAspect="1"/>
-                          </pic:cNvPicPr>
-                        </pic:nvPicPr>
-                        <pic:blipFill>
-                          <a:blip r:embed="rId19">
-                            <a:clrChange>
-                              <a:clrFrom>
-                                <a:srgbClr val="FFFFFF">
-                                  <a:alpha val="100000"/>
-                                </a:srgbClr>
-                              </a:clrFrom>
-                              <a:clrTo>
-                                <a:srgbClr val="FFFFFF">
-                                  <a:alpha val="100000"/>
-                                  <a:alpha val="0"/>
-                                </a:srgbClr>
-                              </a:clrTo>
-                            </a:clrChange>
-                          </a:blip>
-                          <a:stretch>
-                            <a:fillRect/>
-                          </a:stretch>
-                        </pic:blipFill>
-                        <pic:spPr>
-                          <a:xfrm>
-                            <a:off x="0" y="0"/>
-                            <a:ext cx="495935" cy="280670"/>
-                          </a:xfrm>
-                          <a:prstGeom prst="rect">
-                            <a:avLst/>
-                          </a:prstGeom>
-                        </pic:spPr>
-                      </pic:pic>
-                    </a:graphicData>
-                  </a:graphic>
-                </wp:anchor>
-              </w:drawing>
+                <w:rFonts w:hint="default" w:ascii="Times New Roman" w:hAnsi="Times New Roman" w:cs="Times New Roman"/>
+                <w:sz w:val="16"/>
+                <w:szCs w:val="16"/>
+              </w:rPr>
+              <w:t>{{"ty_tianjin2"|sign(</w:t>
+            </w:r>
+            <w:r>
+              <w:rPr>
+                <w:rFonts w:hint="eastAsia" w:ascii="Times New Roman" w:hAnsi="Times New Roman" w:cs="Times New Roman"/>
+                <w:sz w:val="16"/>
+                <w:szCs w:val="16"/>
+                <w:lang w:val="en-US" w:eastAsia="zh-CN"/>
+              </w:rPr>
+              <w:t>39</w:t>
+            </w:r>
+            <w:r>
+              <w:rPr>
+                <w:rFonts w:hint="default" w:ascii="Times New Roman" w:hAnsi="Times New Roman" w:cs="Times New Roman"/>
+                <w:sz w:val="16"/>
+                <w:szCs w:val="16"/>
+              </w:rPr>
+              <w:t>,</w:t>
+            </w:r>
+            <w:r>
+              <w:rPr>
+                <w:rFonts w:hint="eastAsia" w:ascii="Times New Roman" w:hAnsi="Times New Roman" w:cs="Times New Roman"/>
+                <w:sz w:val="16"/>
+                <w:szCs w:val="16"/>
+                <w:lang w:val="en-US" w:eastAsia="zh-CN"/>
+              </w:rPr>
+              <w:t>22</w:t>
+            </w:r>
+            <w:r>
+              <w:rPr>
+                <w:rFonts w:hint="default" w:ascii="Times New Roman" w:hAnsi="Times New Roman" w:cs="Times New Roman"/>
+                <w:sz w:val="16"/>
+                <w:szCs w:val="16"/>
+              </w:rPr>
+              <w:t>)}}</w:t>
             </w:r>
           </w:p>
         </w:tc>
@@ -7558,7 +7601,7 @@
                     </pic:cNvPicPr>
                   </pic:nvPicPr>
                   <pic:blipFill>
-                    <a:blip r:embed="rId20">
+                    <a:blip r:embed="rId19">
                       <a:extLst>
                         <a:ext uri="{28A0092B-C50C-407E-A947-70E740481C1C}">
                           <a14:useLocalDpi xmlns:a14="http://schemas.microsoft.com/office/drawing/2010/main" val="0"/>
@@ -12419,7 +12462,7 @@
                     </pic:cNvPicPr>
                   </pic:nvPicPr>
                   <pic:blipFill>
-                    <a:blip r:embed="rId21"/>
+                    <a:blip r:embed="rId20"/>
                     <a:stretch>
                       <a:fillRect/>
                     </a:stretch>
@@ -12475,7 +12518,7 @@
                     </pic:cNvPicPr>
                   </pic:nvPicPr>
                   <pic:blipFill>
-                    <a:blip r:embed="rId22"/>
+                    <a:blip r:embed="rId21"/>
                     <a:stretch>
                       <a:fillRect/>
                     </a:stretch>
@@ -12656,7 +12699,7 @@
                     </pic:cNvPicPr>
                   </pic:nvPicPr>
                   <pic:blipFill>
-                    <a:blip r:embed="rId23"/>
+                    <a:blip r:embed="rId22"/>
                     <a:srcRect/>
                     <a:stretch>
                       <a:fillRect/>
